--- a/BACKUP y MIGRACIÓN.docx
+++ b/BACKUP y MIGRACIÓN.docx
@@ -4,39 +4,34 @@
   <w:body>
     <w:p>
       <w:pPr>
+        <w:rPr/>
+      </w:pPr>
+      <w:r>
+        <w:rPr>
+          <w:rtl w:val="0"/>
+        </w:rPr>
+        <w:t xml:space="preserve">Thomas Barrero - Samuel arevalo</w:t>
+      </w:r>
+    </w:p>
+    <w:p>
+      <w:pPr>
+        <w:rPr/>
+      </w:pPr>
+      <w:r>
+        <w:rPr>
+          <w:rtl w:val="0"/>
+        </w:rPr>
+        <w:t xml:space="preserve">Desarrollo de punto 1</w:t>
+      </w:r>
+    </w:p>
+    <w:p>
+      <w:pPr>
         <w:pStyle w:val="Title"/>
         <w:ind w:left="0" w:firstLine="0"/>
         <w:rPr/>
       </w:pPr>
-      <w:bookmarkStart w:colFirst="0" w:colLast="0" w:name="_p4grlykpgtto" w:id="0"/>
+      <w:bookmarkStart w:colFirst="0" w:colLast="0" w:name="_vccdx8d1n1ww" w:id="0"/>
       <w:bookmarkEnd w:id="0"/>
-      <w:r>
-        <w:rPr>
-          <w:rtl w:val="0"/>
-        </w:rPr>
-        <w:t xml:space="preserve">Thomas Barrero - Samuel arevalo</w:t>
-      </w:r>
-    </w:p>
-    <w:p>
-      <w:pPr>
-        <w:ind w:left="0" w:firstLine="0"/>
-        <w:rPr/>
-      </w:pPr>
-      <w:r>
-        <w:rPr>
-          <w:rtl w:val="0"/>
-        </w:rPr>
-        <w:t xml:space="preserve">Desarrollo de punto 1</w:t>
-      </w:r>
-    </w:p>
-    <w:p>
-      <w:pPr>
-        <w:pStyle w:val="Title"/>
-        <w:ind w:left="0" w:firstLine="0"/>
-        <w:rPr/>
-      </w:pPr>
-      <w:bookmarkStart w:colFirst="0" w:colLast="0" w:name="_vccdx8d1n1ww" w:id="1"/>
-      <w:bookmarkEnd w:id="1"/>
       <w:r>
         <w:rPr>
           <w:rtl w:val="0"/>
@@ -91,8 +86,8 @@
         <w:ind w:left="0" w:firstLine="0"/>
         <w:rPr/>
       </w:pPr>
-      <w:bookmarkStart w:colFirst="0" w:colLast="0" w:name="_804vqv9vb07p" w:id="2"/>
-      <w:bookmarkEnd w:id="2"/>
+      <w:bookmarkStart w:colFirst="0" w:colLast="0" w:name="_804vqv9vb07p" w:id="1"/>
+      <w:bookmarkEnd w:id="1"/>
       <w:r>
         <w:rPr>
           <w:rtl w:val="0"/>
@@ -184,156 +179,153 @@
         <w:tc>
           <w:tcPr>
             <w:tcBorders>
-              <w:top w:color="0f1115" w:space="0" w:sz="4" w:val="single"/>
-              <w:left w:color="0f1115" w:space="0" w:sz="4" w:val="single"/>
-              <w:bottom w:color="0f1115" w:space="0" w:sz="4" w:val="single"/>
-              <w:right w:color="0f1115" w:space="0" w:sz="4" w:val="single"/>
+              <w:top w:color="cccccc" w:space="0" w:sz="5" w:val="single"/>
+              <w:left w:color="cccccc" w:space="0" w:sz="5" w:val="single"/>
+              <w:bottom w:color="29ffff" w:space="0" w:sz="5" w:val="single"/>
+              <w:right w:color="cccccc" w:space="0" w:sz="5" w:val="single"/>
             </w:tcBorders>
+            <w:shd w:fill="ffffff" w:val="clear"/>
             <w:tcMar>
-              <w:top w:w="160.0" w:type="dxa"/>
-              <w:left w:w="0.0" w:type="dxa"/>
-              <w:bottom w:w="160.0" w:type="dxa"/>
-              <w:right w:w="240.0" w:type="dxa"/>
+              <w:top w:w="40.0" w:type="dxa"/>
+              <w:left w:w="40.0" w:type="dxa"/>
+              <w:bottom w:w="40.0" w:type="dxa"/>
+              <w:right w:w="40.0" w:type="dxa"/>
             </w:tcMar>
-            <w:vAlign w:val="top"/>
+            <w:vAlign w:val="bottom"/>
           </w:tcPr>
           <w:p>
             <w:pPr>
               <w:widowControl w:val="0"/>
-              <w:spacing w:line="391.30434782608694" w:lineRule="auto"/>
-              <w:ind w:left="0" w:firstLine="0"/>
-              <w:jc w:val="both"/>
-              <w:rPr>
-                <w:color w:val="0f1115"/>
-                <w:sz w:val="16"/>
-                <w:szCs w:val="16"/>
-              </w:rPr>
-            </w:pPr>
-            <w:r>
-              <w:rPr>
-                <w:color w:val="0f1115"/>
-                <w:sz w:val="16"/>
-                <w:szCs w:val="16"/>
+              <w:ind w:left="0" w:firstLine="0"/>
+              <w:rPr>
+                <w:b w:val="0"/>
+                <w:bCs w:val="0"/>
+              </w:rPr>
+            </w:pPr>
+            <w:r>
+              <w:rPr>
                 <w:rtl w:val="0"/>
               </w:rPr>
               <w:t xml:space="preserve">Componente</w:t>
+            </w:r>
+            <w:r>
+              <w:rPr>
+                <w:rtl w:val="0"/>
+              </w:rPr>
             </w:r>
           </w:p>
         </w:tc>
         <w:tc>
           <w:tcPr>
             <w:tcBorders>
-              <w:top w:color="0f1115" w:space="0" w:sz="4" w:val="single"/>
-              <w:left w:color="0f1115" w:space="0" w:sz="4" w:val="single"/>
-              <w:bottom w:color="0f1115" w:space="0" w:sz="4" w:val="single"/>
-              <w:right w:color="0f1115" w:space="0" w:sz="4" w:val="single"/>
+              <w:top w:color="cccccc" w:space="0" w:sz="5" w:val="single"/>
+              <w:left w:color="cccccc" w:space="0" w:sz="5" w:val="single"/>
+              <w:bottom w:color="29ffff" w:space="0" w:sz="5" w:val="single"/>
+              <w:right w:color="cccccc" w:space="0" w:sz="5" w:val="single"/>
             </w:tcBorders>
+            <w:shd w:fill="ffffff" w:val="clear"/>
             <w:tcMar>
-              <w:top w:w="160.0" w:type="dxa"/>
-              <w:left w:w="240.0" w:type="dxa"/>
-              <w:bottom w:w="160.0" w:type="dxa"/>
-              <w:right w:w="240.0" w:type="dxa"/>
+              <w:top w:w="40.0" w:type="dxa"/>
+              <w:left w:w="40.0" w:type="dxa"/>
+              <w:bottom w:w="40.0" w:type="dxa"/>
+              <w:right w:w="40.0" w:type="dxa"/>
             </w:tcMar>
-            <w:vAlign w:val="top"/>
+            <w:vAlign w:val="bottom"/>
           </w:tcPr>
           <w:p>
             <w:pPr>
               <w:widowControl w:val="0"/>
-              <w:spacing w:line="391.30434782608694" w:lineRule="auto"/>
-              <w:ind w:left="0" w:firstLine="0"/>
-              <w:jc w:val="both"/>
-              <w:rPr>
-                <w:color w:val="0f1115"/>
-                <w:sz w:val="16"/>
-                <w:szCs w:val="16"/>
-              </w:rPr>
-            </w:pPr>
-            <w:r>
-              <w:rPr>
-                <w:color w:val="0f1115"/>
-                <w:sz w:val="16"/>
-                <w:szCs w:val="16"/>
+              <w:ind w:left="0" w:firstLine="0"/>
+              <w:rPr>
+                <w:b w:val="0"/>
+                <w:bCs w:val="0"/>
+              </w:rPr>
+            </w:pPr>
+            <w:r>
+              <w:rPr>
                 <w:rtl w:val="0"/>
               </w:rPr>
               <w:t xml:space="preserve">Ruta / Origen</w:t>
+            </w:r>
+            <w:r>
+              <w:rPr>
+                <w:rtl w:val="0"/>
+              </w:rPr>
             </w:r>
           </w:p>
         </w:tc>
         <w:tc>
           <w:tcPr>
             <w:tcBorders>
-              <w:top w:color="0f1115" w:space="0" w:sz="4" w:val="single"/>
-              <w:left w:color="0f1115" w:space="0" w:sz="4" w:val="single"/>
-              <w:bottom w:color="0f1115" w:space="0" w:sz="4" w:val="single"/>
-              <w:right w:color="0f1115" w:space="0" w:sz="4" w:val="single"/>
+              <w:top w:color="cccccc" w:space="0" w:sz="5" w:val="single"/>
+              <w:left w:color="cccccc" w:space="0" w:sz="5" w:val="single"/>
+              <w:bottom w:color="29ffff" w:space="0" w:sz="5" w:val="single"/>
+              <w:right w:color="cccccc" w:space="0" w:sz="5" w:val="single"/>
             </w:tcBorders>
+            <w:shd w:fill="ffffff" w:val="clear"/>
             <w:tcMar>
-              <w:top w:w="160.0" w:type="dxa"/>
-              <w:left w:w="240.0" w:type="dxa"/>
-              <w:bottom w:w="160.0" w:type="dxa"/>
-              <w:right w:w="240.0" w:type="dxa"/>
+              <w:top w:w="40.0" w:type="dxa"/>
+              <w:left w:w="40.0" w:type="dxa"/>
+              <w:bottom w:w="40.0" w:type="dxa"/>
+              <w:right w:w="40.0" w:type="dxa"/>
             </w:tcMar>
-            <w:vAlign w:val="top"/>
+            <w:vAlign w:val="bottom"/>
           </w:tcPr>
           <w:p>
             <w:pPr>
               <w:widowControl w:val="0"/>
-              <w:spacing w:line="391.30434782608694" w:lineRule="auto"/>
-              <w:ind w:left="0" w:firstLine="0"/>
-              <w:jc w:val="both"/>
-              <w:rPr>
-                <w:color w:val="0f1115"/>
-                <w:sz w:val="16"/>
-                <w:szCs w:val="16"/>
-              </w:rPr>
-            </w:pPr>
-            <w:r>
-              <w:rPr>
-                <w:color w:val="0f1115"/>
-                <w:sz w:val="16"/>
-                <w:szCs w:val="16"/>
+              <w:ind w:left="0" w:firstLine="0"/>
+              <w:rPr>
+                <w:b w:val="0"/>
+                <w:bCs w:val="0"/>
+              </w:rPr>
+            </w:pPr>
+            <w:r>
+              <w:rPr>
                 <w:rtl w:val="0"/>
               </w:rPr>
               <w:t xml:space="preserve">Incluye (Backup Completo)</w:t>
+            </w:r>
+            <w:r>
+              <w:rPr>
+                <w:rtl w:val="0"/>
+              </w:rPr>
             </w:r>
           </w:p>
         </w:tc>
         <w:tc>
           <w:tcPr>
             <w:tcBorders>
-              <w:top w:color="0f1115" w:space="0" w:sz="4" w:val="single"/>
-              <w:left w:color="0f1115" w:space="0" w:sz="4" w:val="single"/>
-              <w:bottom w:color="0f1115" w:space="0" w:sz="4" w:val="single"/>
-              <w:right w:color="0f1115" w:space="0" w:sz="4" w:val="single"/>
+              <w:top w:color="cccccc" w:space="0" w:sz="5" w:val="single"/>
+              <w:left w:color="cccccc" w:space="0" w:sz="5" w:val="single"/>
+              <w:bottom w:color="29ffff" w:space="0" w:sz="5" w:val="single"/>
+              <w:right w:color="000000" w:space="0" w:sz="5" w:val="single"/>
             </w:tcBorders>
+            <w:shd w:fill="ffffff" w:val="clear"/>
             <w:tcMar>
-              <w:top w:w="160.0" w:type="dxa"/>
-              <w:left w:w="240.0" w:type="dxa"/>
-              <w:bottom w:w="160.0" w:type="dxa"/>
-              <w:right w:w="240.0" w:type="dxa"/>
+              <w:top w:w="40.0" w:type="dxa"/>
+              <w:left w:w="0.0" w:type="dxa"/>
+              <w:bottom w:w="40.0" w:type="dxa"/>
+              <w:right w:w="0.0" w:type="dxa"/>
             </w:tcMar>
-            <w:vAlign w:val="top"/>
+            <w:vAlign w:val="bottom"/>
           </w:tcPr>
           <w:p>
             <w:pPr>
               <w:widowControl w:val="0"/>
-              <w:spacing w:line="391.30434782608694" w:lineRule="auto"/>
-              <w:ind w:left="0" w:firstLine="0"/>
-              <w:jc w:val="both"/>
-              <w:rPr>
-                <w:color w:val="0f1115"/>
-                <w:sz w:val="16"/>
-                <w:szCs w:val="16"/>
-              </w:rPr>
-            </w:pPr>
-            <w:r>
-              <w:rPr>
-                <w:color w:val="0f1115"/>
-                <w:sz w:val="16"/>
-                <w:szCs w:val="16"/>
+              <w:ind w:left="0" w:firstLine="0"/>
+              <w:rPr/>
+            </w:pPr>
+            <w:r>
+              <w:rPr>
                 <w:rtl w:val="0"/>
               </w:rPr>
               <w:t xml:space="preserve">Excluye (No se respalda)</w:t>
+            </w:r>
+            <w:r>
+              <w:rPr>
+                <w:rtl w:val="0"/>
+              </w:rPr>
             </w:r>
           </w:p>
         </w:tc>
@@ -346,121 +338,95 @@
         <w:tc>
           <w:tcPr>
             <w:tcBorders>
-              <w:top w:color="0f1115" w:space="0" w:sz="4" w:val="single"/>
-              <w:left w:color="0f1115" w:space="0" w:sz="4" w:val="single"/>
-              <w:bottom w:color="0f1115" w:space="0" w:sz="4" w:val="single"/>
-              <w:right w:color="0f1115" w:space="0" w:sz="4" w:val="single"/>
+              <w:top w:color="cccccc" w:space="0" w:sz="5" w:val="single"/>
+              <w:left w:color="cccccc" w:space="0" w:sz="5" w:val="single"/>
+              <w:bottom w:color="1fffff" w:space="0" w:sz="5" w:val="single"/>
+              <w:right w:color="cccccc" w:space="0" w:sz="5" w:val="single"/>
             </w:tcBorders>
+            <w:shd w:fill="ffffff" w:val="clear"/>
             <w:tcMar>
-              <w:top w:w="160.0" w:type="dxa"/>
-              <w:left w:w="0.0" w:type="dxa"/>
-              <w:bottom w:w="160.0" w:type="dxa"/>
-              <w:right w:w="240.0" w:type="dxa"/>
+              <w:top w:w="40.0" w:type="dxa"/>
+              <w:left w:w="40.0" w:type="dxa"/>
+              <w:bottom w:w="40.0" w:type="dxa"/>
+              <w:right w:w="40.0" w:type="dxa"/>
             </w:tcMar>
-            <w:vAlign w:val="top"/>
+            <w:vAlign w:val="bottom"/>
           </w:tcPr>
           <w:p>
             <w:pPr>
               <w:widowControl w:val="0"/>
-              <w:spacing w:line="391.30434782608694" w:lineRule="auto"/>
-              <w:ind w:left="0" w:firstLine="0"/>
-              <w:jc w:val="both"/>
-              <w:rPr>
-                <w:color w:val="0f1115"/>
-                <w:sz w:val="16"/>
-                <w:szCs w:val="16"/>
-              </w:rPr>
-            </w:pPr>
-            <w:r>
-              <w:rPr>
-                <w:color w:val="0f1115"/>
-                <w:sz w:val="16"/>
-                <w:szCs w:val="16"/>
-                <w:rtl w:val="0"/>
-              </w:rPr>
-              <w:t xml:space="preserve">1. Base de datos MySQL</w:t>
+              <w:ind w:left="0" w:firstLine="0"/>
+              <w:rPr>
+                <w:b w:val="0"/>
+                <w:bCs w:val="0"/>
+              </w:rPr>
+            </w:pPr>
+            <w:r>
+              <w:rPr>
+                <w:b w:val="0"/>
+                <w:bCs w:val="0"/>
+                <w:rtl w:val="0"/>
+              </w:rPr>
+              <w:t xml:space="preserve">1. Base de datos MySQL (XAMPP)</w:t>
+            </w:r>
+            <w:r>
+              <w:rPr>
+                <w:rtl w:val="0"/>
+              </w:rPr>
             </w:r>
           </w:p>
         </w:tc>
         <w:tc>
           <w:tcPr>
             <w:tcBorders>
-              <w:top w:color="0f1115" w:space="0" w:sz="4" w:val="single"/>
-              <w:left w:color="0f1115" w:space="0" w:sz="4" w:val="single"/>
-              <w:bottom w:color="0f1115" w:space="0" w:sz="4" w:val="single"/>
-              <w:right w:color="0f1115" w:space="0" w:sz="4" w:val="single"/>
+              <w:top w:color="cccccc" w:space="0" w:sz="5" w:val="single"/>
+              <w:left w:color="cccccc" w:space="0" w:sz="5" w:val="single"/>
+              <w:bottom w:color="1fffff" w:space="0" w:sz="5" w:val="single"/>
+              <w:right w:color="cccccc" w:space="0" w:sz="5" w:val="single"/>
             </w:tcBorders>
+            <w:shd w:fill="ffffff" w:val="clear"/>
             <w:tcMar>
-              <w:top w:w="160.0" w:type="dxa"/>
-              <w:left w:w="240.0" w:type="dxa"/>
-              <w:bottom w:w="160.0" w:type="dxa"/>
-              <w:right w:w="240.0" w:type="dxa"/>
+              <w:top w:w="40.0" w:type="dxa"/>
+              <w:left w:w="40.0" w:type="dxa"/>
+              <w:bottom w:w="40.0" w:type="dxa"/>
+              <w:right w:w="40.0" w:type="dxa"/>
             </w:tcMar>
-            <w:vAlign w:val="top"/>
+            <w:vAlign w:val="bottom"/>
           </w:tcPr>
           <w:p>
             <w:pPr>
               <w:widowControl w:val="0"/>
-              <w:spacing w:line="391.30434782608694" w:lineRule="auto"/>
-              <w:ind w:left="0" w:firstLine="0"/>
-              <w:jc w:val="both"/>
-              <w:rPr>
-                <w:color w:val="0f1115"/>
-                <w:sz w:val="16"/>
-                <w:szCs w:val="16"/>
-                <w:shd w:fill="ebeef2" w:val="clear"/>
-              </w:rPr>
-            </w:pPr>
-            <w:r>
-              <w:rPr>
-                <w:color w:val="0f1115"/>
-                <w:sz w:val="16"/>
-                <w:szCs w:val="16"/>
-                <w:rtl w:val="0"/>
-              </w:rPr>
-              <w:t xml:space="preserve">Servidor </w:t>
-            </w:r>
-            <w:r>
-              <w:rPr>
-                <w:color w:val="0f1115"/>
-                <w:sz w:val="16"/>
-                <w:szCs w:val="16"/>
-                <w:shd w:fill="ebeef2" w:val="clear"/>
-                <w:rtl w:val="0"/>
-              </w:rPr>
-              <w:t xml:space="preserve">localhost:3306</w:t>
-            </w:r>
-          </w:p>
-          <w:p>
-            <w:pPr>
-              <w:widowControl w:val="0"/>
-              <w:spacing w:line="391.30434782608694" w:lineRule="auto"/>
-              <w:ind w:left="0" w:firstLine="0"/>
-              <w:jc w:val="both"/>
-              <w:rPr>
-                <w:color w:val="0f1115"/>
-                <w:sz w:val="16"/>
-                <w:szCs w:val="16"/>
-              </w:rPr>
-            </w:pPr>
-            <w:r>
-              <w:rPr>
-                <w:color w:val="0f1115"/>
-                <w:sz w:val="16"/>
-                <w:szCs w:val="16"/>
-                <w:rtl w:val="0"/>
-              </w:rPr>
-              <w:t xml:space="preserve">BD: </w:t>
-            </w:r>
-            <w:r>
-              <w:rPr>
-                <w:color w:val="0f1115"/>
-                <w:sz w:val="16"/>
-                <w:szCs w:val="16"/>
-                <w:shd w:fill="ebeef2" w:val="clear"/>
-                <w:rtl w:val="0"/>
-              </w:rPr>
-              <w:t xml:space="preserve">sistema_comercial</w:t>
+              <w:ind w:left="0" w:firstLine="0"/>
+              <w:rPr>
+                <w:b w:val="0"/>
+                <w:bCs w:val="0"/>
+              </w:rPr>
+            </w:pPr>
+            <w:r>
+              <w:rPr>
+                <w:b w:val="0"/>
+                <w:bCs w:val="0"/>
+                <w:rtl w:val="0"/>
+              </w:rPr>
+              <w:t xml:space="preserve">Servidor localhost:3306 (gestionado por XAMPP)</w:t>
+            </w:r>
+          </w:p>
+          <w:p>
+            <w:pPr>
+              <w:widowControl w:val="0"/>
+              <w:ind w:left="0" w:firstLine="0"/>
+              <w:rPr>
+                <w:b w:val="0"/>
+                <w:bCs w:val="0"/>
+              </w:rPr>
+            </w:pPr>
+            <w:r>
+              <w:rPr>
+                <w:b w:val="0"/>
+                <w:bCs w:val="0"/>
+                <w:rtl w:val="0"/>
+              </w:rPr>
+              <w:t xml:space="preserve">BD: sistema_comercial</w:t>
             </w:r>
             <w:r>
               <w:rPr>
@@ -472,36 +438,33 @@
         <w:tc>
           <w:tcPr>
             <w:tcBorders>
-              <w:top w:color="0f1115" w:space="0" w:sz="4" w:val="single"/>
-              <w:left w:color="0f1115" w:space="0" w:sz="4" w:val="single"/>
-              <w:bottom w:color="0f1115" w:space="0" w:sz="4" w:val="single"/>
-              <w:right w:color="0f1115" w:space="0" w:sz="4" w:val="single"/>
+              <w:top w:color="cccccc" w:space="0" w:sz="5" w:val="single"/>
+              <w:left w:color="cccccc" w:space="0" w:sz="5" w:val="single"/>
+              <w:bottom w:color="1fffff" w:space="0" w:sz="5" w:val="single"/>
+              <w:right w:color="cccccc" w:space="0" w:sz="5" w:val="single"/>
             </w:tcBorders>
+            <w:shd w:fill="ffffff" w:val="clear"/>
             <w:tcMar>
-              <w:top w:w="160.0" w:type="dxa"/>
-              <w:left w:w="240.0" w:type="dxa"/>
-              <w:bottom w:w="160.0" w:type="dxa"/>
-              <w:right w:w="240.0" w:type="dxa"/>
+              <w:top w:w="40.0" w:type="dxa"/>
+              <w:left w:w="40.0" w:type="dxa"/>
+              <w:bottom w:w="40.0" w:type="dxa"/>
+              <w:right w:w="40.0" w:type="dxa"/>
             </w:tcMar>
-            <w:vAlign w:val="top"/>
+            <w:vAlign w:val="bottom"/>
           </w:tcPr>
           <w:p>
             <w:pPr>
               <w:widowControl w:val="0"/>
-              <w:spacing w:line="391.30434782608694" w:lineRule="auto"/>
-              <w:ind w:left="0" w:firstLine="0"/>
-              <w:jc w:val="both"/>
-              <w:rPr>
-                <w:color w:val="0f1115"/>
-                <w:sz w:val="16"/>
-                <w:szCs w:val="16"/>
-              </w:rPr>
-            </w:pPr>
-            <w:r>
-              <w:rPr>
-                <w:color w:val="0f1115"/>
-                <w:sz w:val="16"/>
-                <w:szCs w:val="16"/>
+              <w:ind w:left="0" w:firstLine="0"/>
+              <w:rPr>
+                <w:b w:val="0"/>
+                <w:bCs w:val="0"/>
+              </w:rPr>
+            </w:pPr>
+            <w:r>
+              <w:rPr>
+                <w:b w:val="0"/>
+                <w:bCs w:val="0"/>
                 <w:rtl w:val="0"/>
               </w:rPr>
               <w:t xml:space="preserve">Estructura completa + Datos:</w:t>
@@ -510,20 +473,16 @@
           <w:p>
             <w:pPr>
               <w:widowControl w:val="0"/>
-              <w:spacing w:line="391.30434782608694" w:lineRule="auto"/>
-              <w:ind w:left="0" w:firstLine="0"/>
-              <w:jc w:val="both"/>
-              <w:rPr>
-                <w:color w:val="0f1115"/>
-                <w:sz w:val="16"/>
-                <w:szCs w:val="16"/>
-              </w:rPr>
-            </w:pPr>
-            <w:r>
-              <w:rPr>
-                <w:color w:val="0f1115"/>
-                <w:sz w:val="16"/>
-                <w:szCs w:val="16"/>
+              <w:ind w:left="0" w:firstLine="0"/>
+              <w:rPr>
+                <w:b w:val="0"/>
+                <w:bCs w:val="0"/>
+              </w:rPr>
+            </w:pPr>
+            <w:r>
+              <w:rPr>
+                <w:b w:val="0"/>
+                <w:bCs w:val="0"/>
                 <w:rtl w:val="0"/>
               </w:rPr>
               <w:t xml:space="preserve">- 13 tablas (roles, usuarios, productos, pedidos, etc.)</w:t>
@@ -532,20 +491,16 @@
           <w:p>
             <w:pPr>
               <w:widowControl w:val="0"/>
-              <w:spacing w:line="391.30434782608694" w:lineRule="auto"/>
-              <w:ind w:left="0" w:firstLine="0"/>
-              <w:jc w:val="both"/>
-              <w:rPr>
-                <w:color w:val="0f1115"/>
-                <w:sz w:val="16"/>
-                <w:szCs w:val="16"/>
-              </w:rPr>
-            </w:pPr>
-            <w:r>
-              <w:rPr>
-                <w:color w:val="0f1115"/>
-                <w:sz w:val="16"/>
-                <w:szCs w:val="16"/>
+              <w:ind w:left="0" w:firstLine="0"/>
+              <w:rPr>
+                <w:b w:val="0"/>
+                <w:bCs w:val="0"/>
+              </w:rPr>
+            </w:pPr>
+            <w:r>
+              <w:rPr>
+                <w:b w:val="0"/>
+                <w:bCs w:val="0"/>
                 <w:rtl w:val="0"/>
               </w:rPr>
               <w:t xml:space="preserve">- 5 Triggers (validación stock, auditoría)</w:t>
@@ -554,20 +509,16 @@
           <w:p>
             <w:pPr>
               <w:widowControl w:val="0"/>
-              <w:spacing w:line="391.30434782608694" w:lineRule="auto"/>
-              <w:ind w:left="0" w:firstLine="0"/>
-              <w:jc w:val="both"/>
-              <w:rPr>
-                <w:color w:val="0f1115"/>
-                <w:sz w:val="16"/>
-                <w:szCs w:val="16"/>
-              </w:rPr>
-            </w:pPr>
-            <w:r>
-              <w:rPr>
-                <w:color w:val="0f1115"/>
-                <w:sz w:val="16"/>
-                <w:szCs w:val="16"/>
+              <w:ind w:left="0" w:firstLine="0"/>
+              <w:rPr>
+                <w:b w:val="0"/>
+                <w:bCs w:val="0"/>
+              </w:rPr>
+            </w:pPr>
+            <w:r>
+              <w:rPr>
+                <w:b w:val="0"/>
+                <w:bCs w:val="0"/>
                 <w:rtl w:val="0"/>
               </w:rPr>
               <w:t xml:space="preserve">- Procedimientos almacenados y eventos</w:t>
@@ -576,62 +527,65 @@
           <w:p>
             <w:pPr>
               <w:widowControl w:val="0"/>
-              <w:spacing w:line="391.30434782608694" w:lineRule="auto"/>
-              <w:ind w:left="0" w:firstLine="0"/>
-              <w:jc w:val="both"/>
-              <w:rPr>
-                <w:color w:val="0f1115"/>
-                <w:sz w:val="16"/>
-                <w:szCs w:val="16"/>
-              </w:rPr>
-            </w:pPr>
-            <w:r>
-              <w:rPr>
-                <w:color w:val="0f1115"/>
-                <w:sz w:val="16"/>
-                <w:szCs w:val="16"/>
+              <w:ind w:left="0" w:firstLine="0"/>
+              <w:rPr>
+                <w:b w:val="0"/>
+                <w:bCs w:val="0"/>
+              </w:rPr>
+            </w:pPr>
+            <w:r>
+              <w:rPr>
+                <w:b w:val="0"/>
+                <w:bCs w:val="0"/>
                 <w:rtl w:val="0"/>
               </w:rPr>
               <w:t xml:space="preserve">- Todos los registros de producción</w:t>
+            </w:r>
+            <w:r>
+              <w:rPr>
+                <w:rtl w:val="0"/>
+              </w:rPr>
             </w:r>
           </w:p>
         </w:tc>
         <w:tc>
           <w:tcPr>
             <w:tcBorders>
-              <w:top w:color="0f1115" w:space="0" w:sz="4" w:val="single"/>
-              <w:left w:color="0f1115" w:space="0" w:sz="4" w:val="single"/>
-              <w:bottom w:color="0f1115" w:space="0" w:sz="4" w:val="single"/>
-              <w:right w:color="0f1115" w:space="0" w:sz="4" w:val="single"/>
+              <w:top w:color="cccccc" w:space="0" w:sz="5" w:val="single"/>
+              <w:left w:color="cccccc" w:space="0" w:sz="5" w:val="single"/>
+              <w:bottom w:color="1fffff" w:space="0" w:sz="5" w:val="single"/>
+              <w:right w:color="000000" w:space="0" w:sz="5" w:val="single"/>
             </w:tcBorders>
+            <w:shd w:fill="ffffff" w:val="clear"/>
             <w:tcMar>
-              <w:top w:w="160.0" w:type="dxa"/>
-              <w:left w:w="240.0" w:type="dxa"/>
-              <w:bottom w:w="160.0" w:type="dxa"/>
+              <w:top w:w="40.0" w:type="dxa"/>
+              <w:left w:w="0.0" w:type="dxa"/>
+              <w:bottom w:w="40.0" w:type="dxa"/>
               <w:right w:w="0.0" w:type="dxa"/>
             </w:tcMar>
-            <w:vAlign w:val="top"/>
+            <w:vAlign w:val="bottom"/>
           </w:tcPr>
           <w:p>
             <w:pPr>
               <w:widowControl w:val="0"/>
-              <w:spacing w:line="391.30434782608694" w:lineRule="auto"/>
-              <w:ind w:left="0" w:firstLine="0"/>
-              <w:jc w:val="both"/>
-              <w:rPr>
-                <w:color w:val="0f1115"/>
-                <w:sz w:val="16"/>
-                <w:szCs w:val="16"/>
-              </w:rPr>
-            </w:pPr>
-            <w:r>
-              <w:rPr>
-                <w:color w:val="0f1115"/>
-                <w:sz w:val="16"/>
-                <w:szCs w:val="16"/>
+              <w:ind w:left="0" w:firstLine="0"/>
+              <w:rPr>
+                <w:b w:val="0"/>
+                <w:bCs w:val="0"/>
+              </w:rPr>
+            </w:pPr>
+            <w:r>
+              <w:rPr>
+                <w:b w:val="0"/>
+                <w:bCs w:val="0"/>
                 <w:rtl w:val="0"/>
               </w:rPr>
               <w:t xml:space="preserve">N/A (se respalda al 100%)</w:t>
+            </w:r>
+            <w:r>
+              <w:rPr>
+                <w:rtl w:val="0"/>
+              </w:rPr>
             </w:r>
           </w:p>
         </w:tc>
@@ -644,76 +598,74 @@
         <w:tc>
           <w:tcPr>
             <w:tcBorders>
-              <w:top w:color="0f1115" w:space="0" w:sz="4" w:val="single"/>
-              <w:left w:color="0f1115" w:space="0" w:sz="4" w:val="single"/>
-              <w:bottom w:color="0f1115" w:space="0" w:sz="4" w:val="single"/>
-              <w:right w:color="0f1115" w:space="0" w:sz="4" w:val="single"/>
+              <w:top w:color="cccccc" w:space="0" w:sz="5" w:val="single"/>
+              <w:left w:color="cccccc" w:space="0" w:sz="5" w:val="single"/>
+              <w:bottom w:color="1fffff" w:space="0" w:sz="5" w:val="single"/>
+              <w:right w:color="cccccc" w:space="0" w:sz="5" w:val="single"/>
             </w:tcBorders>
+            <w:shd w:fill="ffffff" w:val="clear"/>
             <w:tcMar>
-              <w:top w:w="160.0" w:type="dxa"/>
-              <w:left w:w="0.0" w:type="dxa"/>
-              <w:bottom w:w="160.0" w:type="dxa"/>
-              <w:right w:w="240.0" w:type="dxa"/>
+              <w:top w:w="40.0" w:type="dxa"/>
+              <w:left w:w="40.0" w:type="dxa"/>
+              <w:bottom w:w="40.0" w:type="dxa"/>
+              <w:right w:w="40.0" w:type="dxa"/>
             </w:tcMar>
-            <w:vAlign w:val="top"/>
+            <w:vAlign w:val="bottom"/>
           </w:tcPr>
           <w:p>
             <w:pPr>
               <w:widowControl w:val="0"/>
-              <w:spacing w:line="391.30434782608694" w:lineRule="auto"/>
-              <w:ind w:left="0" w:firstLine="0"/>
-              <w:jc w:val="both"/>
-              <w:rPr>
-                <w:color w:val="0f1115"/>
-                <w:sz w:val="16"/>
-                <w:szCs w:val="16"/>
-              </w:rPr>
-            </w:pPr>
-            <w:r>
-              <w:rPr>
-                <w:color w:val="0f1115"/>
-                <w:sz w:val="16"/>
-                <w:szCs w:val="16"/>
+              <w:ind w:left="0" w:firstLine="0"/>
+              <w:rPr>
+                <w:b w:val="0"/>
+                <w:bCs w:val="0"/>
+              </w:rPr>
+            </w:pPr>
+            <w:r>
+              <w:rPr>
+                <w:b w:val="0"/>
+                <w:bCs w:val="0"/>
                 <w:rtl w:val="0"/>
               </w:rPr>
               <w:t xml:space="preserve">2. Código fuente (Backend)</w:t>
+            </w:r>
+            <w:r>
+              <w:rPr>
+                <w:rtl w:val="0"/>
+              </w:rPr>
             </w:r>
           </w:p>
         </w:tc>
         <w:tc>
           <w:tcPr>
             <w:tcBorders>
-              <w:top w:color="0f1115" w:space="0" w:sz="4" w:val="single"/>
-              <w:left w:color="0f1115" w:space="0" w:sz="4" w:val="single"/>
-              <w:bottom w:color="0f1115" w:space="0" w:sz="4" w:val="single"/>
-              <w:right w:color="0f1115" w:space="0" w:sz="4" w:val="single"/>
+              <w:top w:color="cccccc" w:space="0" w:sz="5" w:val="single"/>
+              <w:left w:color="cccccc" w:space="0" w:sz="5" w:val="single"/>
+              <w:bottom w:color="1fffff" w:space="0" w:sz="5" w:val="single"/>
+              <w:right w:color="cccccc" w:space="0" w:sz="5" w:val="single"/>
             </w:tcBorders>
+            <w:shd w:fill="ffffff" w:val="clear"/>
             <w:tcMar>
-              <w:top w:w="160.0" w:type="dxa"/>
-              <w:left w:w="240.0" w:type="dxa"/>
-              <w:bottom w:w="160.0" w:type="dxa"/>
-              <w:right w:w="240.0" w:type="dxa"/>
+              <w:top w:w="40.0" w:type="dxa"/>
+              <w:left w:w="40.0" w:type="dxa"/>
+              <w:bottom w:w="40.0" w:type="dxa"/>
+              <w:right w:w="40.0" w:type="dxa"/>
             </w:tcMar>
-            <w:vAlign w:val="top"/>
+            <w:vAlign w:val="bottom"/>
           </w:tcPr>
           <w:p>
             <w:pPr>
               <w:widowControl w:val="0"/>
-              <w:spacing w:line="391.30434782608694" w:lineRule="auto"/>
-              <w:ind w:left="0" w:firstLine="0"/>
-              <w:jc w:val="both"/>
-              <w:rPr>
-                <w:color w:val="0f1115"/>
-                <w:sz w:val="16"/>
-                <w:szCs w:val="16"/>
-              </w:rPr>
-            </w:pPr>
-            <w:r>
-              <w:rPr>
-                <w:color w:val="0f1115"/>
-                <w:sz w:val="16"/>
-                <w:szCs w:val="16"/>
-                <w:shd w:fill="ebeef2" w:val="clear"/>
+              <w:ind w:left="0" w:firstLine="0"/>
+              <w:rPr>
+                <w:b w:val="0"/>
+                <w:bCs w:val="0"/>
+              </w:rPr>
+            </w:pPr>
+            <w:r>
+              <w:rPr>
+                <w:b w:val="0"/>
+                <w:bCs w:val="0"/>
                 <w:rtl w:val="0"/>
               </w:rPr>
               <w:t xml:space="preserve">C:\proyectos\backend-solid\</w:t>
@@ -728,395 +680,190 @@
         <w:tc>
           <w:tcPr>
             <w:tcBorders>
-              <w:top w:color="0f1115" w:space="0" w:sz="4" w:val="single"/>
-              <w:left w:color="0f1115" w:space="0" w:sz="4" w:val="single"/>
-              <w:bottom w:color="0f1115" w:space="0" w:sz="4" w:val="single"/>
-              <w:right w:color="0f1115" w:space="0" w:sz="4" w:val="single"/>
+              <w:top w:color="cccccc" w:space="0" w:sz="5" w:val="single"/>
+              <w:left w:color="cccccc" w:space="0" w:sz="5" w:val="single"/>
+              <w:bottom w:color="1fffff" w:space="0" w:sz="5" w:val="single"/>
+              <w:right w:color="cccccc" w:space="0" w:sz="5" w:val="single"/>
             </w:tcBorders>
+            <w:shd w:fill="ffffff" w:val="clear"/>
             <w:tcMar>
-              <w:top w:w="160.0" w:type="dxa"/>
-              <w:left w:w="240.0" w:type="dxa"/>
-              <w:bottom w:w="160.0" w:type="dxa"/>
-              <w:right w:w="240.0" w:type="dxa"/>
+              <w:top w:w="40.0" w:type="dxa"/>
+              <w:left w:w="40.0" w:type="dxa"/>
+              <w:bottom w:w="40.0" w:type="dxa"/>
+              <w:right w:w="40.0" w:type="dxa"/>
             </w:tcMar>
-            <w:vAlign w:val="top"/>
+            <w:vAlign w:val="bottom"/>
           </w:tcPr>
           <w:p>
             <w:pPr>
               <w:widowControl w:val="0"/>
-              <w:spacing w:line="391.30434782608694" w:lineRule="auto"/>
-              <w:ind w:left="0" w:firstLine="0"/>
-              <w:jc w:val="both"/>
-              <w:rPr>
-                <w:color w:val="0f1115"/>
-                <w:sz w:val="16"/>
-                <w:szCs w:val="16"/>
-              </w:rPr>
-            </w:pPr>
-            <w:r>
-              <w:rPr>
-                <w:color w:val="0f1115"/>
-                <w:sz w:val="16"/>
-                <w:szCs w:val="16"/>
-                <w:rtl w:val="0"/>
-              </w:rPr>
-              <w:t xml:space="preserve">Todo el código y configuración:</w:t>
-            </w:r>
-          </w:p>
-          <w:p>
-            <w:pPr>
-              <w:widowControl w:val="0"/>
-              <w:spacing w:line="391.30434782608694" w:lineRule="auto"/>
-              <w:ind w:left="0" w:firstLine="0"/>
-              <w:jc w:val="both"/>
-              <w:rPr>
-                <w:color w:val="0f1115"/>
-                <w:sz w:val="16"/>
-                <w:szCs w:val="16"/>
-              </w:rPr>
-            </w:pPr>
-            <w:r>
-              <w:rPr>
-                <w:color w:val="0f1115"/>
-                <w:sz w:val="16"/>
-                <w:szCs w:val="16"/>
-                <w:rtl w:val="0"/>
-              </w:rPr>
-              <w:t xml:space="preserve">- Carpeta </w:t>
-            </w:r>
-            <w:r>
-              <w:rPr>
-                <w:color w:val="0f1115"/>
-                <w:sz w:val="16"/>
-                <w:szCs w:val="16"/>
-                <w:shd w:fill="ebeef2" w:val="clear"/>
-                <w:rtl w:val="0"/>
-              </w:rPr>
-              <w:t xml:space="preserve">/src</w:t>
-            </w:r>
-            <w:r>
-              <w:rPr>
-                <w:color w:val="0f1115"/>
-                <w:sz w:val="16"/>
-                <w:szCs w:val="16"/>
-                <w:rtl w:val="0"/>
-              </w:rPr>
-              <w:t xml:space="preserve"> (controladores, rutas, modelos)</w:t>
-            </w:r>
-          </w:p>
-          <w:p>
-            <w:pPr>
-              <w:widowControl w:val="0"/>
-              <w:spacing w:line="391.30434782608694" w:lineRule="auto"/>
-              <w:ind w:left="0" w:firstLine="0"/>
-              <w:jc w:val="both"/>
-              <w:rPr>
-                <w:color w:val="0f1115"/>
-                <w:sz w:val="16"/>
-                <w:szCs w:val="16"/>
-              </w:rPr>
-            </w:pPr>
-            <w:r>
-              <w:rPr>
-                <w:color w:val="0f1115"/>
-                <w:sz w:val="16"/>
-                <w:szCs w:val="16"/>
-                <w:rtl w:val="0"/>
-              </w:rPr>
-              <w:t xml:space="preserve">- Archivo </w:t>
-            </w:r>
-            <w:r>
-              <w:rPr>
-                <w:color w:val="0f1115"/>
-                <w:sz w:val="16"/>
-                <w:szCs w:val="16"/>
-                <w:shd w:fill="ebeef2" w:val="clear"/>
-                <w:rtl w:val="0"/>
-              </w:rPr>
-              <w:t xml:space="preserve">.env</w:t>
-            </w:r>
-            <w:r>
-              <w:rPr>
-                <w:color w:val="0f1115"/>
-                <w:sz w:val="16"/>
-                <w:szCs w:val="16"/>
-                <w:rtl w:val="0"/>
-              </w:rPr>
-              <w:t xml:space="preserve"> (credenciales de producción)</w:t>
-            </w:r>
-          </w:p>
-          <w:p>
-            <w:pPr>
-              <w:widowControl w:val="0"/>
-              <w:spacing w:line="391.30434782608694" w:lineRule="auto"/>
-              <w:ind w:left="0" w:firstLine="0"/>
-              <w:jc w:val="both"/>
-              <w:rPr>
-                <w:color w:val="0f1115"/>
-                <w:sz w:val="16"/>
-                <w:szCs w:val="16"/>
-                <w:shd w:fill="ebeef2" w:val="clear"/>
-              </w:rPr>
-            </w:pPr>
-            <w:r>
-              <w:rPr>
-                <w:color w:val="0f1115"/>
-                <w:sz w:val="16"/>
-                <w:szCs w:val="16"/>
-                <w:rtl w:val="0"/>
-              </w:rPr>
-              <w:t xml:space="preserve">- </w:t>
-            </w:r>
-            <w:r>
-              <w:rPr>
-                <w:color w:val="0f1115"/>
-                <w:sz w:val="16"/>
-                <w:szCs w:val="16"/>
-                <w:shd w:fill="ebeef2" w:val="clear"/>
-                <w:rtl w:val="0"/>
-              </w:rPr>
-              <w:t xml:space="preserve">package.json</w:t>
-            </w:r>
-            <w:r>
-              <w:rPr>
-                <w:color w:val="0f1115"/>
-                <w:sz w:val="16"/>
-                <w:szCs w:val="16"/>
-                <w:rtl w:val="0"/>
-              </w:rPr>
-              <w:t xml:space="preserve"> y </w:t>
-            </w:r>
-            <w:r>
-              <w:rPr>
-                <w:color w:val="0f1115"/>
-                <w:sz w:val="16"/>
-                <w:szCs w:val="16"/>
-                <w:shd w:fill="ebeef2" w:val="clear"/>
-                <w:rtl w:val="0"/>
-              </w:rPr>
-              <w:t xml:space="preserve">package-lock.json</w:t>
-            </w:r>
-          </w:p>
-          <w:p>
-            <w:pPr>
-              <w:widowControl w:val="0"/>
-              <w:spacing w:line="391.30434782608694" w:lineRule="auto"/>
-              <w:ind w:left="0" w:firstLine="0"/>
-              <w:jc w:val="both"/>
-              <w:rPr>
-                <w:color w:val="0f1115"/>
-                <w:sz w:val="16"/>
-                <w:szCs w:val="16"/>
-              </w:rPr>
-            </w:pPr>
-            <w:r>
-              <w:rPr>
-                <w:color w:val="0f1115"/>
-                <w:sz w:val="16"/>
-                <w:szCs w:val="16"/>
-                <w:rtl w:val="0"/>
-              </w:rPr>
-              <w:t xml:space="preserve">- Scripts SQL en </w:t>
-            </w:r>
-            <w:r>
-              <w:rPr>
-                <w:color w:val="0f1115"/>
-                <w:sz w:val="16"/>
-                <w:szCs w:val="16"/>
-                <w:shd w:fill="ebeef2" w:val="clear"/>
-                <w:rtl w:val="0"/>
-              </w:rPr>
-              <w:t xml:space="preserve">/DB</w:t>
-            </w:r>
-            <w:r>
-              <w:rPr>
-                <w:color w:val="0f1115"/>
-                <w:sz w:val="16"/>
-                <w:szCs w:val="16"/>
-                <w:rtl w:val="0"/>
-              </w:rPr>
-              <w:t xml:space="preserve"> (Schema, Seed, Triggers)</w:t>
-            </w:r>
-          </w:p>
-          <w:p>
-            <w:pPr>
-              <w:widowControl w:val="0"/>
-              <w:spacing w:line="391.30434782608694" w:lineRule="auto"/>
-              <w:ind w:left="0" w:firstLine="0"/>
-              <w:jc w:val="both"/>
-              <w:rPr>
-                <w:color w:val="0f1115"/>
-                <w:sz w:val="16"/>
-                <w:szCs w:val="16"/>
-              </w:rPr>
-            </w:pPr>
-            <w:r>
-              <w:rPr>
-                <w:color w:val="0f1115"/>
-                <w:sz w:val="16"/>
-                <w:szCs w:val="16"/>
+              <w:ind w:left="0" w:firstLine="0"/>
+              <w:rPr>
+                <w:b w:val="0"/>
+                <w:bCs w:val="0"/>
+              </w:rPr>
+            </w:pPr>
+            <w:r>
+              <w:rPr>
+                <w:b w:val="0"/>
+                <w:bCs w:val="0"/>
+                <w:rtl w:val="0"/>
+              </w:rPr>
+              <w:t xml:space="preserve">- Carpeta /src (controladores, rutas, modelos)</w:t>
+            </w:r>
+          </w:p>
+          <w:p>
+            <w:pPr>
+              <w:widowControl w:val="0"/>
+              <w:ind w:left="0" w:firstLine="0"/>
+              <w:rPr>
+                <w:b w:val="0"/>
+                <w:bCs w:val="0"/>
+              </w:rPr>
+            </w:pPr>
+            <w:r>
+              <w:rPr>
+                <w:b w:val="0"/>
+                <w:bCs w:val="0"/>
+                <w:rtl w:val="0"/>
+              </w:rPr>
+              <w:t xml:space="preserve">- Archivo .env (credenciales de producción)</w:t>
+            </w:r>
+          </w:p>
+          <w:p>
+            <w:pPr>
+              <w:widowControl w:val="0"/>
+              <w:ind w:left="0" w:firstLine="0"/>
+              <w:rPr>
+                <w:b w:val="0"/>
+                <w:bCs w:val="0"/>
+              </w:rPr>
+            </w:pPr>
+            <w:r>
+              <w:rPr>
+                <w:b w:val="0"/>
+                <w:bCs w:val="0"/>
+                <w:rtl w:val="0"/>
+              </w:rPr>
+              <w:t xml:space="preserve">- package.json y package-lock.json</w:t>
+            </w:r>
+          </w:p>
+          <w:p>
+            <w:pPr>
+              <w:widowControl w:val="0"/>
+              <w:ind w:left="0" w:firstLine="0"/>
+              <w:rPr>
+                <w:b w:val="0"/>
+                <w:bCs w:val="0"/>
+              </w:rPr>
+            </w:pPr>
+            <w:r>
+              <w:rPr>
+                <w:b w:val="0"/>
+                <w:bCs w:val="0"/>
+                <w:rtl w:val="0"/>
+              </w:rPr>
+              <w:t xml:space="preserve">- Scripts SQL en /DB (Schema, Seed, Triggers)</w:t>
+            </w:r>
+          </w:p>
+          <w:p>
+            <w:pPr>
+              <w:widowControl w:val="0"/>
+              <w:ind w:left="0" w:firstLine="0"/>
+              <w:rPr>
+                <w:b w:val="0"/>
+                <w:bCs w:val="0"/>
+              </w:rPr>
+            </w:pPr>
+            <w:r>
+              <w:rPr>
+                <w:b w:val="0"/>
+                <w:bCs w:val="0"/>
                 <w:rtl w:val="0"/>
               </w:rPr>
               <w:t xml:space="preserve">- Archivos de configuración del servidor</w:t>
+            </w:r>
+            <w:r>
+              <w:rPr>
+                <w:rtl w:val="0"/>
+              </w:rPr>
             </w:r>
           </w:p>
         </w:tc>
         <w:tc>
           <w:tcPr>
             <w:tcBorders>
-              <w:top w:color="0f1115" w:space="0" w:sz="4" w:val="single"/>
-              <w:left w:color="0f1115" w:space="0" w:sz="4" w:val="single"/>
-              <w:bottom w:color="0f1115" w:space="0" w:sz="4" w:val="single"/>
-              <w:right w:color="0f1115" w:space="0" w:sz="4" w:val="single"/>
+              <w:top w:color="cccccc" w:space="0" w:sz="5" w:val="single"/>
+              <w:left w:color="cccccc" w:space="0" w:sz="5" w:val="single"/>
+              <w:bottom w:color="1fffff" w:space="0" w:sz="5" w:val="single"/>
+              <w:right w:color="000000" w:space="0" w:sz="5" w:val="single"/>
             </w:tcBorders>
+            <w:shd w:fill="ffffff" w:val="clear"/>
             <w:tcMar>
-              <w:top w:w="160.0" w:type="dxa"/>
-              <w:left w:w="240.0" w:type="dxa"/>
-              <w:bottom w:w="160.0" w:type="dxa"/>
+              <w:top w:w="40.0" w:type="dxa"/>
+              <w:left w:w="0.0" w:type="dxa"/>
+              <w:bottom w:w="40.0" w:type="dxa"/>
               <w:right w:w="0.0" w:type="dxa"/>
             </w:tcMar>
-            <w:vAlign w:val="top"/>
+            <w:vAlign w:val="bottom"/>
           </w:tcPr>
           <w:p>
             <w:pPr>
               <w:widowControl w:val="0"/>
-              <w:spacing w:line="391.30434782608694" w:lineRule="auto"/>
-              <w:ind w:left="0" w:firstLine="0"/>
-              <w:jc w:val="both"/>
-              <w:rPr>
-                <w:color w:val="0f1115"/>
-                <w:sz w:val="16"/>
-                <w:szCs w:val="16"/>
-              </w:rPr>
-            </w:pPr>
-            <w:r>
-              <w:rPr>
-                <w:color w:val="0f1115"/>
-                <w:sz w:val="16"/>
-                <w:szCs w:val="16"/>
-                <w:rtl w:val="0"/>
-              </w:rPr>
-              <w:t xml:space="preserve">- </w:t>
-            </w:r>
-            <w:r>
-              <w:rPr>
-                <w:color w:val="0f1115"/>
-                <w:sz w:val="16"/>
-                <w:szCs w:val="16"/>
-                <w:shd w:fill="ebeef2" w:val="clear"/>
-                <w:rtl w:val="0"/>
-              </w:rPr>
-              <w:t xml:space="preserve">node_modules/</w:t>
-            </w:r>
-            <w:r>
-              <w:rPr>
-                <w:color w:val="0f1115"/>
-                <w:sz w:val="16"/>
-                <w:szCs w:val="16"/>
-                <w:rtl w:val="0"/>
-              </w:rPr>
-              <w:t xml:space="preserve"> (se regenera con </w:t>
-            </w:r>
-            <w:r>
-              <w:rPr>
-                <w:color w:val="0f1115"/>
-                <w:sz w:val="16"/>
-                <w:szCs w:val="16"/>
-                <w:shd w:fill="ebeef2" w:val="clear"/>
-                <w:rtl w:val="0"/>
-              </w:rPr>
-              <w:t xml:space="preserve">npm install</w:t>
-            </w:r>
-            <w:r>
-              <w:rPr>
-                <w:color w:val="0f1115"/>
-                <w:sz w:val="16"/>
-                <w:szCs w:val="16"/>
-                <w:rtl w:val="0"/>
-              </w:rPr>
-              <w:t xml:space="preserve">)</w:t>
-            </w:r>
-          </w:p>
-          <w:p>
-            <w:pPr>
-              <w:widowControl w:val="0"/>
-              <w:spacing w:line="391.30434782608694" w:lineRule="auto"/>
-              <w:ind w:left="0" w:firstLine="0"/>
-              <w:jc w:val="both"/>
-              <w:rPr>
-                <w:color w:val="0f1115"/>
-                <w:sz w:val="16"/>
-                <w:szCs w:val="16"/>
-              </w:rPr>
-            </w:pPr>
-            <w:r>
-              <w:rPr>
-                <w:color w:val="0f1115"/>
-                <w:sz w:val="16"/>
-                <w:szCs w:val="16"/>
-                <w:rtl w:val="0"/>
-              </w:rPr>
-              <w:t xml:space="preserve">- </w:t>
-            </w:r>
-            <w:r>
-              <w:rPr>
-                <w:color w:val="0f1115"/>
-                <w:sz w:val="16"/>
-                <w:szCs w:val="16"/>
-                <w:shd w:fill="ebeef2" w:val="clear"/>
-                <w:rtl w:val="0"/>
-              </w:rPr>
-              <w:t xml:space="preserve">logs/</w:t>
-            </w:r>
-            <w:r>
-              <w:rPr>
-                <w:color w:val="0f1115"/>
-                <w:sz w:val="16"/>
-                <w:szCs w:val="16"/>
-                <w:rtl w:val="0"/>
-              </w:rPr>
-              <w:t xml:space="preserve"> (temporales)</w:t>
-            </w:r>
-          </w:p>
-          <w:p>
-            <w:pPr>
-              <w:widowControl w:val="0"/>
-              <w:spacing w:line="391.30434782608694" w:lineRule="auto"/>
-              <w:ind w:left="0" w:firstLine="0"/>
-              <w:jc w:val="both"/>
-              <w:rPr>
-                <w:color w:val="0f1115"/>
-                <w:sz w:val="16"/>
-                <w:szCs w:val="16"/>
-              </w:rPr>
-            </w:pPr>
-            <w:r>
-              <w:rPr>
-                <w:color w:val="0f1115"/>
-                <w:sz w:val="16"/>
-                <w:szCs w:val="16"/>
-                <w:rtl w:val="0"/>
-              </w:rPr>
-              <w:t xml:space="preserve">- </w:t>
-            </w:r>
-            <w:r>
-              <w:rPr>
-                <w:color w:val="0f1115"/>
-                <w:sz w:val="16"/>
-                <w:szCs w:val="16"/>
-                <w:shd w:fill="ebeef2" w:val="clear"/>
-                <w:rtl w:val="0"/>
-              </w:rPr>
-              <w:t xml:space="preserve">selenium/</w:t>
-            </w:r>
-            <w:r>
-              <w:rPr>
-                <w:color w:val="0f1115"/>
-                <w:sz w:val="16"/>
-                <w:szCs w:val="16"/>
-                <w:rtl w:val="0"/>
-              </w:rPr>
-              <w:t xml:space="preserve"> (solo pruebas)</w:t>
+              <w:ind w:left="0" w:firstLine="0"/>
+              <w:rPr>
+                <w:b w:val="0"/>
+                <w:bCs w:val="0"/>
+              </w:rPr>
+            </w:pPr>
+            <w:r>
+              <w:rPr>
+                <w:b w:val="0"/>
+                <w:bCs w:val="0"/>
+                <w:rtl w:val="0"/>
+              </w:rPr>
+              <w:t xml:space="preserve">- node_modules/ (se regenera con npm install)</w:t>
+            </w:r>
+          </w:p>
+          <w:p>
+            <w:pPr>
+              <w:widowControl w:val="0"/>
+              <w:ind w:left="0" w:firstLine="0"/>
+              <w:rPr>
+                <w:b w:val="0"/>
+                <w:bCs w:val="0"/>
+              </w:rPr>
+            </w:pPr>
+            <w:r>
+              <w:rPr>
+                <w:b w:val="0"/>
+                <w:bCs w:val="0"/>
+                <w:rtl w:val="0"/>
+              </w:rPr>
+              <w:t xml:space="preserve">- logs/ (temporales)</w:t>
+            </w:r>
+          </w:p>
+          <w:p>
+            <w:pPr>
+              <w:widowControl w:val="0"/>
+              <w:ind w:left="0" w:firstLine="0"/>
+              <w:rPr>
+                <w:b w:val="0"/>
+                <w:bCs w:val="0"/>
+              </w:rPr>
+            </w:pPr>
+            <w:r>
+              <w:rPr>
+                <w:b w:val="0"/>
+                <w:bCs w:val="0"/>
+                <w:rtl w:val="0"/>
+              </w:rPr>
+              <w:t xml:space="preserve">- selenium/ (solo pruebas)</w:t>
+            </w:r>
+            <w:r>
+              <w:rPr>
+                <w:rtl w:val="0"/>
+              </w:rPr>
             </w:r>
           </w:p>
         </w:tc>
@@ -1129,76 +876,74 @@
         <w:tc>
           <w:tcPr>
             <w:tcBorders>
-              <w:top w:color="0f1115" w:space="0" w:sz="4" w:val="single"/>
-              <w:left w:color="0f1115" w:space="0" w:sz="4" w:val="single"/>
-              <w:bottom w:color="0f1115" w:space="0" w:sz="4" w:val="single"/>
-              <w:right w:color="0f1115" w:space="0" w:sz="4" w:val="single"/>
+              <w:top w:color="cccccc" w:space="0" w:sz="5" w:val="single"/>
+              <w:left w:color="cccccc" w:space="0" w:sz="5" w:val="single"/>
+              <w:bottom w:color="1fffff" w:space="0" w:sz="5" w:val="single"/>
+              <w:right w:color="cccccc" w:space="0" w:sz="5" w:val="single"/>
             </w:tcBorders>
+            <w:shd w:fill="ffffff" w:val="clear"/>
             <w:tcMar>
-              <w:top w:w="160.0" w:type="dxa"/>
-              <w:left w:w="0.0" w:type="dxa"/>
-              <w:bottom w:w="160.0" w:type="dxa"/>
-              <w:right w:w="240.0" w:type="dxa"/>
+              <w:top w:w="40.0" w:type="dxa"/>
+              <w:left w:w="40.0" w:type="dxa"/>
+              <w:bottom w:w="40.0" w:type="dxa"/>
+              <w:right w:w="40.0" w:type="dxa"/>
             </w:tcMar>
-            <w:vAlign w:val="top"/>
+            <w:vAlign w:val="bottom"/>
           </w:tcPr>
           <w:p>
             <w:pPr>
               <w:widowControl w:val="0"/>
-              <w:spacing w:line="391.30434782608694" w:lineRule="auto"/>
-              <w:ind w:left="0" w:firstLine="0"/>
-              <w:jc w:val="both"/>
-              <w:rPr>
-                <w:color w:val="0f1115"/>
-                <w:sz w:val="16"/>
-                <w:szCs w:val="16"/>
-              </w:rPr>
-            </w:pPr>
-            <w:r>
-              <w:rPr>
-                <w:color w:val="0f1115"/>
-                <w:sz w:val="16"/>
-                <w:szCs w:val="16"/>
+              <w:ind w:left="0" w:firstLine="0"/>
+              <w:rPr>
+                <w:b w:val="0"/>
+                <w:bCs w:val="0"/>
+              </w:rPr>
+            </w:pPr>
+            <w:r>
+              <w:rPr>
+                <w:b w:val="0"/>
+                <w:bCs w:val="0"/>
                 <w:rtl w:val="0"/>
               </w:rPr>
               <w:t xml:space="preserve">3. Código fuente (Frontend)</w:t>
+            </w:r>
+            <w:r>
+              <w:rPr>
+                <w:rtl w:val="0"/>
+              </w:rPr>
             </w:r>
           </w:p>
         </w:tc>
         <w:tc>
           <w:tcPr>
             <w:tcBorders>
-              <w:top w:color="0f1115" w:space="0" w:sz="4" w:val="single"/>
-              <w:left w:color="0f1115" w:space="0" w:sz="4" w:val="single"/>
-              <w:bottom w:color="0f1115" w:space="0" w:sz="4" w:val="single"/>
-              <w:right w:color="0f1115" w:space="0" w:sz="4" w:val="single"/>
+              <w:top w:color="cccccc" w:space="0" w:sz="5" w:val="single"/>
+              <w:left w:color="cccccc" w:space="0" w:sz="5" w:val="single"/>
+              <w:bottom w:color="1fffff" w:space="0" w:sz="5" w:val="single"/>
+              <w:right w:color="cccccc" w:space="0" w:sz="5" w:val="single"/>
             </w:tcBorders>
+            <w:shd w:fill="ffffff" w:val="clear"/>
             <w:tcMar>
-              <w:top w:w="160.0" w:type="dxa"/>
-              <w:left w:w="240.0" w:type="dxa"/>
-              <w:bottom w:w="160.0" w:type="dxa"/>
-              <w:right w:w="240.0" w:type="dxa"/>
+              <w:top w:w="40.0" w:type="dxa"/>
+              <w:left w:w="40.0" w:type="dxa"/>
+              <w:bottom w:w="40.0" w:type="dxa"/>
+              <w:right w:w="40.0" w:type="dxa"/>
             </w:tcMar>
-            <w:vAlign w:val="top"/>
+            <w:vAlign w:val="bottom"/>
           </w:tcPr>
           <w:p>
             <w:pPr>
               <w:widowControl w:val="0"/>
-              <w:spacing w:line="391.30434782608694" w:lineRule="auto"/>
-              <w:ind w:left="0" w:firstLine="0"/>
-              <w:jc w:val="both"/>
-              <w:rPr>
-                <w:color w:val="0f1115"/>
-                <w:sz w:val="16"/>
-                <w:szCs w:val="16"/>
-              </w:rPr>
-            </w:pPr>
-            <w:r>
-              <w:rPr>
-                <w:color w:val="0f1115"/>
-                <w:sz w:val="16"/>
-                <w:szCs w:val="16"/>
-                <w:shd w:fill="ebeef2" w:val="clear"/>
+              <w:ind w:left="0" w:firstLine="0"/>
+              <w:rPr>
+                <w:b w:val="0"/>
+                <w:bCs w:val="0"/>
+              </w:rPr>
+            </w:pPr>
+            <w:r>
+              <w:rPr>
+                <w:b w:val="0"/>
+                <w:bCs w:val="0"/>
                 <w:rtl w:val="0"/>
               </w:rPr>
               <w:t xml:space="preserve">C:\proyectos\frontend-solid\</w:t>
@@ -1213,332 +958,154 @@
         <w:tc>
           <w:tcPr>
             <w:tcBorders>
-              <w:top w:color="0f1115" w:space="0" w:sz="4" w:val="single"/>
-              <w:left w:color="0f1115" w:space="0" w:sz="4" w:val="single"/>
-              <w:bottom w:color="0f1115" w:space="0" w:sz="4" w:val="single"/>
-              <w:right w:color="0f1115" w:space="0" w:sz="4" w:val="single"/>
+              <w:top w:color="cccccc" w:space="0" w:sz="5" w:val="single"/>
+              <w:left w:color="cccccc" w:space="0" w:sz="5" w:val="single"/>
+              <w:bottom w:color="1fffff" w:space="0" w:sz="5" w:val="single"/>
+              <w:right w:color="cccccc" w:space="0" w:sz="5" w:val="single"/>
             </w:tcBorders>
+            <w:shd w:fill="ffffff" w:val="clear"/>
             <w:tcMar>
-              <w:top w:w="160.0" w:type="dxa"/>
-              <w:left w:w="240.0" w:type="dxa"/>
-              <w:bottom w:w="160.0" w:type="dxa"/>
-              <w:right w:w="240.0" w:type="dxa"/>
+              <w:top w:w="40.0" w:type="dxa"/>
+              <w:left w:w="40.0" w:type="dxa"/>
+              <w:bottom w:w="40.0" w:type="dxa"/>
+              <w:right w:w="40.0" w:type="dxa"/>
             </w:tcMar>
-            <w:vAlign w:val="top"/>
+            <w:vAlign w:val="bottom"/>
           </w:tcPr>
           <w:p>
             <w:pPr>
               <w:widowControl w:val="0"/>
-              <w:spacing w:line="391.30434782608694" w:lineRule="auto"/>
-              <w:ind w:left="0" w:firstLine="0"/>
-              <w:jc w:val="both"/>
-              <w:rPr>
-                <w:color w:val="0f1115"/>
-                <w:sz w:val="16"/>
-                <w:szCs w:val="16"/>
-              </w:rPr>
-            </w:pPr>
-            <w:r>
-              <w:rPr>
-                <w:color w:val="0f1115"/>
-                <w:sz w:val="16"/>
-                <w:szCs w:val="16"/>
-                <w:rtl w:val="0"/>
-              </w:rPr>
-              <w:t xml:space="preserve">Todo el código y configuración:</w:t>
-            </w:r>
-          </w:p>
-          <w:p>
-            <w:pPr>
-              <w:widowControl w:val="0"/>
-              <w:spacing w:line="391.30434782608694" w:lineRule="auto"/>
-              <w:ind w:left="0" w:firstLine="0"/>
-              <w:jc w:val="both"/>
-              <w:rPr>
-                <w:color w:val="0f1115"/>
-                <w:sz w:val="16"/>
-                <w:szCs w:val="16"/>
-              </w:rPr>
-            </w:pPr>
-            <w:r>
-              <w:rPr>
-                <w:color w:val="0f1115"/>
-                <w:sz w:val="16"/>
-                <w:szCs w:val="16"/>
-                <w:rtl w:val="0"/>
-              </w:rPr>
-              <w:t xml:space="preserve">- Carpeta </w:t>
-            </w:r>
-            <w:r>
-              <w:rPr>
-                <w:color w:val="0f1115"/>
-                <w:sz w:val="16"/>
-                <w:szCs w:val="16"/>
-                <w:shd w:fill="ebeef2" w:val="clear"/>
-                <w:rtl w:val="0"/>
-              </w:rPr>
-              <w:t xml:space="preserve">/src</w:t>
-            </w:r>
-            <w:r>
-              <w:rPr>
-                <w:color w:val="0f1115"/>
-                <w:sz w:val="16"/>
-                <w:szCs w:val="16"/>
-                <w:rtl w:val="0"/>
-              </w:rPr>
-              <w:t xml:space="preserve"> (componentes React, hooks, context)</w:t>
-            </w:r>
-          </w:p>
-          <w:p>
-            <w:pPr>
-              <w:widowControl w:val="0"/>
-              <w:spacing w:line="391.30434782608694" w:lineRule="auto"/>
-              <w:ind w:left="0" w:firstLine="0"/>
-              <w:jc w:val="both"/>
-              <w:rPr>
-                <w:color w:val="0f1115"/>
-                <w:sz w:val="16"/>
-                <w:szCs w:val="16"/>
-              </w:rPr>
-            </w:pPr>
-            <w:r>
-              <w:rPr>
-                <w:color w:val="0f1115"/>
-                <w:sz w:val="16"/>
-                <w:szCs w:val="16"/>
-                <w:rtl w:val="0"/>
-              </w:rPr>
-              <w:t xml:space="preserve">- Archivo </w:t>
-            </w:r>
-            <w:r>
-              <w:rPr>
-                <w:color w:val="0f1115"/>
-                <w:sz w:val="16"/>
-                <w:szCs w:val="16"/>
-                <w:shd w:fill="ebeef2" w:val="clear"/>
-                <w:rtl w:val="0"/>
-              </w:rPr>
-              <w:t xml:space="preserve">.env</w:t>
-            </w:r>
-            <w:r>
-              <w:rPr>
-                <w:color w:val="0f1115"/>
-                <w:sz w:val="16"/>
-                <w:szCs w:val="16"/>
-                <w:rtl w:val="0"/>
-              </w:rPr>
-              <w:t xml:space="preserve"> (variables de entorno)</w:t>
-            </w:r>
-          </w:p>
-          <w:p>
-            <w:pPr>
-              <w:widowControl w:val="0"/>
-              <w:spacing w:line="391.30434782608694" w:lineRule="auto"/>
-              <w:ind w:left="0" w:firstLine="0"/>
-              <w:jc w:val="both"/>
-              <w:rPr>
-                <w:color w:val="0f1115"/>
-                <w:sz w:val="16"/>
-                <w:szCs w:val="16"/>
-                <w:shd w:fill="ebeef2" w:val="clear"/>
-              </w:rPr>
-            </w:pPr>
-            <w:r>
-              <w:rPr>
-                <w:color w:val="0f1115"/>
-                <w:sz w:val="16"/>
-                <w:szCs w:val="16"/>
-                <w:rtl w:val="0"/>
-              </w:rPr>
-              <w:t xml:space="preserve">- </w:t>
-            </w:r>
-            <w:r>
-              <w:rPr>
-                <w:color w:val="0f1115"/>
-                <w:sz w:val="16"/>
-                <w:szCs w:val="16"/>
-                <w:shd w:fill="ebeef2" w:val="clear"/>
-                <w:rtl w:val="0"/>
-              </w:rPr>
-              <w:t xml:space="preserve">package.json</w:t>
-            </w:r>
-            <w:r>
-              <w:rPr>
-                <w:color w:val="0f1115"/>
-                <w:sz w:val="16"/>
-                <w:szCs w:val="16"/>
-                <w:rtl w:val="0"/>
-              </w:rPr>
-              <w:t xml:space="preserve">, </w:t>
-            </w:r>
-            <w:r>
-              <w:rPr>
-                <w:color w:val="0f1115"/>
-                <w:sz w:val="16"/>
-                <w:szCs w:val="16"/>
-                <w:shd w:fill="ebeef2" w:val="clear"/>
-                <w:rtl w:val="0"/>
-              </w:rPr>
-              <w:t xml:space="preserve">vite.config.js</w:t>
-            </w:r>
-          </w:p>
-          <w:p>
-            <w:pPr>
-              <w:widowControl w:val="0"/>
-              <w:spacing w:line="391.30434782608694" w:lineRule="auto"/>
-              <w:ind w:left="0" w:firstLine="0"/>
-              <w:jc w:val="both"/>
-              <w:rPr>
-                <w:color w:val="0f1115"/>
-                <w:sz w:val="16"/>
-                <w:szCs w:val="16"/>
-              </w:rPr>
-            </w:pPr>
-            <w:r>
-              <w:rPr>
-                <w:color w:val="0f1115"/>
-                <w:sz w:val="16"/>
-                <w:szCs w:val="16"/>
-                <w:rtl w:val="0"/>
-              </w:rPr>
-              <w:t xml:space="preserve">- </w:t>
-            </w:r>
-            <w:r>
-              <w:rPr>
-                <w:color w:val="0f1115"/>
-                <w:sz w:val="16"/>
-                <w:szCs w:val="16"/>
-                <w:shd w:fill="ebeef2" w:val="clear"/>
-                <w:rtl w:val="0"/>
-              </w:rPr>
-              <w:t xml:space="preserve">index.html</w:t>
-            </w:r>
-            <w:r>
-              <w:rPr>
-                <w:color w:val="0f1115"/>
-                <w:sz w:val="16"/>
-                <w:szCs w:val="16"/>
-                <w:rtl w:val="0"/>
-              </w:rPr>
-              <w:t xml:space="preserve"> y archivos públicos</w:t>
+              <w:ind w:left="0" w:firstLine="0"/>
+              <w:rPr>
+                <w:b w:val="0"/>
+                <w:bCs w:val="0"/>
+              </w:rPr>
+            </w:pPr>
+            <w:r>
+              <w:rPr>
+                <w:b w:val="0"/>
+                <w:bCs w:val="0"/>
+                <w:rtl w:val="0"/>
+              </w:rPr>
+              <w:t xml:space="preserve">- Carpeta /src (componentes React, hooks, context)</w:t>
+            </w:r>
+          </w:p>
+          <w:p>
+            <w:pPr>
+              <w:widowControl w:val="0"/>
+              <w:ind w:left="0" w:firstLine="0"/>
+              <w:rPr>
+                <w:b w:val="0"/>
+                <w:bCs w:val="0"/>
+              </w:rPr>
+            </w:pPr>
+            <w:r>
+              <w:rPr>
+                <w:b w:val="0"/>
+                <w:bCs w:val="0"/>
+                <w:rtl w:val="0"/>
+              </w:rPr>
+              <w:t xml:space="preserve">- Archivo .env (variables de entorno)</w:t>
+            </w:r>
+          </w:p>
+          <w:p>
+            <w:pPr>
+              <w:widowControl w:val="0"/>
+              <w:ind w:left="0" w:firstLine="0"/>
+              <w:rPr>
+                <w:b w:val="0"/>
+                <w:bCs w:val="0"/>
+              </w:rPr>
+            </w:pPr>
+            <w:r>
+              <w:rPr>
+                <w:b w:val="0"/>
+                <w:bCs w:val="0"/>
+                <w:rtl w:val="0"/>
+              </w:rPr>
+              <w:t xml:space="preserve">- package.json, vite.config.js</w:t>
+            </w:r>
+          </w:p>
+          <w:p>
+            <w:pPr>
+              <w:widowControl w:val="0"/>
+              <w:ind w:left="0" w:firstLine="0"/>
+              <w:rPr>
+                <w:b w:val="0"/>
+                <w:bCs w:val="0"/>
+              </w:rPr>
+            </w:pPr>
+            <w:r>
+              <w:rPr>
+                <w:b w:val="0"/>
+                <w:bCs w:val="0"/>
+                <w:rtl w:val="0"/>
+              </w:rPr>
+              <w:t xml:space="preserve">- index.html y archivos públicos</w:t>
+            </w:r>
+            <w:r>
+              <w:rPr>
+                <w:rtl w:val="0"/>
+              </w:rPr>
             </w:r>
           </w:p>
         </w:tc>
         <w:tc>
           <w:tcPr>
             <w:tcBorders>
-              <w:top w:color="0f1115" w:space="0" w:sz="4" w:val="single"/>
-              <w:left w:color="0f1115" w:space="0" w:sz="4" w:val="single"/>
-              <w:bottom w:color="0f1115" w:space="0" w:sz="4" w:val="single"/>
-              <w:right w:color="0f1115" w:space="0" w:sz="4" w:val="single"/>
+              <w:top w:color="cccccc" w:space="0" w:sz="5" w:val="single"/>
+              <w:left w:color="cccccc" w:space="0" w:sz="5" w:val="single"/>
+              <w:bottom w:color="1fffff" w:space="0" w:sz="5" w:val="single"/>
+              <w:right w:color="000000" w:space="0" w:sz="5" w:val="single"/>
             </w:tcBorders>
+            <w:shd w:fill="ffffff" w:val="clear"/>
             <w:tcMar>
-              <w:top w:w="160.0" w:type="dxa"/>
-              <w:left w:w="240.0" w:type="dxa"/>
-              <w:bottom w:w="160.0" w:type="dxa"/>
+              <w:top w:w="40.0" w:type="dxa"/>
+              <w:left w:w="0.0" w:type="dxa"/>
+              <w:bottom w:w="40.0" w:type="dxa"/>
               <w:right w:w="0.0" w:type="dxa"/>
             </w:tcMar>
-            <w:vAlign w:val="top"/>
+            <w:vAlign w:val="bottom"/>
           </w:tcPr>
           <w:p>
             <w:pPr>
               <w:widowControl w:val="0"/>
-              <w:spacing w:line="391.30434782608694" w:lineRule="auto"/>
-              <w:ind w:left="0" w:firstLine="0"/>
-              <w:jc w:val="both"/>
-              <w:rPr>
-                <w:color w:val="0f1115"/>
-                <w:sz w:val="16"/>
-                <w:szCs w:val="16"/>
-              </w:rPr>
-            </w:pPr>
-            <w:r>
-              <w:rPr>
-                <w:color w:val="0f1115"/>
-                <w:sz w:val="16"/>
-                <w:szCs w:val="16"/>
-                <w:rtl w:val="0"/>
-              </w:rPr>
-              <w:t xml:space="preserve">- </w:t>
-            </w:r>
-            <w:r>
-              <w:rPr>
-                <w:color w:val="0f1115"/>
-                <w:sz w:val="16"/>
-                <w:szCs w:val="16"/>
-                <w:shd w:fill="ebeef2" w:val="clear"/>
-                <w:rtl w:val="0"/>
-              </w:rPr>
-              <w:t xml:space="preserve">node_modules/</w:t>
-            </w:r>
-            <w:r>
-              <w:rPr>
-                <w:color w:val="0f1115"/>
-                <w:sz w:val="16"/>
-                <w:szCs w:val="16"/>
-                <w:rtl w:val="0"/>
-              </w:rPr>
-              <w:t xml:space="preserve"> (se regenera)</w:t>
-            </w:r>
-          </w:p>
-          <w:p>
-            <w:pPr>
-              <w:widowControl w:val="0"/>
-              <w:spacing w:line="391.30434782608694" w:lineRule="auto"/>
-              <w:ind w:left="0" w:firstLine="0"/>
-              <w:jc w:val="both"/>
-              <w:rPr>
-                <w:color w:val="0f1115"/>
-                <w:sz w:val="16"/>
-                <w:szCs w:val="16"/>
-              </w:rPr>
-            </w:pPr>
-            <w:r>
-              <w:rPr>
-                <w:color w:val="0f1115"/>
-                <w:sz w:val="16"/>
-                <w:szCs w:val="16"/>
-                <w:rtl w:val="0"/>
-              </w:rPr>
-              <w:t xml:space="preserve">- </w:t>
-            </w:r>
-            <w:r>
-              <w:rPr>
-                <w:color w:val="0f1115"/>
-                <w:sz w:val="16"/>
-                <w:szCs w:val="16"/>
-                <w:shd w:fill="ebeef2" w:val="clear"/>
-                <w:rtl w:val="0"/>
-              </w:rPr>
-              <w:t xml:space="preserve">dist/</w:t>
-            </w:r>
-            <w:r>
-              <w:rPr>
-                <w:color w:val="0f1115"/>
-                <w:sz w:val="16"/>
-                <w:szCs w:val="16"/>
-                <w:rtl w:val="0"/>
-              </w:rPr>
-              <w:t xml:space="preserve"> (carpeta de compilación, se genera con </w:t>
-            </w:r>
-            <w:r>
-              <w:rPr>
-                <w:color w:val="0f1115"/>
-                <w:sz w:val="16"/>
-                <w:szCs w:val="16"/>
-                <w:shd w:fill="ebeef2" w:val="clear"/>
-                <w:rtl w:val="0"/>
-              </w:rPr>
-              <w:t xml:space="preserve">npm run build</w:t>
-            </w:r>
-            <w:r>
-              <w:rPr>
-                <w:color w:val="0f1115"/>
-                <w:sz w:val="16"/>
-                <w:szCs w:val="16"/>
-                <w:rtl w:val="0"/>
-              </w:rPr>
-              <w:t xml:space="preserve">)</w:t>
+              <w:ind w:left="0" w:firstLine="0"/>
+              <w:rPr>
+                <w:b w:val="0"/>
+                <w:bCs w:val="0"/>
+              </w:rPr>
+            </w:pPr>
+            <w:r>
+              <w:rPr>
+                <w:b w:val="0"/>
+                <w:bCs w:val="0"/>
+                <w:rtl w:val="0"/>
+              </w:rPr>
+              <w:t xml:space="preserve">- node_modules/ (se regenera)</w:t>
+            </w:r>
+          </w:p>
+          <w:p>
+            <w:pPr>
+              <w:widowControl w:val="0"/>
+              <w:ind w:left="0" w:firstLine="0"/>
+              <w:rPr>
+                <w:b w:val="0"/>
+                <w:bCs w:val="0"/>
+              </w:rPr>
+            </w:pPr>
+            <w:r>
+              <w:rPr>
+                <w:b w:val="0"/>
+                <w:bCs w:val="0"/>
+                <w:rtl w:val="0"/>
+              </w:rPr>
+              <w:t xml:space="preserve">- dist/ (carpeta de compilación, se genera con npm run build)</w:t>
+            </w:r>
+            <w:r>
+              <w:rPr>
+                <w:rtl w:val="0"/>
+              </w:rPr>
             </w:r>
           </w:p>
         </w:tc>
@@ -1562,8 +1129,8 @@
         <w:ind w:left="0" w:firstLine="0"/>
         <w:rPr/>
       </w:pPr>
-      <w:bookmarkStart w:colFirst="0" w:colLast="0" w:name="_gix42rq6h58m" w:id="3"/>
-      <w:bookmarkEnd w:id="3"/>
+      <w:bookmarkStart w:colFirst="0" w:colLast="0" w:name="_gix42rq6h58m" w:id="2"/>
+      <w:bookmarkEnd w:id="2"/>
       <w:r>
         <w:rPr>
           <w:rtl w:val="0"/>
@@ -1605,23 +1172,13 @@
         <w:ind w:left="0" w:firstLine="0"/>
         <w:rPr/>
       </w:pPr>
-      <w:bookmarkStart w:colFirst="0" w:colLast="0" w:name="_l1uswgw489v8" w:id="4"/>
-      <w:bookmarkEnd w:id="4"/>
+      <w:bookmarkStart w:colFirst="0" w:colLast="0" w:name="_l1uswgw489v8" w:id="3"/>
+      <w:bookmarkEnd w:id="3"/>
       <w:r>
         <w:rPr>
           <w:rtl w:val="0"/>
         </w:rPr>
         <w:t xml:space="preserve">FRECUENCIA</w:t>
-      </w:r>
-    </w:p>
-    <w:p>
-      <w:pPr>
-        <w:rPr/>
-      </w:pPr>
-      <w:r>
-        <w:rPr>
-          <w:rtl w:val="0"/>
-        </w:rPr>
       </w:r>
     </w:p>
     <w:p>
@@ -1782,8 +1339,8 @@
         <w:ind w:left="0" w:firstLine="0"/>
         <w:rPr/>
       </w:pPr>
-      <w:bookmarkStart w:colFirst="0" w:colLast="0" w:name="_av2pwbuf7tja" w:id="5"/>
-      <w:bookmarkEnd w:id="5"/>
+      <w:bookmarkStart w:colFirst="0" w:colLast="0" w:name="_av2pwbuf7tja" w:id="4"/>
+      <w:bookmarkEnd w:id="4"/>
       <w:r>
         <w:rPr>
           <w:rtl w:val="0"/>
@@ -1887,8 +1444,8 @@
         <w:ind w:left="0" w:firstLine="0"/>
         <w:rPr/>
       </w:pPr>
-      <w:bookmarkStart w:colFirst="0" w:colLast="0" w:name="_vmrvfe66u6hk" w:id="6"/>
-      <w:bookmarkEnd w:id="6"/>
+      <w:bookmarkStart w:colFirst="0" w:colLast="0" w:name="_vmrvfe66u6hk" w:id="5"/>
+      <w:bookmarkEnd w:id="5"/>
       <w:r>
         <w:rPr>
           <w:rtl w:val="0"/>
@@ -1921,7 +1478,7 @@
       <w:pPr>
         <w:numPr>
           <w:ilvl w:val="0"/>
-          <w:numId w:val="7"/>
+          <w:numId w:val="6"/>
         </w:numPr>
         <w:shd w:fill="ffffff" w:val="clear"/>
         <w:spacing w:after="0" w:afterAutospacing="0" w:before="240" w:lineRule="auto"/>
@@ -1946,7 +1503,7 @@
       <w:pPr>
         <w:numPr>
           <w:ilvl w:val="0"/>
-          <w:numId w:val="7"/>
+          <w:numId w:val="6"/>
         </w:numPr>
         <w:shd w:fill="ffffff" w:val="clear"/>
         <w:spacing w:after="240" w:before="0" w:beforeAutospacing="0" w:lineRule="auto"/>
@@ -2016,8 +1573,8 @@
           <w:color w:val="0f1115"/>
         </w:rPr>
       </w:pPr>
-      <w:bookmarkStart w:colFirst="0" w:colLast="0" w:name="_q9goef652q4v" w:id="7"/>
-      <w:bookmarkEnd w:id="7"/>
+      <w:bookmarkStart w:colFirst="0" w:colLast="0" w:name="_q9goef652q4v" w:id="6"/>
+      <w:bookmarkEnd w:id="6"/>
       <w:r>
         <w:rPr>
           <w:rtl w:val="0"/>
@@ -2154,8 +1711,8 @@
         <w:pStyle w:val="Title"/>
         <w:rPr/>
       </w:pPr>
-      <w:bookmarkStart w:colFirst="0" w:colLast="0" w:name="_soffpakpeji7" w:id="8"/>
-      <w:bookmarkEnd w:id="8"/>
+      <w:bookmarkStart w:colFirst="0" w:colLast="0" w:name="_soffpakpeji7" w:id="7"/>
+      <w:bookmarkEnd w:id="7"/>
       <w:r>
         <w:rPr>
           <w:rtl w:val="0"/>
@@ -2265,89 +1822,30 @@
     <w:p>
       <w:pPr>
         <w:pStyle w:val="Title"/>
+        <w:ind w:left="720" w:firstLine="0"/>
         <w:rPr/>
       </w:pPr>
-      <w:bookmarkStart w:colFirst="0" w:colLast="0" w:name="_vj1pc5d0g0ae" w:id="9"/>
-      <w:bookmarkEnd w:id="9"/>
+      <w:bookmarkStart w:colFirst="0" w:colLast="0" w:name="_vj1pc5d0g0ae" w:id="8"/>
+      <w:bookmarkEnd w:id="8"/>
       <w:r>
         <w:rPr>
           <w:rtl w:val="0"/>
         </w:rPr>
         <w:t xml:space="preserve">AUTOMATIZACION</w:t>
-      </w:r>
-    </w:p>
-    <w:p>
-      <w:pPr>
-        <w:shd w:fill="ffffff" w:val="clear"/>
-        <w:spacing w:after="240" w:before="240" w:lineRule="auto"/>
-        <w:ind w:left="0" w:firstLine="0"/>
-        <w:rPr>
-          <w:b w:val="0"/>
-          <w:bCs w:val="0"/>
-          <w:color w:val="0f1115"/>
-        </w:rPr>
-      </w:pPr>
-      <w:r>
-        <w:rPr>
-          <w:b w:val="0"/>
-          <w:bCs w:val="0"/>
-          <w:color w:val="0f1115"/>
-          <w:rtl w:val="0"/>
-        </w:rPr>
-        <w:t xml:space="preserve">Se utiliza un script PowerShell (</w:t>
-      </w:r>
-      <w:r>
-        <w:rPr>
-          <w:b w:val="0"/>
-          <w:bCs w:val="0"/>
-          <w:color w:val="0f1115"/>
-          <w:shd w:fill="ebeef2" w:val="clear"/>
-          <w:rtl w:val="0"/>
-        </w:rPr>
-        <w:t xml:space="preserve">Backup-SistemaComercial.ps1</w:t>
-      </w:r>
-      <w:r>
-        <w:rPr>
-          <w:b w:val="0"/>
-          <w:bCs w:val="0"/>
-          <w:color w:val="0f1115"/>
-          <w:rtl w:val="0"/>
-        </w:rPr>
-        <w:t xml:space="preserve">) ejecutado en el servidor Windows que hospeda los proyectos.</w:t>
-      </w:r>
-    </w:p>
-    <w:p>
-      <w:pPr>
-        <w:shd w:fill="ffffff" w:val="clear"/>
-        <w:spacing w:after="240" w:before="240" w:lineRule="auto"/>
-        <w:ind w:left="0" w:firstLine="0"/>
-        <w:rPr>
-          <w:b w:val="0"/>
-          <w:bCs w:val="0"/>
-          <w:color w:val="0f1115"/>
-        </w:rPr>
-      </w:pPr>
-      <w:r>
-        <w:rPr>
-          <w:b w:val="0"/>
-          <w:bCs w:val="0"/>
-          <w:color w:val="0f1115"/>
-          <w:rtl w:val="0"/>
-        </w:rPr>
-        <w:t xml:space="preserve">Resumen funcional del script:</w:t>
       </w:r>
     </w:p>
     <w:p>
       <w:pPr>
         <w:numPr>
           <w:ilvl w:val="0"/>
-          <w:numId w:val="6"/>
+          <w:numId w:val="1"/>
         </w:numPr>
         <w:shd w:fill="ffffff" w:val="clear"/>
-        <w:spacing w:after="0" w:afterAutospacing="0" w:before="240" w:lineRule="auto"/>
+        <w:spacing w:after="0" w:afterAutospacing="0" w:before="340" w:lineRule="auto"/>
         <w:ind w:left="720" w:hanging="360"/>
         <w:rPr>
           <w:rFonts w:ascii="Arial" w:cs="Arial" w:eastAsia="Arial" w:hAnsi="Arial"/>
+          <w:color w:val="0f1115"/>
           <w:sz w:val="22"/>
           <w:szCs w:val="22"/>
         </w:rPr>
@@ -2359,20 +1857,21 @@
           <w:color w:val="0f1115"/>
           <w:rtl w:val="0"/>
         </w:rPr>
-        <w:t xml:space="preserve">Verificar conectividad con MySQL y espacio en disco disponible.</w:t>
+        <w:t xml:space="preserve">Se utiliza un script PowerShell (Backup-SistemaComercial.ps1) ejecutado en el servidor Windows que hospeda los proyectos y donde está instalado XAMPP.</w:t>
       </w:r>
     </w:p>
     <w:p>
       <w:pPr>
         <w:numPr>
           <w:ilvl w:val="0"/>
-          <w:numId w:val="6"/>
+          <w:numId w:val="1"/>
         </w:numPr>
         <w:shd w:fill="ffffff" w:val="clear"/>
         <w:spacing w:after="0" w:afterAutospacing="0" w:before="0" w:beforeAutospacing="0" w:lineRule="auto"/>
         <w:ind w:left="720" w:hanging="360"/>
         <w:rPr>
           <w:rFonts w:ascii="Arial" w:cs="Arial" w:eastAsia="Arial" w:hAnsi="Arial"/>
+          <w:color w:val="0f1115"/>
           <w:sz w:val="22"/>
           <w:szCs w:val="22"/>
         </w:rPr>
@@ -2384,58 +1883,21 @@
           <w:color w:val="0f1115"/>
           <w:rtl w:val="0"/>
         </w:rPr>
-        <w:t xml:space="preserve">Ejecutar </w:t>
-      </w:r>
-      <w:r>
-        <w:rPr>
-          <w:b w:val="0"/>
-          <w:bCs w:val="0"/>
-          <w:color w:val="0f1115"/>
-          <w:shd w:fill="ebeef2" w:val="clear"/>
-          <w:rtl w:val="0"/>
-        </w:rPr>
-        <w:t xml:space="preserve">mysqldump</w:t>
-      </w:r>
-      <w:r>
-        <w:rPr>
-          <w:b w:val="0"/>
-          <w:bCs w:val="0"/>
-          <w:color w:val="0f1115"/>
-          <w:rtl w:val="0"/>
-        </w:rPr>
-        <w:t xml:space="preserve"> completo de la base de datos </w:t>
-      </w:r>
-      <w:r>
-        <w:rPr>
-          <w:b w:val="0"/>
-          <w:bCs w:val="0"/>
-          <w:color w:val="0f1115"/>
-          <w:shd w:fill="ebeef2" w:val="clear"/>
-          <w:rtl w:val="0"/>
-        </w:rPr>
-        <w:t xml:space="preserve">sistema_comercial</w:t>
-      </w:r>
-      <w:r>
-        <w:rPr>
-          <w:b w:val="0"/>
-          <w:bCs w:val="0"/>
-          <w:color w:val="0f1115"/>
-          <w:rtl w:val="0"/>
-        </w:rPr>
-        <w:t xml:space="preserve"> (incluyendo triggers, procedimientos y eventos).</w:t>
+        <w:t xml:space="preserve">Para garantizar la ejecución, el script hace uso directo de los binarios de MySQL incluidos en XAMPP (C:\xampp\mysql\bin\).</w:t>
       </w:r>
     </w:p>
     <w:p>
       <w:pPr>
         <w:numPr>
           <w:ilvl w:val="0"/>
-          <w:numId w:val="6"/>
+          <w:numId w:val="1"/>
         </w:numPr>
         <w:shd w:fill="ffffff" w:val="clear"/>
         <w:spacing w:after="0" w:afterAutospacing="0" w:before="0" w:beforeAutospacing="0" w:lineRule="auto"/>
         <w:ind w:left="720" w:hanging="360"/>
         <w:rPr>
           <w:rFonts w:ascii="Arial" w:cs="Arial" w:eastAsia="Arial" w:hAnsi="Arial"/>
+          <w:color w:val="0f1115"/>
           <w:sz w:val="22"/>
           <w:szCs w:val="22"/>
         </w:rPr>
@@ -2447,20 +1909,21 @@
           <w:color w:val="0f1115"/>
           <w:rtl w:val="0"/>
         </w:rPr>
-        <w:t xml:space="preserve">Comprimir el dump con 7-Zip y cifrarlo con contraseña robusta (AES-256).</w:t>
+        <w:t xml:space="preserve">Resumen funcional del script (con rutas XAMPP):</w:t>
       </w:r>
     </w:p>
     <w:p>
       <w:pPr>
         <w:numPr>
           <w:ilvl w:val="0"/>
-          <w:numId w:val="6"/>
+          <w:numId w:val="1"/>
         </w:numPr>
         <w:shd w:fill="ffffff" w:val="clear"/>
         <w:spacing w:after="0" w:afterAutospacing="0" w:before="0" w:beforeAutospacing="0" w:lineRule="auto"/>
         <w:ind w:left="720" w:hanging="360"/>
         <w:rPr>
           <w:rFonts w:ascii="Arial" w:cs="Arial" w:eastAsia="Arial" w:hAnsi="Arial"/>
+          <w:color w:val="0f1115"/>
           <w:sz w:val="22"/>
           <w:szCs w:val="22"/>
         </w:rPr>
@@ -2472,134 +1935,21 @@
           <w:color w:val="0f1115"/>
           <w:rtl w:val="0"/>
         </w:rPr>
-        <w:t xml:space="preserve">Realizar backup completo de las carpetas </w:t>
-      </w:r>
-      <w:r>
-        <w:rPr>
-          <w:b w:val="0"/>
-          <w:bCs w:val="0"/>
-          <w:color w:val="0f1115"/>
-          <w:shd w:fill="ebeef2" w:val="clear"/>
-          <w:rtl w:val="0"/>
-        </w:rPr>
-        <w:t xml:space="preserve">backend-solid</w:t>
-      </w:r>
-      <w:r>
-        <w:rPr>
-          <w:b w:val="0"/>
-          <w:bCs w:val="0"/>
-          <w:color w:val="0f1115"/>
-          <w:rtl w:val="0"/>
-        </w:rPr>
-        <w:t xml:space="preserve"> y </w:t>
-      </w:r>
-      <w:r>
-        <w:rPr>
-          <w:b w:val="0"/>
-          <w:bCs w:val="0"/>
-          <w:color w:val="0f1115"/>
-          <w:shd w:fill="ebeef2" w:val="clear"/>
-          <w:rtl w:val="0"/>
-        </w:rPr>
-        <w:t xml:space="preserve">frontend-solid</w:t>
-      </w:r>
-      <w:r>
-        <w:rPr>
-          <w:b w:val="0"/>
-          <w:bCs w:val="0"/>
-          <w:color w:val="0f1115"/>
-          <w:rtl w:val="0"/>
-        </w:rPr>
-        <w:t xml:space="preserve"> (excluyendo </w:t>
-      </w:r>
-      <w:r>
-        <w:rPr>
-          <w:b w:val="0"/>
-          <w:bCs w:val="0"/>
-          <w:color w:val="0f1115"/>
-          <w:shd w:fill="ebeef2" w:val="clear"/>
-          <w:rtl w:val="0"/>
-        </w:rPr>
-        <w:t xml:space="preserve">node_modules</w:t>
-      </w:r>
-      <w:r>
-        <w:rPr>
-          <w:b w:val="0"/>
-          <w:bCs w:val="0"/>
-          <w:color w:val="0f1115"/>
-          <w:rtl w:val="0"/>
-        </w:rPr>
-        <w:t xml:space="preserve">, </w:t>
-      </w:r>
-      <w:r>
-        <w:rPr>
-          <w:b w:val="0"/>
-          <w:bCs w:val="0"/>
-          <w:color w:val="0f1115"/>
-          <w:shd w:fill="ebeef2" w:val="clear"/>
-          <w:rtl w:val="0"/>
-        </w:rPr>
-        <w:t xml:space="preserve">dist</w:t>
-      </w:r>
-      <w:r>
-        <w:rPr>
-          <w:b w:val="0"/>
-          <w:bCs w:val="0"/>
-          <w:color w:val="0f1115"/>
-          <w:rtl w:val="0"/>
-        </w:rPr>
-        <w:t xml:space="preserve">, </w:t>
-      </w:r>
-      <w:r>
-        <w:rPr>
-          <w:b w:val="0"/>
-          <w:bCs w:val="0"/>
-          <w:color w:val="0f1115"/>
-          <w:shd w:fill="ebeef2" w:val="clear"/>
-          <w:rtl w:val="0"/>
-        </w:rPr>
-        <w:t xml:space="preserve">logs</w:t>
-      </w:r>
-      <w:r>
-        <w:rPr>
-          <w:b w:val="0"/>
-          <w:bCs w:val="0"/>
-          <w:color w:val="0f1115"/>
-          <w:rtl w:val="0"/>
-        </w:rPr>
-        <w:t xml:space="preserve"> y </w:t>
-      </w:r>
-      <w:r>
-        <w:rPr>
-          <w:b w:val="0"/>
-          <w:bCs w:val="0"/>
-          <w:color w:val="0f1115"/>
-          <w:shd w:fill="ebeef2" w:val="clear"/>
-          <w:rtl w:val="0"/>
-        </w:rPr>
-        <w:t xml:space="preserve">selenium</w:t>
-      </w:r>
-      <w:r>
-        <w:rPr>
-          <w:b w:val="0"/>
-          <w:bCs w:val="0"/>
-          <w:color w:val="0f1115"/>
-          <w:rtl w:val="0"/>
-        </w:rPr>
-        <w:t xml:space="preserve">).</w:t>
+        <w:t xml:space="preserve">Verificar que el servicio de MySQL de XAMPP esté activo y que haya espacio en disco disponible.</w:t>
       </w:r>
     </w:p>
     <w:p>
       <w:pPr>
         <w:numPr>
           <w:ilvl w:val="0"/>
-          <w:numId w:val="6"/>
+          <w:numId w:val="1"/>
         </w:numPr>
         <w:shd w:fill="ffffff" w:val="clear"/>
         <w:spacing w:after="0" w:afterAutospacing="0" w:before="0" w:beforeAutospacing="0" w:lineRule="auto"/>
         <w:ind w:left="720" w:hanging="360"/>
         <w:rPr>
           <w:rFonts w:ascii="Arial" w:cs="Arial" w:eastAsia="Arial" w:hAnsi="Arial"/>
+          <w:color w:val="0f1115"/>
           <w:sz w:val="22"/>
           <w:szCs w:val="22"/>
         </w:rPr>
@@ -2611,20 +1961,21 @@
           <w:color w:val="0f1115"/>
           <w:rtl w:val="0"/>
         </w:rPr>
-        <w:t xml:space="preserve">Calcular y almacenar checksums SHA-256 de cada archivo generado.</w:t>
+        <w:t xml:space="preserve">Definir variables de entorno local:</w:t>
       </w:r>
     </w:p>
     <w:p>
       <w:pPr>
         <w:numPr>
           <w:ilvl w:val="0"/>
-          <w:numId w:val="6"/>
+          <w:numId w:val="1"/>
         </w:numPr>
         <w:shd w:fill="ffffff" w:val="clear"/>
         <w:spacing w:after="0" w:afterAutospacing="0" w:before="0" w:beforeAutospacing="0" w:lineRule="auto"/>
         <w:ind w:left="720" w:hanging="360"/>
         <w:rPr>
           <w:rFonts w:ascii="Arial" w:cs="Arial" w:eastAsia="Arial" w:hAnsi="Arial"/>
+          <w:color w:val="0f1115"/>
           <w:sz w:val="22"/>
           <w:szCs w:val="22"/>
         </w:rPr>
@@ -2636,39 +1987,21 @@
           <w:color w:val="0f1115"/>
           <w:rtl w:val="0"/>
         </w:rPr>
-        <w:t xml:space="preserve">Subir los archivos cifrados a Google Drive mediante </w:t>
-      </w:r>
-      <w:r>
-        <w:rPr>
-          <w:b w:val="0"/>
-          <w:bCs w:val="0"/>
-          <w:color w:val="0f1115"/>
-          <w:shd w:fill="ebeef2" w:val="clear"/>
-          <w:rtl w:val="0"/>
-        </w:rPr>
-        <w:t xml:space="preserve">rclone</w:t>
-      </w:r>
-      <w:r>
-        <w:rPr>
-          <w:b w:val="0"/>
-          <w:bCs w:val="0"/>
-          <w:color w:val="0f1115"/>
-          <w:rtl w:val="0"/>
-        </w:rPr>
-        <w:t xml:space="preserve">.</w:t>
+        <w:t xml:space="preserve">powershell</w:t>
       </w:r>
     </w:p>
     <w:p>
       <w:pPr>
         <w:numPr>
           <w:ilvl w:val="0"/>
-          <w:numId w:val="6"/>
+          <w:numId w:val="1"/>
         </w:numPr>
         <w:shd w:fill="ffffff" w:val="clear"/>
         <w:spacing w:after="0" w:afterAutospacing="0" w:before="0" w:beforeAutospacing="0" w:lineRule="auto"/>
         <w:ind w:left="720" w:hanging="360"/>
         <w:rPr>
           <w:rFonts w:ascii="Arial" w:cs="Arial" w:eastAsia="Arial" w:hAnsi="Arial"/>
+          <w:color w:val="0f1115"/>
           <w:sz w:val="22"/>
           <w:szCs w:val="22"/>
         </w:rPr>
@@ -2680,20 +2013,21 @@
           <w:color w:val="0f1115"/>
           <w:rtl w:val="0"/>
         </w:rPr>
-        <w:t xml:space="preserve">Eliminar automáticamente los respaldos que superen la política de retención definida.</w:t>
+        <w:t xml:space="preserve">$xamppMysql = "C:\xampp\mysql\bin"</w:t>
       </w:r>
     </w:p>
     <w:p>
       <w:pPr>
         <w:numPr>
           <w:ilvl w:val="0"/>
-          <w:numId w:val="6"/>
+          <w:numId w:val="1"/>
         </w:numPr>
         <w:shd w:fill="ffffff" w:val="clear"/>
         <w:spacing w:after="0" w:afterAutospacing="0" w:before="0" w:beforeAutospacing="0" w:lineRule="auto"/>
         <w:ind w:left="720" w:hanging="360"/>
         <w:rPr>
           <w:rFonts w:ascii="Arial" w:cs="Arial" w:eastAsia="Arial" w:hAnsi="Arial"/>
+          <w:color w:val="0f1115"/>
           <w:sz w:val="22"/>
           <w:szCs w:val="22"/>
         </w:rPr>
@@ -2705,20 +2039,255 @@
           <w:color w:val="0f1115"/>
           <w:rtl w:val="0"/>
         </w:rPr>
-        <w:t xml:space="preserve">Registrar cada paso (fecha, tamaño, duración, estado) en un log estructurado.</w:t>
+        <w:t xml:space="preserve">$mysqldump = "$xamppMysql\mysqldump.exe"</w:t>
       </w:r>
     </w:p>
     <w:p>
       <w:pPr>
         <w:numPr>
           <w:ilvl w:val="0"/>
-          <w:numId w:val="6"/>
+          <w:numId w:val="1"/>
+        </w:numPr>
+        <w:shd w:fill="ffffff" w:val="clear"/>
+        <w:spacing w:after="0" w:afterAutospacing="0" w:before="0" w:beforeAutospacing="0" w:lineRule="auto"/>
+        <w:ind w:left="720" w:hanging="360"/>
+        <w:rPr>
+          <w:rFonts w:ascii="Arial" w:cs="Arial" w:eastAsia="Arial" w:hAnsi="Arial"/>
+          <w:color w:val="0f1115"/>
+          <w:sz w:val="22"/>
+          <w:szCs w:val="22"/>
+        </w:rPr>
+      </w:pPr>
+      <w:r>
+        <w:rPr>
+          <w:b w:val="0"/>
+          <w:bCs w:val="0"/>
+          <w:color w:val="0f1115"/>
+          <w:rtl w:val="0"/>
+        </w:rPr>
+        <w:t xml:space="preserve">$mysql = "$xamppMysql\mysql.exe"</w:t>
+      </w:r>
+    </w:p>
+    <w:p>
+      <w:pPr>
+        <w:numPr>
+          <w:ilvl w:val="0"/>
+          <w:numId w:val="1"/>
+        </w:numPr>
+        <w:shd w:fill="ffffff" w:val="clear"/>
+        <w:spacing w:after="0" w:afterAutospacing="0" w:before="0" w:beforeAutospacing="0" w:lineRule="auto"/>
+        <w:ind w:left="720" w:hanging="360"/>
+        <w:rPr>
+          <w:rFonts w:ascii="Arial" w:cs="Arial" w:eastAsia="Arial" w:hAnsi="Arial"/>
+          <w:color w:val="0f1115"/>
+          <w:sz w:val="22"/>
+          <w:szCs w:val="22"/>
+        </w:rPr>
+      </w:pPr>
+      <w:r>
+        <w:rPr>
+          <w:b w:val="0"/>
+          <w:bCs w:val="0"/>
+          <w:color w:val="0f1115"/>
+          <w:rtl w:val="0"/>
+        </w:rPr>
+        <w:t xml:space="preserve">Ejecutar mysqldump desde la ruta de XAMPP para generar el volcado completo de la base de datos sistema_comercial (incluyendo triggers, procedimientos y eventos).</w:t>
+      </w:r>
+    </w:p>
+    <w:p>
+      <w:pPr>
+        <w:numPr>
+          <w:ilvl w:val="0"/>
+          <w:numId w:val="1"/>
+        </w:numPr>
+        <w:shd w:fill="ffffff" w:val="clear"/>
+        <w:spacing w:after="0" w:afterAutospacing="0" w:before="0" w:beforeAutospacing="0" w:lineRule="auto"/>
+        <w:ind w:left="720" w:hanging="360"/>
+        <w:rPr>
+          <w:rFonts w:ascii="Arial" w:cs="Arial" w:eastAsia="Arial" w:hAnsi="Arial"/>
+          <w:color w:val="0f1115"/>
+          <w:sz w:val="22"/>
+          <w:szCs w:val="22"/>
+        </w:rPr>
+      </w:pPr>
+      <w:r>
+        <w:rPr>
+          <w:b w:val="0"/>
+          <w:bCs w:val="0"/>
+          <w:color w:val="0f1115"/>
+          <w:rtl w:val="0"/>
+        </w:rPr>
+        <w:t xml:space="preserve">Comprimir el dump con 7-Zip (desde C:\Program Files\7-Zip\7z.exe) y cifrarlo con contraseña robusta (AES-256).</w:t>
+      </w:r>
+    </w:p>
+    <w:p>
+      <w:pPr>
+        <w:numPr>
+          <w:ilvl w:val="0"/>
+          <w:numId w:val="1"/>
+        </w:numPr>
+        <w:shd w:fill="ffffff" w:val="clear"/>
+        <w:spacing w:after="0" w:afterAutospacing="0" w:before="0" w:beforeAutospacing="0" w:lineRule="auto"/>
+        <w:ind w:left="720" w:hanging="360"/>
+        <w:rPr>
+          <w:rFonts w:ascii="Arial" w:cs="Arial" w:eastAsia="Arial" w:hAnsi="Arial"/>
+          <w:color w:val="0f1115"/>
+          <w:sz w:val="22"/>
+          <w:szCs w:val="22"/>
+        </w:rPr>
+      </w:pPr>
+      <w:r>
+        <w:rPr>
+          <w:b w:val="0"/>
+          <w:bCs w:val="0"/>
+          <w:color w:val="0f1115"/>
+          <w:rtl w:val="0"/>
+        </w:rPr>
+        <w:t xml:space="preserve">Realizar backup completo de las carpetas backend-solid y frontend-solid (excluyendo node_modules, dist, logs y selenium).</w:t>
+      </w:r>
+    </w:p>
+    <w:p>
+      <w:pPr>
+        <w:numPr>
+          <w:ilvl w:val="0"/>
+          <w:numId w:val="1"/>
+        </w:numPr>
+        <w:shd w:fill="ffffff" w:val="clear"/>
+        <w:spacing w:after="0" w:afterAutospacing="0" w:before="0" w:beforeAutospacing="0" w:lineRule="auto"/>
+        <w:ind w:left="720" w:hanging="360"/>
+        <w:rPr>
+          <w:rFonts w:ascii="Arial" w:cs="Arial" w:eastAsia="Arial" w:hAnsi="Arial"/>
+          <w:color w:val="0f1115"/>
+          <w:sz w:val="22"/>
+          <w:szCs w:val="22"/>
+        </w:rPr>
+      </w:pPr>
+      <w:r>
+        <w:rPr>
+          <w:b w:val="0"/>
+          <w:bCs w:val="0"/>
+          <w:color w:val="0f1115"/>
+          <w:rtl w:val="0"/>
+        </w:rPr>
+        <w:t xml:space="preserve">Calcular y almacenar checksums SHA-256 de cada archivo generado.</w:t>
+      </w:r>
+    </w:p>
+    <w:p>
+      <w:pPr>
+        <w:numPr>
+          <w:ilvl w:val="0"/>
+          <w:numId w:val="1"/>
+        </w:numPr>
+        <w:shd w:fill="ffffff" w:val="clear"/>
+        <w:spacing w:after="0" w:afterAutospacing="0" w:before="0" w:beforeAutospacing="0" w:lineRule="auto"/>
+        <w:ind w:left="720" w:hanging="360"/>
+        <w:rPr>
+          <w:rFonts w:ascii="Arial" w:cs="Arial" w:eastAsia="Arial" w:hAnsi="Arial"/>
+          <w:color w:val="0f1115"/>
+          <w:sz w:val="22"/>
+          <w:szCs w:val="22"/>
+        </w:rPr>
+      </w:pPr>
+      <w:r>
+        <w:rPr>
+          <w:b w:val="0"/>
+          <w:bCs w:val="0"/>
+          <w:color w:val="0f1115"/>
+          <w:rtl w:val="0"/>
+        </w:rPr>
+        <w:t xml:space="preserve">Subir los archivos cifrados a Google Drive mediante rclone.</w:t>
+      </w:r>
+    </w:p>
+    <w:p>
+      <w:pPr>
+        <w:numPr>
+          <w:ilvl w:val="0"/>
+          <w:numId w:val="1"/>
+        </w:numPr>
+        <w:shd w:fill="ffffff" w:val="clear"/>
+        <w:spacing w:after="0" w:afterAutospacing="0" w:before="0" w:beforeAutospacing="0" w:lineRule="auto"/>
+        <w:ind w:left="720" w:hanging="360"/>
+        <w:rPr>
+          <w:rFonts w:ascii="Arial" w:cs="Arial" w:eastAsia="Arial" w:hAnsi="Arial"/>
+          <w:color w:val="0f1115"/>
+          <w:sz w:val="22"/>
+          <w:szCs w:val="22"/>
+        </w:rPr>
+      </w:pPr>
+      <w:r>
+        <w:rPr>
+          <w:b w:val="0"/>
+          <w:bCs w:val="0"/>
+          <w:color w:val="0f1115"/>
+          <w:rtl w:val="0"/>
+        </w:rPr>
+        <w:t xml:space="preserve">Eliminar automáticamente los respaldos que superen la política de retención definida.</w:t>
+      </w:r>
+    </w:p>
+    <w:p>
+      <w:pPr>
+        <w:numPr>
+          <w:ilvl w:val="0"/>
+          <w:numId w:val="1"/>
+        </w:numPr>
+        <w:shd w:fill="ffffff" w:val="clear"/>
+        <w:spacing w:after="0" w:afterAutospacing="0" w:before="0" w:beforeAutospacing="0" w:lineRule="auto"/>
+        <w:ind w:left="720" w:hanging="360"/>
+        <w:rPr>
+          <w:rFonts w:ascii="Arial" w:cs="Arial" w:eastAsia="Arial" w:hAnsi="Arial"/>
+          <w:color w:val="0f1115"/>
+          <w:sz w:val="22"/>
+          <w:szCs w:val="22"/>
+        </w:rPr>
+      </w:pPr>
+      <w:r>
+        <w:rPr>
+          <w:b w:val="0"/>
+          <w:bCs w:val="0"/>
+          <w:color w:val="0f1115"/>
+          <w:rtl w:val="0"/>
+        </w:rPr>
+        <w:t xml:space="preserve">Registrar cada paso (fecha, tamaño, duración, estado) en un log estructurado.</w:t>
+      </w:r>
+    </w:p>
+    <w:p>
+      <w:pPr>
+        <w:numPr>
+          <w:ilvl w:val="0"/>
+          <w:numId w:val="1"/>
+        </w:numPr>
+        <w:shd w:fill="ffffff" w:val="clear"/>
+        <w:spacing w:after="0" w:afterAutospacing="0" w:before="0" w:beforeAutospacing="0" w:lineRule="auto"/>
+        <w:ind w:left="720" w:hanging="360"/>
+        <w:rPr>
+          <w:rFonts w:ascii="Arial" w:cs="Arial" w:eastAsia="Arial" w:hAnsi="Arial"/>
+          <w:color w:val="0f1115"/>
+          <w:sz w:val="22"/>
+          <w:szCs w:val="22"/>
+        </w:rPr>
+      </w:pPr>
+      <w:r>
+        <w:rPr>
+          <w:b w:val="0"/>
+          <w:bCs w:val="0"/>
+          <w:color w:val="0f1115"/>
+          <w:rtl w:val="0"/>
+        </w:rPr>
+        <w:t xml:space="preserve">Enviar notificación de estado (correo electrónico o webhook) al finalizar cada ejecución.</w:t>
+      </w:r>
+    </w:p>
+    <w:p>
+      <w:pPr>
+        <w:numPr>
+          <w:ilvl w:val="0"/>
+          <w:numId w:val="1"/>
         </w:numPr>
         <w:shd w:fill="ffffff" w:val="clear"/>
         <w:spacing w:after="240" w:before="0" w:beforeAutospacing="0" w:lineRule="auto"/>
         <w:ind w:left="720" w:hanging="360"/>
         <w:rPr>
           <w:rFonts w:ascii="Arial" w:cs="Arial" w:eastAsia="Arial" w:hAnsi="Arial"/>
+          <w:color w:val="0f1115"/>
           <w:sz w:val="22"/>
           <w:szCs w:val="22"/>
         </w:rPr>
@@ -2730,7 +2299,12 @@
           <w:color w:val="0f1115"/>
           <w:rtl w:val="0"/>
         </w:rPr>
-        <w:t xml:space="preserve">Enviar notificación de estado (correo electrónico o webhook) al finalizar cada ejecución.</w:t>
+        <w:t xml:space="preserve">Programación en el Programador de Tareas de Windows:</w:t>
+      </w:r>
+      <w:r>
+        <w:rPr>
+          <w:rtl w:val="0"/>
+        </w:rPr>
       </w:r>
     </w:p>
     <w:p>
@@ -2790,35 +2364,31 @@
         <w:tc>
           <w:tcPr>
             <w:tcBorders>
-              <w:top w:color="0f1115" w:space="0" w:sz="4" w:val="single"/>
-              <w:left w:color="0f1115" w:space="0" w:sz="4" w:val="single"/>
-              <w:bottom w:color="000000" w:space="0" w:sz="4" w:val="single"/>
-              <w:right w:color="0f1115" w:space="0" w:sz="4" w:val="single"/>
+              <w:top w:color="1fffff" w:space="0" w:sz="4" w:val="single"/>
+              <w:left w:color="cccccc" w:space="0" w:sz="4" w:val="single"/>
+              <w:bottom w:color="29ffff" w:space="0" w:sz="4" w:val="single"/>
+              <w:right w:color="cccccc" w:space="0" w:sz="4" w:val="single"/>
             </w:tcBorders>
+            <w:shd w:fill="ffffff" w:val="clear"/>
             <w:tcMar>
-              <w:top w:w="160.0" w:type="dxa"/>
-              <w:left w:w="0.0" w:type="dxa"/>
-              <w:bottom w:w="160.0" w:type="dxa"/>
-              <w:right w:w="240.0" w:type="dxa"/>
+              <w:top w:w="40.0" w:type="dxa"/>
+              <w:left w:w="40.0" w:type="dxa"/>
+              <w:bottom w:w="40.0" w:type="dxa"/>
+              <w:right w:w="40.0" w:type="dxa"/>
             </w:tcMar>
-            <w:vAlign w:val="top"/>
+            <w:vAlign w:val="bottom"/>
           </w:tcPr>
           <w:p>
             <w:pPr>
               <w:widowControl w:val="0"/>
-              <w:spacing w:line="391.30434782608694" w:lineRule="auto"/>
-              <w:ind w:left="0" w:firstLine="0"/>
-              <w:rPr>
-                <w:b w:val="0"/>
-                <w:bCs w:val="0"/>
-                <w:color w:val="0f1115"/>
-              </w:rPr>
-            </w:pPr>
-            <w:r>
-              <w:rPr>
-                <w:b w:val="0"/>
-                <w:bCs w:val="0"/>
-                <w:color w:val="0f1115"/>
+              <w:ind w:left="0" w:firstLine="0"/>
+              <w:rPr>
+                <w:b w:val="0"/>
+                <w:bCs w:val="0"/>
+              </w:rPr>
+            </w:pPr>
+            <w:r>
+              <w:rPr>
                 <w:rtl w:val="0"/>
               </w:rPr>
               <w:t xml:space="preserve">Tarea</w:t>
@@ -2833,35 +2403,31 @@
         <w:tc>
           <w:tcPr>
             <w:tcBorders>
-              <w:top w:color="0f1115" w:space="0" w:sz="4" w:val="single"/>
-              <w:left w:color="0f1115" w:space="0" w:sz="4" w:val="single"/>
-              <w:bottom w:color="000000" w:space="0" w:sz="4" w:val="single"/>
-              <w:right w:color="0f1115" w:space="0" w:sz="4" w:val="single"/>
+              <w:top w:color="1fffff" w:space="0" w:sz="4" w:val="single"/>
+              <w:left w:color="cccccc" w:space="0" w:sz="4" w:val="single"/>
+              <w:bottom w:color="29ffff" w:space="0" w:sz="4" w:val="single"/>
+              <w:right w:color="cccccc" w:space="0" w:sz="4" w:val="single"/>
             </w:tcBorders>
+            <w:shd w:fill="ffffff" w:val="clear"/>
             <w:tcMar>
-              <w:top w:w="160.0" w:type="dxa"/>
-              <w:left w:w="240.0" w:type="dxa"/>
-              <w:bottom w:w="160.0" w:type="dxa"/>
-              <w:right w:w="240.0" w:type="dxa"/>
+              <w:top w:w="40.0" w:type="dxa"/>
+              <w:left w:w="40.0" w:type="dxa"/>
+              <w:bottom w:w="40.0" w:type="dxa"/>
+              <w:right w:w="40.0" w:type="dxa"/>
             </w:tcMar>
-            <w:vAlign w:val="top"/>
+            <w:vAlign w:val="bottom"/>
           </w:tcPr>
           <w:p>
             <w:pPr>
               <w:widowControl w:val="0"/>
-              <w:spacing w:line="391.30434782608694" w:lineRule="auto"/>
-              <w:ind w:left="0" w:firstLine="0"/>
-              <w:rPr>
-                <w:b w:val="0"/>
-                <w:bCs w:val="0"/>
-                <w:color w:val="0f1115"/>
-              </w:rPr>
-            </w:pPr>
-            <w:r>
-              <w:rPr>
-                <w:b w:val="0"/>
-                <w:bCs w:val="0"/>
-                <w:color w:val="0f1115"/>
+              <w:ind w:left="0" w:firstLine="0"/>
+              <w:rPr>
+                <w:b w:val="0"/>
+                <w:bCs w:val="0"/>
+              </w:rPr>
+            </w:pPr>
+            <w:r>
+              <w:rPr>
                 <w:rtl w:val="0"/>
               </w:rPr>
               <w:t xml:space="preserve">Horario</w:t>
@@ -2876,35 +2442,31 @@
         <w:tc>
           <w:tcPr>
             <w:tcBorders>
-              <w:top w:color="0f1115" w:space="0" w:sz="4" w:val="single"/>
-              <w:left w:color="0f1115" w:space="0" w:sz="4" w:val="single"/>
-              <w:bottom w:color="000000" w:space="0" w:sz="4" w:val="single"/>
-              <w:right w:color="0f1115" w:space="0" w:sz="4" w:val="single"/>
+              <w:top w:color="1fffff" w:space="0" w:sz="4" w:val="single"/>
+              <w:left w:color="cccccc" w:space="0" w:sz="4" w:val="single"/>
+              <w:bottom w:color="29ffff" w:space="0" w:sz="4" w:val="single"/>
+              <w:right w:color="cccccc" w:space="0" w:sz="4" w:val="single"/>
             </w:tcBorders>
+            <w:shd w:fill="ffffff" w:val="clear"/>
             <w:tcMar>
-              <w:top w:w="160.0" w:type="dxa"/>
-              <w:left w:w="240.0" w:type="dxa"/>
-              <w:bottom w:w="160.0" w:type="dxa"/>
-              <w:right w:w="240.0" w:type="dxa"/>
+              <w:top w:w="40.0" w:type="dxa"/>
+              <w:left w:w="40.0" w:type="dxa"/>
+              <w:bottom w:w="40.0" w:type="dxa"/>
+              <w:right w:w="40.0" w:type="dxa"/>
             </w:tcMar>
-            <w:vAlign w:val="top"/>
+            <w:vAlign w:val="bottom"/>
           </w:tcPr>
           <w:p>
             <w:pPr>
               <w:widowControl w:val="0"/>
-              <w:spacing w:line="391.30434782608694" w:lineRule="auto"/>
-              <w:ind w:left="0" w:firstLine="0"/>
-              <w:rPr>
-                <w:b w:val="0"/>
-                <w:bCs w:val="0"/>
-                <w:color w:val="0f1115"/>
-              </w:rPr>
-            </w:pPr>
-            <w:r>
-              <w:rPr>
-                <w:b w:val="0"/>
-                <w:bCs w:val="0"/>
-                <w:color w:val="0f1115"/>
+              <w:ind w:left="0" w:firstLine="0"/>
+              <w:rPr>
+                <w:b w:val="0"/>
+                <w:bCs w:val="0"/>
+              </w:rPr>
+            </w:pPr>
+            <w:r>
+              <w:rPr>
                 <w:rtl w:val="0"/>
               </w:rPr>
               <w:t xml:space="preserve">Descripción</w:t>
@@ -2925,36 +2487,33 @@
         <w:tc>
           <w:tcPr>
             <w:tcBorders>
-              <w:top w:color="0f1115" w:space="0" w:sz="4" w:val="single"/>
-              <w:left w:color="0f1115" w:space="0" w:sz="4" w:val="single"/>
-              <w:bottom w:color="000000" w:space="0" w:sz="4" w:val="single"/>
-              <w:right w:color="0f1115" w:space="0" w:sz="4" w:val="single"/>
+              <w:top w:color="cccccc" w:space="0" w:sz="4" w:val="single"/>
+              <w:left w:color="cccccc" w:space="0" w:sz="4" w:val="single"/>
+              <w:bottom w:color="1fffff" w:space="0" w:sz="4" w:val="single"/>
+              <w:right w:color="cccccc" w:space="0" w:sz="4" w:val="single"/>
             </w:tcBorders>
+            <w:shd w:fill="ffffff" w:val="clear"/>
             <w:tcMar>
-              <w:top w:w="160.0" w:type="dxa"/>
-              <w:left w:w="0.0" w:type="dxa"/>
-              <w:bottom w:w="160.0" w:type="dxa"/>
-              <w:right w:w="240.0" w:type="dxa"/>
+              <w:top w:w="40.0" w:type="dxa"/>
+              <w:left w:w="40.0" w:type="dxa"/>
+              <w:bottom w:w="40.0" w:type="dxa"/>
+              <w:right w:w="40.0" w:type="dxa"/>
             </w:tcMar>
-            <w:vAlign w:val="top"/>
+            <w:vAlign w:val="bottom"/>
           </w:tcPr>
           <w:p>
             <w:pPr>
               <w:widowControl w:val="0"/>
-              <w:spacing w:line="391.30434782608694" w:lineRule="auto"/>
-              <w:ind w:left="0" w:firstLine="0"/>
-              <w:rPr>
-                <w:b w:val="0"/>
-                <w:bCs w:val="0"/>
-                <w:color w:val="0f1115"/>
-              </w:rPr>
-            </w:pPr>
-            <w:r>
-              <w:rPr>
-                <w:b w:val="0"/>
-                <w:bCs w:val="0"/>
-                <w:color w:val="0f1115"/>
-                <w:shd w:fill="ebeef2" w:val="clear"/>
+              <w:ind w:left="0" w:firstLine="0"/>
+              <w:rPr>
+                <w:b w:val="0"/>
+                <w:bCs w:val="0"/>
+              </w:rPr>
+            </w:pPr>
+            <w:r>
+              <w:rPr>
+                <w:b w:val="0"/>
+                <w:bCs w:val="0"/>
                 <w:rtl w:val="0"/>
               </w:rPr>
               <w:t xml:space="preserve">Backup-Full-MySQL</w:t>
@@ -2969,35 +2528,33 @@
         <w:tc>
           <w:tcPr>
             <w:tcBorders>
-              <w:top w:color="0f1115" w:space="0" w:sz="4" w:val="single"/>
-              <w:left w:color="0f1115" w:space="0" w:sz="4" w:val="single"/>
-              <w:bottom w:color="000000" w:space="0" w:sz="4" w:val="single"/>
-              <w:right w:color="0f1115" w:space="0" w:sz="4" w:val="single"/>
+              <w:top w:color="cccccc" w:space="0" w:sz="4" w:val="single"/>
+              <w:left w:color="cccccc" w:space="0" w:sz="4" w:val="single"/>
+              <w:bottom w:color="1fffff" w:space="0" w:sz="4" w:val="single"/>
+              <w:right w:color="cccccc" w:space="0" w:sz="4" w:val="single"/>
             </w:tcBorders>
+            <w:shd w:fill="ffffff" w:val="clear"/>
             <w:tcMar>
-              <w:top w:w="160.0" w:type="dxa"/>
-              <w:left w:w="240.0" w:type="dxa"/>
-              <w:bottom w:w="160.0" w:type="dxa"/>
-              <w:right w:w="240.0" w:type="dxa"/>
+              <w:top w:w="40.0" w:type="dxa"/>
+              <w:left w:w="40.0" w:type="dxa"/>
+              <w:bottom w:w="40.0" w:type="dxa"/>
+              <w:right w:w="40.0" w:type="dxa"/>
             </w:tcMar>
-            <w:vAlign w:val="top"/>
+            <w:vAlign w:val="bottom"/>
           </w:tcPr>
           <w:p>
             <w:pPr>
               <w:widowControl w:val="0"/>
-              <w:spacing w:line="391.30434782608694" w:lineRule="auto"/>
-              <w:ind w:left="0" w:firstLine="0"/>
-              <w:rPr>
-                <w:b w:val="0"/>
-                <w:bCs w:val="0"/>
-                <w:color w:val="0f1115"/>
-              </w:rPr>
-            </w:pPr>
-            <w:r>
-              <w:rPr>
-                <w:b w:val="0"/>
-                <w:bCs w:val="0"/>
-                <w:color w:val="0f1115"/>
+              <w:ind w:left="0" w:firstLine="0"/>
+              <w:rPr>
+                <w:b w:val="0"/>
+                <w:bCs w:val="0"/>
+              </w:rPr>
+            </w:pPr>
+            <w:r>
+              <w:rPr>
+                <w:b w:val="0"/>
+                <w:bCs w:val="0"/>
                 <w:rtl w:val="0"/>
               </w:rPr>
               <w:t xml:space="preserve">Diario 02:00 AM</w:t>
@@ -3012,43 +2569,36 @@
         <w:tc>
           <w:tcPr>
             <w:tcBorders>
-              <w:top w:color="0f1115" w:space="0" w:sz="4" w:val="single"/>
-              <w:left w:color="0f1115" w:space="0" w:sz="4" w:val="single"/>
-              <w:bottom w:color="000000" w:space="0" w:sz="4" w:val="single"/>
-              <w:right w:color="0f1115" w:space="0" w:sz="4" w:val="single"/>
+              <w:top w:color="cccccc" w:space="0" w:sz="4" w:val="single"/>
+              <w:left w:color="cccccc" w:space="0" w:sz="4" w:val="single"/>
+              <w:bottom w:color="1fffff" w:space="0" w:sz="4" w:val="single"/>
+              <w:right w:color="000000" w:space="0" w:sz="4" w:val="single"/>
             </w:tcBorders>
+            <w:shd w:fill="ffffff" w:val="clear"/>
             <w:tcMar>
-              <w:top w:w="160.0" w:type="dxa"/>
-              <w:left w:w="240.0" w:type="dxa"/>
-              <w:bottom w:w="160.0" w:type="dxa"/>
+              <w:top w:w="40.0" w:type="dxa"/>
+              <w:left w:w="0.0" w:type="dxa"/>
+              <w:bottom w:w="40.0" w:type="dxa"/>
               <w:right w:w="0.0" w:type="dxa"/>
             </w:tcMar>
-            <w:vAlign w:val="top"/>
+            <w:vAlign w:val="bottom"/>
           </w:tcPr>
           <w:p>
             <w:pPr>
               <w:widowControl w:val="0"/>
-              <w:spacing w:line="391.30434782608694" w:lineRule="auto"/>
-              <w:ind w:left="0" w:firstLine="0"/>
-              <w:rPr>
-                <w:b w:val="0"/>
-                <w:bCs w:val="0"/>
-                <w:color w:val="0f1115"/>
-              </w:rPr>
-            </w:pPr>
-            <w:r>
-              <w:rPr>
-                <w:b w:val="0"/>
-                <w:bCs w:val="0"/>
-                <w:color w:val="0f1115"/>
-                <w:rtl w:val="0"/>
-              </w:rPr>
-              <w:t xml:space="preserve">Dump completo de la base de datos.</w:t>
-            </w:r>
-            <w:r>
-              <w:rPr>
-                <w:rtl w:val="0"/>
-              </w:rPr>
+              <w:ind w:left="0" w:firstLine="0"/>
+              <w:rPr>
+                <w:b w:val="0"/>
+                <w:bCs w:val="0"/>
+              </w:rPr>
+            </w:pPr>
+            <w:r>
+              <w:rPr>
+                <w:b w:val="0"/>
+                <w:bCs w:val="0"/>
+                <w:rtl w:val="0"/>
+              </w:rPr>
+              <w:t xml:space="preserve">Dump completo de la BD usando mysqldump.exe de XAMPP.</w:t>
             </w:r>
           </w:p>
         </w:tc>
@@ -3061,36 +2611,33 @@
         <w:tc>
           <w:tcPr>
             <w:tcBorders>
-              <w:top w:color="0f1115" w:space="0" w:sz="4" w:val="single"/>
-              <w:left w:color="0f1115" w:space="0" w:sz="4" w:val="single"/>
-              <w:bottom w:color="000000" w:space="0" w:sz="4" w:val="single"/>
-              <w:right w:color="0f1115" w:space="0" w:sz="4" w:val="single"/>
+              <w:top w:color="cccccc" w:space="0" w:sz="4" w:val="single"/>
+              <w:left w:color="cccccc" w:space="0" w:sz="4" w:val="single"/>
+              <w:bottom w:color="1fffff" w:space="0" w:sz="4" w:val="single"/>
+              <w:right w:color="cccccc" w:space="0" w:sz="4" w:val="single"/>
             </w:tcBorders>
+            <w:shd w:fill="ffffff" w:val="clear"/>
             <w:tcMar>
-              <w:top w:w="160.0" w:type="dxa"/>
-              <w:left w:w="0.0" w:type="dxa"/>
-              <w:bottom w:w="160.0" w:type="dxa"/>
-              <w:right w:w="240.0" w:type="dxa"/>
+              <w:top w:w="40.0" w:type="dxa"/>
+              <w:left w:w="40.0" w:type="dxa"/>
+              <w:bottom w:w="40.0" w:type="dxa"/>
+              <w:right w:w="40.0" w:type="dxa"/>
             </w:tcMar>
-            <w:vAlign w:val="top"/>
+            <w:vAlign w:val="bottom"/>
           </w:tcPr>
           <w:p>
             <w:pPr>
               <w:widowControl w:val="0"/>
-              <w:spacing w:line="391.30434782608694" w:lineRule="auto"/>
-              <w:ind w:left="0" w:firstLine="0"/>
-              <w:rPr>
-                <w:b w:val="0"/>
-                <w:bCs w:val="0"/>
-                <w:color w:val="0f1115"/>
-              </w:rPr>
-            </w:pPr>
-            <w:r>
-              <w:rPr>
-                <w:b w:val="0"/>
-                <w:bCs w:val="0"/>
-                <w:color w:val="0f1115"/>
-                <w:shd w:fill="ebeef2" w:val="clear"/>
+              <w:ind w:left="0" w:firstLine="0"/>
+              <w:rPr>
+                <w:b w:val="0"/>
+                <w:bCs w:val="0"/>
+              </w:rPr>
+            </w:pPr>
+            <w:r>
+              <w:rPr>
+                <w:b w:val="0"/>
+                <w:bCs w:val="0"/>
                 <w:rtl w:val="0"/>
               </w:rPr>
               <w:t xml:space="preserve">Backup-Codigo-Semanal</w:t>
@@ -3105,35 +2652,33 @@
         <w:tc>
           <w:tcPr>
             <w:tcBorders>
-              <w:top w:color="0f1115" w:space="0" w:sz="4" w:val="single"/>
-              <w:left w:color="0f1115" w:space="0" w:sz="4" w:val="single"/>
-              <w:bottom w:color="000000" w:space="0" w:sz="4" w:val="single"/>
-              <w:right w:color="0f1115" w:space="0" w:sz="4" w:val="single"/>
+              <w:top w:color="cccccc" w:space="0" w:sz="4" w:val="single"/>
+              <w:left w:color="cccccc" w:space="0" w:sz="4" w:val="single"/>
+              <w:bottom w:color="1fffff" w:space="0" w:sz="4" w:val="single"/>
+              <w:right w:color="cccccc" w:space="0" w:sz="4" w:val="single"/>
             </w:tcBorders>
+            <w:shd w:fill="ffffff" w:val="clear"/>
             <w:tcMar>
-              <w:top w:w="160.0" w:type="dxa"/>
-              <w:left w:w="240.0" w:type="dxa"/>
-              <w:bottom w:w="160.0" w:type="dxa"/>
-              <w:right w:w="240.0" w:type="dxa"/>
+              <w:top w:w="40.0" w:type="dxa"/>
+              <w:left w:w="40.0" w:type="dxa"/>
+              <w:bottom w:w="40.0" w:type="dxa"/>
+              <w:right w:w="40.0" w:type="dxa"/>
             </w:tcMar>
-            <w:vAlign w:val="top"/>
+            <w:vAlign w:val="bottom"/>
           </w:tcPr>
           <w:p>
             <w:pPr>
               <w:widowControl w:val="0"/>
-              <w:spacing w:line="391.30434782608694" w:lineRule="auto"/>
-              <w:ind w:left="0" w:firstLine="0"/>
-              <w:rPr>
-                <w:b w:val="0"/>
-                <w:bCs w:val="0"/>
-                <w:color w:val="0f1115"/>
-              </w:rPr>
-            </w:pPr>
-            <w:r>
-              <w:rPr>
-                <w:b w:val="0"/>
-                <w:bCs w:val="0"/>
-                <w:color w:val="0f1115"/>
+              <w:ind w:left="0" w:firstLine="0"/>
+              <w:rPr>
+                <w:b w:val="0"/>
+                <w:bCs w:val="0"/>
+              </w:rPr>
+            </w:pPr>
+            <w:r>
+              <w:rPr>
+                <w:b w:val="0"/>
+                <w:bCs w:val="0"/>
                 <w:rtl w:val="0"/>
               </w:rPr>
               <w:t xml:space="preserve">Domingos 03:00 AM</w:t>
@@ -3148,43 +2693,36 @@
         <w:tc>
           <w:tcPr>
             <w:tcBorders>
-              <w:top w:color="0f1115" w:space="0" w:sz="4" w:val="single"/>
-              <w:left w:color="0f1115" w:space="0" w:sz="4" w:val="single"/>
-              <w:bottom w:color="000000" w:space="0" w:sz="4" w:val="single"/>
-              <w:right w:color="0f1115" w:space="0" w:sz="4" w:val="single"/>
+              <w:top w:color="cccccc" w:space="0" w:sz="4" w:val="single"/>
+              <w:left w:color="cccccc" w:space="0" w:sz="4" w:val="single"/>
+              <w:bottom w:color="1fffff" w:space="0" w:sz="4" w:val="single"/>
+              <w:right w:color="000000" w:space="0" w:sz="4" w:val="single"/>
             </w:tcBorders>
+            <w:shd w:fill="ffffff" w:val="clear"/>
             <w:tcMar>
-              <w:top w:w="160.0" w:type="dxa"/>
-              <w:left w:w="240.0" w:type="dxa"/>
-              <w:bottom w:w="160.0" w:type="dxa"/>
+              <w:top w:w="40.0" w:type="dxa"/>
+              <w:left w:w="0.0" w:type="dxa"/>
+              <w:bottom w:w="40.0" w:type="dxa"/>
               <w:right w:w="0.0" w:type="dxa"/>
             </w:tcMar>
-            <w:vAlign w:val="top"/>
+            <w:vAlign w:val="bottom"/>
           </w:tcPr>
           <w:p>
             <w:pPr>
               <w:widowControl w:val="0"/>
-              <w:spacing w:line="391.30434782608694" w:lineRule="auto"/>
-              <w:ind w:left="0" w:firstLine="0"/>
-              <w:rPr>
-                <w:b w:val="0"/>
-                <w:bCs w:val="0"/>
-                <w:color w:val="0f1115"/>
-              </w:rPr>
-            </w:pPr>
-            <w:r>
-              <w:rPr>
-                <w:b w:val="0"/>
-                <w:bCs w:val="0"/>
-                <w:color w:val="0f1115"/>
+              <w:ind w:left="0" w:firstLine="0"/>
+              <w:rPr>
+                <w:b w:val="0"/>
+                <w:bCs w:val="0"/>
+              </w:rPr>
+            </w:pPr>
+            <w:r>
+              <w:rPr>
+                <w:b w:val="0"/>
+                <w:bCs w:val="0"/>
                 <w:rtl w:val="0"/>
               </w:rPr>
               <w:t xml:space="preserve">Backup completo de Backend y Frontend (excluyendo dependencias).</w:t>
-            </w:r>
-            <w:r>
-              <w:rPr>
-                <w:rtl w:val="0"/>
-              </w:rPr>
             </w:r>
           </w:p>
         </w:tc>
@@ -3197,36 +2735,33 @@
         <w:tc>
           <w:tcPr>
             <w:tcBorders>
-              <w:top w:color="0f1115" w:space="0" w:sz="4" w:val="single"/>
-              <w:left w:color="0f1115" w:space="0" w:sz="4" w:val="single"/>
-              <w:bottom w:color="000000" w:space="0" w:sz="4" w:val="single"/>
-              <w:right w:color="0f1115" w:space="0" w:sz="4" w:val="single"/>
+              <w:top w:color="cccccc" w:space="0" w:sz="4" w:val="single"/>
+              <w:left w:color="cccccc" w:space="0" w:sz="4" w:val="single"/>
+              <w:bottom w:color="1fffff" w:space="0" w:sz="4" w:val="single"/>
+              <w:right w:color="cccccc" w:space="0" w:sz="4" w:val="single"/>
             </w:tcBorders>
+            <w:shd w:fill="ffffff" w:val="clear"/>
             <w:tcMar>
-              <w:top w:w="160.0" w:type="dxa"/>
-              <w:left w:w="0.0" w:type="dxa"/>
-              <w:bottom w:w="160.0" w:type="dxa"/>
-              <w:right w:w="240.0" w:type="dxa"/>
+              <w:top w:w="40.0" w:type="dxa"/>
+              <w:left w:w="40.0" w:type="dxa"/>
+              <w:bottom w:w="40.0" w:type="dxa"/>
+              <w:right w:w="40.0" w:type="dxa"/>
             </w:tcMar>
-            <w:vAlign w:val="top"/>
+            <w:vAlign w:val="bottom"/>
           </w:tcPr>
           <w:p>
             <w:pPr>
               <w:widowControl w:val="0"/>
-              <w:spacing w:line="391.30434782608694" w:lineRule="auto"/>
-              <w:ind w:left="0" w:firstLine="0"/>
-              <w:rPr>
-                <w:b w:val="0"/>
-                <w:bCs w:val="0"/>
-                <w:color w:val="0f1115"/>
-              </w:rPr>
-            </w:pPr>
-            <w:r>
-              <w:rPr>
-                <w:b w:val="0"/>
-                <w:bCs w:val="0"/>
-                <w:color w:val="0f1115"/>
-                <w:shd w:fill="ebeef2" w:val="clear"/>
+              <w:ind w:left="0" w:firstLine="0"/>
+              <w:rPr>
+                <w:b w:val="0"/>
+                <w:bCs w:val="0"/>
+              </w:rPr>
+            </w:pPr>
+            <w:r>
+              <w:rPr>
+                <w:b w:val="0"/>
+                <w:bCs w:val="0"/>
                 <w:rtl w:val="0"/>
               </w:rPr>
               <w:t xml:space="preserve">Backup-Env-Mensual</w:t>
@@ -3241,38 +2776,36 @@
         <w:tc>
           <w:tcPr>
             <w:tcBorders>
-              <w:top w:color="0f1115" w:space="0" w:sz="4" w:val="single"/>
-              <w:left w:color="0f1115" w:space="0" w:sz="4" w:val="single"/>
-              <w:bottom w:color="000000" w:space="0" w:sz="4" w:val="single"/>
-              <w:right w:color="0f1115" w:space="0" w:sz="4" w:val="single"/>
+              <w:top w:color="cccccc" w:space="0" w:sz="4" w:val="single"/>
+              <w:left w:color="cccccc" w:space="0" w:sz="4" w:val="single"/>
+              <w:bottom w:color="1fffff" w:space="0" w:sz="4" w:val="single"/>
+              <w:right w:color="cccccc" w:space="0" w:sz="4" w:val="single"/>
             </w:tcBorders>
+            <w:shd w:fill="ffffff" w:val="clear"/>
             <w:tcMar>
-              <w:top w:w="160.0" w:type="dxa"/>
-              <w:left w:w="240.0" w:type="dxa"/>
-              <w:bottom w:w="160.0" w:type="dxa"/>
-              <w:right w:w="240.0" w:type="dxa"/>
+              <w:top w:w="40.0" w:type="dxa"/>
+              <w:left w:w="40.0" w:type="dxa"/>
+              <w:bottom w:w="40.0" w:type="dxa"/>
+              <w:right w:w="40.0" w:type="dxa"/>
             </w:tcMar>
-            <w:vAlign w:val="top"/>
+            <w:vAlign w:val="bottom"/>
           </w:tcPr>
           <w:p>
             <w:pPr>
               <w:widowControl w:val="0"/>
-              <w:spacing w:line="391.30434782608694" w:lineRule="auto"/>
-              <w:ind w:left="0" w:firstLine="0"/>
-              <w:rPr>
-                <w:b w:val="0"/>
-                <w:bCs w:val="0"/>
-                <w:color w:val="0f1115"/>
-              </w:rPr>
-            </w:pPr>
-            <w:r>
-              <w:rPr>
-                <w:b w:val="0"/>
-                <w:bCs w:val="0"/>
-                <w:color w:val="0f1115"/>
-                <w:rtl w:val="0"/>
-              </w:rPr>
-              <w:t xml:space="preserve">Día 1 de cada mes 04:00 AM</w:t>
+              <w:ind w:left="0" w:firstLine="0"/>
+              <w:rPr>
+                <w:b w:val="0"/>
+                <w:bCs w:val="0"/>
+              </w:rPr>
+            </w:pPr>
+            <w:r>
+              <w:rPr>
+                <w:b w:val="0"/>
+                <w:bCs w:val="0"/>
+                <w:rtl w:val="0"/>
+              </w:rPr>
+              <w:t xml:space="preserve">Día 1 cada mes 04:00 AM</w:t>
             </w:r>
             <w:r>
               <w:rPr>
@@ -3284,62 +2817,36 @@
         <w:tc>
           <w:tcPr>
             <w:tcBorders>
-              <w:top w:color="0f1115" w:space="0" w:sz="4" w:val="single"/>
-              <w:left w:color="0f1115" w:space="0" w:sz="4" w:val="single"/>
-              <w:bottom w:color="000000" w:space="0" w:sz="4" w:val="single"/>
-              <w:right w:color="0f1115" w:space="0" w:sz="4" w:val="single"/>
+              <w:top w:color="cccccc" w:space="0" w:sz="4" w:val="single"/>
+              <w:left w:color="cccccc" w:space="0" w:sz="4" w:val="single"/>
+              <w:bottom w:color="1fffff" w:space="0" w:sz="4" w:val="single"/>
+              <w:right w:color="000000" w:space="0" w:sz="4" w:val="single"/>
             </w:tcBorders>
+            <w:shd w:fill="ffffff" w:val="clear"/>
             <w:tcMar>
-              <w:top w:w="160.0" w:type="dxa"/>
-              <w:left w:w="240.0" w:type="dxa"/>
-              <w:bottom w:w="160.0" w:type="dxa"/>
+              <w:top w:w="40.0" w:type="dxa"/>
+              <w:left w:w="0.0" w:type="dxa"/>
+              <w:bottom w:w="40.0" w:type="dxa"/>
               <w:right w:w="0.0" w:type="dxa"/>
             </w:tcMar>
-            <w:vAlign w:val="top"/>
+            <w:vAlign w:val="bottom"/>
           </w:tcPr>
           <w:p>
             <w:pPr>
               <w:widowControl w:val="0"/>
-              <w:spacing w:line="391.30434782608694" w:lineRule="auto"/>
-              <w:ind w:left="0" w:firstLine="0"/>
-              <w:rPr>
-                <w:b w:val="0"/>
-                <w:bCs w:val="0"/>
-                <w:color w:val="0f1115"/>
-              </w:rPr>
-            </w:pPr>
-            <w:r>
-              <w:rPr>
-                <w:b w:val="0"/>
-                <w:bCs w:val="0"/>
-                <w:color w:val="0f1115"/>
-                <w:rtl w:val="0"/>
-              </w:rPr>
-              <w:t xml:space="preserve">Backup cifrado de archivos </w:t>
-            </w:r>
-            <w:r>
-              <w:rPr>
-                <w:b w:val="0"/>
-                <w:bCs w:val="0"/>
-                <w:color w:val="0f1115"/>
-                <w:shd w:fill="ebeef2" w:val="clear"/>
-                <w:rtl w:val="0"/>
-              </w:rPr>
-              <w:t xml:space="preserve">.env</w:t>
-            </w:r>
-            <w:r>
-              <w:rPr>
-                <w:b w:val="0"/>
-                <w:bCs w:val="0"/>
-                <w:color w:val="0f1115"/>
-                <w:rtl w:val="0"/>
-              </w:rPr>
-              <w:t xml:space="preserve"> de ambos proyectos.</w:t>
-            </w:r>
-            <w:r>
-              <w:rPr>
-                <w:rtl w:val="0"/>
-              </w:rPr>
+              <w:ind w:left="0" w:firstLine="0"/>
+              <w:rPr>
+                <w:b w:val="0"/>
+                <w:bCs w:val="0"/>
+              </w:rPr>
+            </w:pPr>
+            <w:r>
+              <w:rPr>
+                <w:b w:val="0"/>
+                <w:bCs w:val="0"/>
+                <w:rtl w:val="0"/>
+              </w:rPr>
+              <w:t xml:space="preserve">Backup cifrado de archivos .env de ambos proyectos.</w:t>
             </w:r>
           </w:p>
         </w:tc>
@@ -3350,8 +2857,8 @@
         <w:pStyle w:val="Title"/>
         <w:rPr/>
       </w:pPr>
-      <w:bookmarkStart w:colFirst="0" w:colLast="0" w:name="_g6q3t1r7awva" w:id="10"/>
-      <w:bookmarkEnd w:id="10"/>
+      <w:bookmarkStart w:colFirst="0" w:colLast="0" w:name="_g6q3t1r7awva" w:id="9"/>
+      <w:bookmarkEnd w:id="9"/>
       <w:r>
         <w:rPr>
           <w:rtl w:val="0"/>
@@ -3387,7 +2894,7 @@
           <w:numId w:val="5"/>
         </w:numPr>
         <w:shd w:fill="ffffff" w:val="clear"/>
-        <w:spacing w:after="0" w:afterAutospacing="0" w:before="240" w:lineRule="auto"/>
+        <w:spacing w:after="0" w:afterAutospacing="0" w:before="340" w:lineRule="auto"/>
         <w:ind w:left="720" w:hanging="360"/>
         <w:rPr>
           <w:rFonts w:ascii="Arial" w:cs="Arial" w:eastAsia="Arial" w:hAnsi="Arial"/>
@@ -3402,26 +2909,7 @@
           <w:color w:val="0f1115"/>
           <w:rtl w:val="0"/>
         </w:rPr>
-        <w:t xml:space="preserve">Integridad del archivo comprimido: Después de cada backup, se ejecuta </w:t>
-      </w:r>
-      <w:r>
-        <w:rPr>
-          <w:b w:val="0"/>
-          <w:bCs w:val="0"/>
-          <w:color w:val="0f1115"/>
-          <w:shd w:fill="ebeef2" w:val="clear"/>
-          <w:rtl w:val="0"/>
-        </w:rPr>
-        <w:t xml:space="preserve">7z t</w:t>
-      </w:r>
-      <w:r>
-        <w:rPr>
-          <w:b w:val="0"/>
-          <w:bCs w:val="0"/>
-          <w:color w:val="0f1115"/>
-          <w:rtl w:val="0"/>
-        </w:rPr>
-        <w:t xml:space="preserve"> (test) para verificar que el archivo comprimido no esté dañado.</w:t>
+        <w:t xml:space="preserve">Integridad del archivo comprimido: Después de cada backup, se ejecuta 7z t (test) para verificar que el archivo comprimido no esté dañado.</w:t>
       </w:r>
     </w:p>
     <w:p>
@@ -3446,45 +2934,7 @@
           <w:color w:val="0f1115"/>
           <w:rtl w:val="0"/>
         </w:rPr>
-        <w:t xml:space="preserve">Validación del contenido SQL: Se comprueba que el archivo </w:t>
-      </w:r>
-      <w:r>
-        <w:rPr>
-          <w:b w:val="0"/>
-          <w:bCs w:val="0"/>
-          <w:color w:val="0f1115"/>
-          <w:shd w:fill="ebeef2" w:val="clear"/>
-          <w:rtl w:val="0"/>
-        </w:rPr>
-        <w:t xml:space="preserve">.sql</w:t>
-      </w:r>
-      <w:r>
-        <w:rPr>
-          <w:b w:val="0"/>
-          <w:bCs w:val="0"/>
-          <w:color w:val="0f1115"/>
-          <w:rtl w:val="0"/>
-        </w:rPr>
-        <w:t xml:space="preserve"> extraído contenga las sentencias </w:t>
-      </w:r>
-      <w:r>
-        <w:rPr>
-          <w:b w:val="0"/>
-          <w:bCs w:val="0"/>
-          <w:color w:val="0f1115"/>
-          <w:shd w:fill="ebeef2" w:val="clear"/>
-          <w:rtl w:val="0"/>
-        </w:rPr>
-        <w:t xml:space="preserve">CREATE TABLE</w:t>
-      </w:r>
-      <w:r>
-        <w:rPr>
-          <w:b w:val="0"/>
-          <w:bCs w:val="0"/>
-          <w:color w:val="0f1115"/>
-          <w:rtl w:val="0"/>
-        </w:rPr>
-        <w:t xml:space="preserve"> de las 13 tablas y los 5 triggers definidos.</w:t>
+        <w:t xml:space="preserve">Validación del contenido SQL: Se comprueba que el archivo .sql extraído contenga las sentencias CREATE TABLE de las 13 tablas y los 5 triggers definidos.</w:t>
       </w:r>
     </w:p>
     <w:p>
@@ -3509,7 +2959,7 @@
           <w:color w:val="0f1115"/>
           <w:rtl w:val="0"/>
         </w:rPr>
-        <w:t xml:space="preserve">Comparación de tamaños: Se registra el tamaño del backup y se compara con el promedio histórico. Desviaciones superiores al 20% generan una alerta para revisión manual.</w:t>
+        <w:t xml:space="preserve">Comparación de tamaños: Se registra el tamaño del backup y se compara con el promedio histórico. Desviaciones &gt; 20% generan alerta.</w:t>
       </w:r>
     </w:p>
     <w:p>
@@ -3534,26 +2984,7 @@
           <w:color w:val="0f1115"/>
           <w:rtl w:val="0"/>
         </w:rPr>
-        <w:t xml:space="preserve">Revisión de logs: Análisis diario automático del log de respaldo para detectar errores de </w:t>
-      </w:r>
-      <w:r>
-        <w:rPr>
-          <w:b w:val="0"/>
-          <w:bCs w:val="0"/>
-          <w:color w:val="0f1115"/>
-          <w:shd w:fill="ebeef2" w:val="clear"/>
-          <w:rtl w:val="0"/>
-        </w:rPr>
-        <w:t xml:space="preserve">mysqldump</w:t>
-      </w:r>
-      <w:r>
-        <w:rPr>
-          <w:b w:val="0"/>
-          <w:bCs w:val="0"/>
-          <w:color w:val="0f1115"/>
-          <w:rtl w:val="0"/>
-        </w:rPr>
-        <w:t xml:space="preserve">, cifrado o subida a Drive.</w:t>
+        <w:t xml:space="preserve">Revisión de logs: Análisis diario automático del log de respaldo para detectar errores de mysqldump, cifrado o subida a Drive.</w:t>
       </w:r>
     </w:p>
     <w:p>
@@ -3578,26 +3009,7 @@
           <w:color w:val="0f1115"/>
           <w:rtl w:val="0"/>
         </w:rPr>
-        <w:t xml:space="preserve">CHECK TABLE periódico: Semanalmente se ejecuta </w:t>
-      </w:r>
-      <w:r>
-        <w:rPr>
-          <w:b w:val="0"/>
-          <w:bCs w:val="0"/>
-          <w:color w:val="0f1115"/>
-          <w:shd w:fill="ebeef2" w:val="clear"/>
-          <w:rtl w:val="0"/>
-        </w:rPr>
-        <w:t xml:space="preserve">CHECK TABLE</w:t>
-      </w:r>
-      <w:r>
-        <w:rPr>
-          <w:b w:val="0"/>
-          <w:bCs w:val="0"/>
-          <w:color w:val="0f1115"/>
-          <w:rtl w:val="0"/>
-        </w:rPr>
-        <w:t xml:space="preserve"> sobre las 13 tablas críticas en producción (en ventana de mantenimiento) y se registra el resultado.</w:t>
+        <w:t xml:space="preserve">CHECK TABLE periódico: Semanalmente se ejecuta CHECK TABLE sobre las 13 tablas críticas en producción (usando el cliente mysql.exe de XAMPP en ventana de mantenimiento) y se registra el resultado.</w:t>
       </w:r>
     </w:p>
     <w:p>
@@ -3635,8 +3047,8 @@
         <w:pStyle w:val="Title"/>
         <w:rPr/>
       </w:pPr>
-      <w:bookmarkStart w:colFirst="0" w:colLast="0" w:name="_etizj17gdiup" w:id="11"/>
-      <w:bookmarkEnd w:id="11"/>
+      <w:bookmarkStart w:colFirst="0" w:colLast="0" w:name="_etizj17gdiup" w:id="10"/>
+      <w:bookmarkEnd w:id="10"/>
       <w:r>
         <w:rPr>
           <w:rtl w:val="0"/>
@@ -3654,8 +3066,8 @@
           <w:color w:val="0f1115"/>
         </w:rPr>
       </w:pPr>
-      <w:bookmarkStart w:colFirst="0" w:colLast="0" w:name="_ulw0an3orrsp" w:id="12"/>
-      <w:bookmarkEnd w:id="12"/>
+      <w:bookmarkStart w:colFirst="0" w:colLast="0" w:name="_ulw0an3orrsp" w:id="11"/>
+      <w:bookmarkEnd w:id="11"/>
       <w:r>
         <w:rPr>
           <w:b w:val="0"/>
@@ -3681,8 +3093,8 @@
           <w:szCs w:val="22"/>
         </w:rPr>
       </w:pPr>
-      <w:bookmarkStart w:colFirst="0" w:colLast="0" w:name="_ulw0an3orrsp" w:id="12"/>
-      <w:bookmarkEnd w:id="12"/>
+      <w:bookmarkStart w:colFirst="0" w:colLast="0" w:name="_ulw0an3orrsp" w:id="11"/>
+      <w:bookmarkEnd w:id="11"/>
       <w:r>
         <w:rPr>
           <w:b w:val="0"/>
@@ -3727,8 +3139,8 @@
           <w:szCs w:val="22"/>
         </w:rPr>
       </w:pPr>
-      <w:bookmarkStart w:colFirst="0" w:colLast="0" w:name="_ulw0an3orrsp" w:id="12"/>
-      <w:bookmarkEnd w:id="12"/>
+      <w:bookmarkStart w:colFirst="0" w:colLast="0" w:name="_ulw0an3orrsp" w:id="11"/>
+      <w:bookmarkEnd w:id="11"/>
       <w:r>
         <w:rPr>
           <w:b w:val="0"/>
@@ -3754,8 +3166,8 @@
           <w:szCs w:val="22"/>
         </w:rPr>
       </w:pPr>
-      <w:bookmarkStart w:colFirst="0" w:colLast="0" w:name="_ulw0an3orrsp" w:id="12"/>
-      <w:bookmarkEnd w:id="12"/>
+      <w:bookmarkStart w:colFirst="0" w:colLast="0" w:name="_ulw0an3orrsp" w:id="11"/>
+      <w:bookmarkEnd w:id="11"/>
       <w:r>
         <w:rPr>
           <w:b w:val="0"/>
@@ -3781,16 +3193,20 @@
           <w:szCs w:val="22"/>
         </w:rPr>
       </w:pPr>
-      <w:bookmarkStart w:colFirst="0" w:colLast="0" w:name="_ulw0an3orrsp" w:id="12"/>
-      <w:bookmarkEnd w:id="12"/>
-      <w:r>
-        <w:rPr>
-          <w:b w:val="0"/>
-          <w:bCs w:val="0"/>
-          <w:color w:val="0f1115"/>
-          <w:rtl w:val="0"/>
-        </w:rPr>
-        <w:t xml:space="preserve">Restaurar el dump completo en la BD temporal.</w:t>
+      <w:bookmarkStart w:colFirst="0" w:colLast="0" w:name="_ulw0an3orrsp" w:id="11"/>
+      <w:bookmarkEnd w:id="11"/>
+      <w:r>
+        <w:rPr>
+          <w:b w:val="0"/>
+          <w:bCs w:val="0"/>
+          <w:rtl w:val="0"/>
+        </w:rPr>
+        <w:t xml:space="preserve">Restaurar el dump usando el cliente de XAMPP:C:\xampp\mysql\bin\mysql.exe -u root -p sistema_comercial_test_YYYYMM &lt; backup.sql</w:t>
+      </w:r>
+      <w:r>
+        <w:rPr>
+          <w:rtl w:val="0"/>
+        </w:rPr>
       </w:r>
     </w:p>
     <w:p>
@@ -3808,8 +3224,8 @@
           <w:szCs w:val="22"/>
         </w:rPr>
       </w:pPr>
-      <w:bookmarkStart w:colFirst="0" w:colLast="0" w:name="_ulw0an3orrsp" w:id="12"/>
-      <w:bookmarkEnd w:id="12"/>
+      <w:bookmarkStart w:colFirst="0" w:colLast="0" w:name="_ulw0an3orrsp" w:id="11"/>
+      <w:bookmarkEnd w:id="11"/>
       <w:r>
         <w:rPr>
           <w:b w:val="0"/>
@@ -3835,8 +3251,8 @@
           <w:szCs w:val="22"/>
         </w:rPr>
       </w:pPr>
-      <w:bookmarkStart w:colFirst="0" w:colLast="0" w:name="_ulw0an3orrsp" w:id="12"/>
-      <w:bookmarkEnd w:id="12"/>
+      <w:bookmarkStart w:colFirst="0" w:colLast="0" w:name="_ulw0an3orrsp" w:id="11"/>
+      <w:bookmarkEnd w:id="11"/>
       <w:r>
         <w:rPr>
           <w:b w:val="0"/>
@@ -3862,8 +3278,8 @@
           <w:szCs w:val="22"/>
         </w:rPr>
       </w:pPr>
-      <w:bookmarkStart w:colFirst="0" w:colLast="0" w:name="_ulw0an3orrsp" w:id="12"/>
-      <w:bookmarkEnd w:id="12"/>
+      <w:bookmarkStart w:colFirst="0" w:colLast="0" w:name="_ulw0an3orrsp" w:id="11"/>
+      <w:bookmarkEnd w:id="11"/>
       <w:r>
         <w:rPr>
           <w:b w:val="0"/>
@@ -3889,8 +3305,8 @@
           <w:szCs w:val="22"/>
         </w:rPr>
       </w:pPr>
-      <w:bookmarkStart w:colFirst="0" w:colLast="0" w:name="_ulw0an3orrsp" w:id="12"/>
-      <w:bookmarkEnd w:id="12"/>
+      <w:bookmarkStart w:colFirst="0" w:colLast="0" w:name="_ulw0an3orrsp" w:id="11"/>
+      <w:bookmarkEnd w:id="11"/>
       <w:r>
         <w:rPr>
           <w:b w:val="0"/>
@@ -3916,8 +3332,8 @@
           <w:szCs w:val="22"/>
         </w:rPr>
       </w:pPr>
-      <w:bookmarkStart w:colFirst="0" w:colLast="0" w:name="_ulw0an3orrsp" w:id="12"/>
-      <w:bookmarkEnd w:id="12"/>
+      <w:bookmarkStart w:colFirst="0" w:colLast="0" w:name="_ulw0an3orrsp" w:id="11"/>
+      <w:bookmarkEnd w:id="11"/>
       <w:r>
         <w:rPr>
           <w:b w:val="0"/>
@@ -3943,8 +3359,8 @@
           <w:szCs w:val="22"/>
         </w:rPr>
       </w:pPr>
-      <w:bookmarkStart w:colFirst="0" w:colLast="0" w:name="_ulw0an3orrsp" w:id="12"/>
-      <w:bookmarkEnd w:id="12"/>
+      <w:bookmarkStart w:colFirst="0" w:colLast="0" w:name="_ulw0an3orrsp" w:id="11"/>
+      <w:bookmarkEnd w:id="11"/>
       <w:r>
         <w:rPr>
           <w:b w:val="0"/>
@@ -3970,8 +3386,8 @@
           <w:szCs w:val="22"/>
         </w:rPr>
       </w:pPr>
-      <w:bookmarkStart w:colFirst="0" w:colLast="0" w:name="_ulw0an3orrsp" w:id="12"/>
-      <w:bookmarkEnd w:id="12"/>
+      <w:bookmarkStart w:colFirst="0" w:colLast="0" w:name="_ulw0an3orrsp" w:id="11"/>
+      <w:bookmarkEnd w:id="11"/>
       <w:r>
         <w:rPr>
           <w:b w:val="0"/>
@@ -3991,8 +3407,8 @@
           <w:bCs w:val="0"/>
         </w:rPr>
       </w:pPr>
-      <w:bookmarkStart w:colFirst="0" w:colLast="0" w:name="_6n4q5p7grky1" w:id="13"/>
-      <w:bookmarkEnd w:id="13"/>
+      <w:bookmarkStart w:colFirst="0" w:colLast="0" w:name="_6n4q5p7grky1" w:id="12"/>
+      <w:bookmarkEnd w:id="12"/>
       <w:r>
         <w:rPr>
           <w:b w:val="0"/>
@@ -4013,8 +3429,8 @@
         <w:pStyle w:val="Title"/>
         <w:rPr/>
       </w:pPr>
-      <w:bookmarkStart w:colFirst="0" w:colLast="0" w:name="_ru3tqvk6vz29" w:id="14"/>
-      <w:bookmarkEnd w:id="14"/>
+      <w:bookmarkStart w:colFirst="0" w:colLast="0" w:name="_ru3tqvk6vz29" w:id="13"/>
+      <w:bookmarkEnd w:id="13"/>
       <w:r>
         <w:rPr>
           <w:rtl w:val="0"/>
@@ -4070,34 +3486,31 @@
         <w:tc>
           <w:tcPr>
             <w:tcBorders>
-              <w:top w:color="0f1115" w:space="0" w:sz="4" w:val="single"/>
-              <w:left w:color="0f1115" w:space="0" w:sz="4" w:val="single"/>
-              <w:bottom w:color="000000" w:space="0" w:sz="4" w:val="single"/>
-              <w:right w:color="0f1115" w:space="0" w:sz="4" w:val="single"/>
+              <w:top w:color="cccccc" w:space="0" w:sz="5" w:val="single"/>
+              <w:left w:color="cccccc" w:space="0" w:sz="5" w:val="single"/>
+              <w:bottom w:color="29ffff" w:space="0" w:sz="5" w:val="single"/>
+              <w:right w:color="cccccc" w:space="0" w:sz="5" w:val="single"/>
             </w:tcBorders>
+            <w:shd w:fill="ffffff" w:val="clear"/>
             <w:tcMar>
-              <w:top w:w="160.0" w:type="dxa"/>
-              <w:left w:w="0.0" w:type="dxa"/>
-              <w:bottom w:w="160.0" w:type="dxa"/>
-              <w:right w:w="240.0" w:type="dxa"/>
+              <w:top w:w="40.0" w:type="dxa"/>
+              <w:left w:w="40.0" w:type="dxa"/>
+              <w:bottom w:w="40.0" w:type="dxa"/>
+              <w:right w:w="40.0" w:type="dxa"/>
             </w:tcMar>
-            <w:vAlign w:val="top"/>
+            <w:vAlign w:val="bottom"/>
           </w:tcPr>
           <w:p>
             <w:pPr>
-              <w:spacing w:line="391.30434782608694" w:lineRule="auto"/>
-              <w:ind w:left="0" w:firstLine="0"/>
-              <w:rPr>
-                <w:b w:val="0"/>
-                <w:bCs w:val="0"/>
-                <w:color w:val="0f1115"/>
-              </w:rPr>
-            </w:pPr>
-            <w:r>
-              <w:rPr>
-                <w:b w:val="0"/>
-                <w:bCs w:val="0"/>
-                <w:color w:val="0f1115"/>
+              <w:widowControl w:val="0"/>
+              <w:ind w:left="0" w:firstLine="0"/>
+              <w:rPr>
+                <w:b w:val="0"/>
+                <w:bCs w:val="0"/>
+              </w:rPr>
+            </w:pPr>
+            <w:r>
+              <w:rPr>
                 <w:rtl w:val="0"/>
               </w:rPr>
               <w:t xml:space="preserve">Paso</w:t>
@@ -4112,34 +3525,31 @@
         <w:tc>
           <w:tcPr>
             <w:tcBorders>
-              <w:top w:color="0f1115" w:space="0" w:sz="4" w:val="single"/>
-              <w:left w:color="0f1115" w:space="0" w:sz="4" w:val="single"/>
-              <w:bottom w:color="000000" w:space="0" w:sz="4" w:val="single"/>
-              <w:right w:color="0f1115" w:space="0" w:sz="4" w:val="single"/>
+              <w:top w:color="cccccc" w:space="0" w:sz="5" w:val="single"/>
+              <w:left w:color="cccccc" w:space="0" w:sz="5" w:val="single"/>
+              <w:bottom w:color="29ffff" w:space="0" w:sz="5" w:val="single"/>
+              <w:right w:color="cccccc" w:space="0" w:sz="5" w:val="single"/>
             </w:tcBorders>
+            <w:shd w:fill="ffffff" w:val="clear"/>
             <w:tcMar>
-              <w:top w:w="160.0" w:type="dxa"/>
-              <w:left w:w="240.0" w:type="dxa"/>
-              <w:bottom w:w="160.0" w:type="dxa"/>
-              <w:right w:w="240.0" w:type="dxa"/>
+              <w:top w:w="40.0" w:type="dxa"/>
+              <w:left w:w="40.0" w:type="dxa"/>
+              <w:bottom w:w="40.0" w:type="dxa"/>
+              <w:right w:w="40.0" w:type="dxa"/>
             </w:tcMar>
-            <w:vAlign w:val="top"/>
+            <w:vAlign w:val="bottom"/>
           </w:tcPr>
           <w:p>
             <w:pPr>
-              <w:spacing w:line="391.30434782608694" w:lineRule="auto"/>
-              <w:ind w:left="0" w:firstLine="0"/>
-              <w:rPr>
-                <w:b w:val="0"/>
-                <w:bCs w:val="0"/>
-                <w:color w:val="0f1115"/>
-              </w:rPr>
-            </w:pPr>
-            <w:r>
-              <w:rPr>
-                <w:b w:val="0"/>
-                <w:bCs w:val="0"/>
-                <w:color w:val="0f1115"/>
+              <w:widowControl w:val="0"/>
+              <w:ind w:left="0" w:firstLine="0"/>
+              <w:rPr>
+                <w:b w:val="0"/>
+                <w:bCs w:val="0"/>
+              </w:rPr>
+            </w:pPr>
+            <w:r>
+              <w:rPr>
                 <w:rtl w:val="0"/>
               </w:rPr>
               <w:t xml:space="preserve">Acción</w:t>
@@ -4154,34 +3564,28 @@
         <w:tc>
           <w:tcPr>
             <w:tcBorders>
-              <w:top w:color="0f1115" w:space="0" w:sz="4" w:val="single"/>
-              <w:left w:color="0f1115" w:space="0" w:sz="4" w:val="single"/>
-              <w:bottom w:color="000000" w:space="0" w:sz="4" w:val="single"/>
-              <w:right w:color="0f1115" w:space="0" w:sz="4" w:val="single"/>
+              <w:top w:color="cccccc" w:space="0" w:sz="5" w:val="single"/>
+              <w:left w:color="cccccc" w:space="0" w:sz="5" w:val="single"/>
+              <w:bottom w:color="29ffff" w:space="0" w:sz="5" w:val="single"/>
+              <w:right w:color="000000" w:space="0" w:sz="5" w:val="single"/>
             </w:tcBorders>
+            <w:shd w:fill="ffffff" w:val="clear"/>
             <w:tcMar>
-              <w:top w:w="160.0" w:type="dxa"/>
-              <w:left w:w="240.0" w:type="dxa"/>
-              <w:bottom w:w="160.0" w:type="dxa"/>
-              <w:right w:w="240.0" w:type="dxa"/>
+              <w:top w:w="40.0" w:type="dxa"/>
+              <w:left w:w="0.0" w:type="dxa"/>
+              <w:bottom w:w="40.0" w:type="dxa"/>
+              <w:right w:w="0.0" w:type="dxa"/>
             </w:tcMar>
-            <w:vAlign w:val="top"/>
+            <w:vAlign w:val="bottom"/>
           </w:tcPr>
           <w:p>
             <w:pPr>
-              <w:spacing w:line="391.30434782608694" w:lineRule="auto"/>
-              <w:ind w:left="0" w:firstLine="0"/>
-              <w:rPr>
-                <w:b w:val="0"/>
-                <w:bCs w:val="0"/>
-                <w:color w:val="0f1115"/>
-              </w:rPr>
-            </w:pPr>
-            <w:r>
-              <w:rPr>
-                <w:b w:val="0"/>
-                <w:bCs w:val="0"/>
-                <w:color w:val="0f1115"/>
+              <w:widowControl w:val="0"/>
+              <w:ind w:left="0" w:firstLine="0"/>
+              <w:rPr/>
+            </w:pPr>
+            <w:r>
+              <w:rPr>
                 <w:rtl w:val="0"/>
               </w:rPr>
               <w:t xml:space="preserve">Tiempo estimado</w:t>
@@ -4203,34 +3607,34 @@
         <w:tc>
           <w:tcPr>
             <w:tcBorders>
-              <w:top w:color="0f1115" w:space="0" w:sz="4" w:val="single"/>
-              <w:left w:color="0f1115" w:space="0" w:sz="4" w:val="single"/>
-              <w:bottom w:color="000000" w:space="0" w:sz="4" w:val="single"/>
-              <w:right w:color="0f1115" w:space="0" w:sz="4" w:val="single"/>
+              <w:top w:color="cccccc" w:space="0" w:sz="5" w:val="single"/>
+              <w:left w:color="cccccc" w:space="0" w:sz="5" w:val="single"/>
+              <w:bottom w:color="1fffff" w:space="0" w:sz="5" w:val="single"/>
+              <w:right w:color="cccccc" w:space="0" w:sz="5" w:val="single"/>
             </w:tcBorders>
+            <w:shd w:fill="ffffff" w:val="clear"/>
             <w:tcMar>
-              <w:top w:w="160.0" w:type="dxa"/>
-              <w:left w:w="0.0" w:type="dxa"/>
-              <w:bottom w:w="160.0" w:type="dxa"/>
-              <w:right w:w="240.0" w:type="dxa"/>
+              <w:top w:w="40.0" w:type="dxa"/>
+              <w:left w:w="40.0" w:type="dxa"/>
+              <w:bottom w:w="40.0" w:type="dxa"/>
+              <w:right w:w="40.0" w:type="dxa"/>
             </w:tcMar>
-            <w:vAlign w:val="top"/>
+            <w:vAlign w:val="bottom"/>
           </w:tcPr>
           <w:p>
             <w:pPr>
-              <w:spacing w:line="391.30434782608694" w:lineRule="auto"/>
-              <w:ind w:left="0" w:firstLine="0"/>
-              <w:rPr>
-                <w:b w:val="0"/>
-                <w:bCs w:val="0"/>
-                <w:color w:val="0f1115"/>
-              </w:rPr>
-            </w:pPr>
-            <w:r>
-              <w:rPr>
-                <w:b w:val="0"/>
-                <w:bCs w:val="0"/>
-                <w:color w:val="0f1115"/>
+              <w:widowControl w:val="0"/>
+              <w:ind w:left="0" w:firstLine="0"/>
+              <w:jc w:val="right"/>
+              <w:rPr>
+                <w:b w:val="0"/>
+                <w:bCs w:val="0"/>
+              </w:rPr>
+            </w:pPr>
+            <w:r>
+              <w:rPr>
+                <w:b w:val="0"/>
+                <w:bCs w:val="0"/>
                 <w:rtl w:val="0"/>
               </w:rPr>
               <w:t xml:space="preserve">1</w:t>
@@ -4245,37 +3649,36 @@
         <w:tc>
           <w:tcPr>
             <w:tcBorders>
-              <w:top w:color="0f1115" w:space="0" w:sz="4" w:val="single"/>
-              <w:left w:color="0f1115" w:space="0" w:sz="4" w:val="single"/>
-              <w:bottom w:color="000000" w:space="0" w:sz="4" w:val="single"/>
-              <w:right w:color="0f1115" w:space="0" w:sz="4" w:val="single"/>
+              <w:top w:color="cccccc" w:space="0" w:sz="5" w:val="single"/>
+              <w:left w:color="cccccc" w:space="0" w:sz="5" w:val="single"/>
+              <w:bottom w:color="1fffff" w:space="0" w:sz="5" w:val="single"/>
+              <w:right w:color="cccccc" w:space="0" w:sz="5" w:val="single"/>
             </w:tcBorders>
+            <w:shd w:fill="ffffff" w:val="clear"/>
             <w:tcMar>
-              <w:top w:w="160.0" w:type="dxa"/>
-              <w:left w:w="240.0" w:type="dxa"/>
-              <w:bottom w:w="160.0" w:type="dxa"/>
-              <w:right w:w="240.0" w:type="dxa"/>
+              <w:top w:w="40.0" w:type="dxa"/>
+              <w:left w:w="40.0" w:type="dxa"/>
+              <w:bottom w:w="40.0" w:type="dxa"/>
+              <w:right w:w="40.0" w:type="dxa"/>
             </w:tcMar>
-            <w:vAlign w:val="top"/>
+            <w:vAlign w:val="bottom"/>
           </w:tcPr>
           <w:p>
             <w:pPr>
-              <w:spacing w:line="391.30434782608694" w:lineRule="auto"/>
-              <w:ind w:left="0" w:firstLine="0"/>
-              <w:rPr>
-                <w:b w:val="0"/>
-                <w:bCs w:val="0"/>
-                <w:color w:val="0f1115"/>
-              </w:rPr>
-            </w:pPr>
-            <w:r>
-              <w:rPr>
-                <w:b w:val="0"/>
-                <w:bCs w:val="0"/>
-                <w:color w:val="0f1115"/>
-                <w:rtl w:val="0"/>
-              </w:rPr>
-              <w:t xml:space="preserve">Detener servicios de aplicación (Backend y Frontend) y conexiones activas a MySQL.</w:t>
+              <w:widowControl w:val="0"/>
+              <w:ind w:left="0" w:firstLine="0"/>
+              <w:rPr>
+                <w:b w:val="0"/>
+                <w:bCs w:val="0"/>
+              </w:rPr>
+            </w:pPr>
+            <w:r>
+              <w:rPr>
+                <w:b w:val="0"/>
+                <w:bCs w:val="0"/>
+                <w:rtl w:val="0"/>
+              </w:rPr>
+              <w:t xml:space="preserve">Detener servicios de aplicación (Backend y Frontend) y conexiones activas a MySQL (desde el Panel de Control de XAMPP o con net stop MySQL).</w:t>
             </w:r>
             <w:r>
               <w:rPr>
@@ -4287,34 +3690,33 @@
         <w:tc>
           <w:tcPr>
             <w:tcBorders>
-              <w:top w:color="0f1115" w:space="0" w:sz="4" w:val="single"/>
-              <w:left w:color="0f1115" w:space="0" w:sz="4" w:val="single"/>
-              <w:bottom w:color="000000" w:space="0" w:sz="4" w:val="single"/>
-              <w:right w:color="0f1115" w:space="0" w:sz="4" w:val="single"/>
+              <w:top w:color="cccccc" w:space="0" w:sz="5" w:val="single"/>
+              <w:left w:color="cccccc" w:space="0" w:sz="5" w:val="single"/>
+              <w:bottom w:color="1fffff" w:space="0" w:sz="5" w:val="single"/>
+              <w:right w:color="cccccc" w:space="0" w:sz="5" w:val="single"/>
             </w:tcBorders>
+            <w:shd w:fill="ffffff" w:val="clear"/>
             <w:tcMar>
-              <w:top w:w="160.0" w:type="dxa"/>
-              <w:left w:w="240.0" w:type="dxa"/>
-              <w:bottom w:w="160.0" w:type="dxa"/>
-              <w:right w:w="0.0" w:type="dxa"/>
+              <w:top w:w="40.0" w:type="dxa"/>
+              <w:left w:w="40.0" w:type="dxa"/>
+              <w:bottom w:w="40.0" w:type="dxa"/>
+              <w:right w:w="40.0" w:type="dxa"/>
             </w:tcMar>
-            <w:vAlign w:val="top"/>
+            <w:vAlign w:val="bottom"/>
           </w:tcPr>
           <w:p>
             <w:pPr>
-              <w:spacing w:line="391.30434782608694" w:lineRule="auto"/>
-              <w:ind w:left="0" w:firstLine="0"/>
-              <w:rPr>
-                <w:b w:val="0"/>
-                <w:bCs w:val="0"/>
-                <w:color w:val="0f1115"/>
-              </w:rPr>
-            </w:pPr>
-            <w:r>
-              <w:rPr>
-                <w:b w:val="0"/>
-                <w:bCs w:val="0"/>
-                <w:color w:val="0f1115"/>
+              <w:widowControl w:val="0"/>
+              <w:ind w:left="0" w:firstLine="0"/>
+              <w:rPr>
+                <w:b w:val="0"/>
+                <w:bCs w:val="0"/>
+              </w:rPr>
+            </w:pPr>
+            <w:r>
+              <w:rPr>
+                <w:b w:val="0"/>
+                <w:bCs w:val="0"/>
                 <w:rtl w:val="0"/>
               </w:rPr>
               <w:t xml:space="preserve">5 min</w:t>
@@ -4336,34 +3738,34 @@
         <w:tc>
           <w:tcPr>
             <w:tcBorders>
-              <w:top w:color="0f1115" w:space="0" w:sz="4" w:val="single"/>
-              <w:left w:color="0f1115" w:space="0" w:sz="4" w:val="single"/>
-              <w:bottom w:color="000000" w:space="0" w:sz="4" w:val="single"/>
-              <w:right w:color="0f1115" w:space="0" w:sz="4" w:val="single"/>
+              <w:top w:color="cccccc" w:space="0" w:sz="5" w:val="single"/>
+              <w:left w:color="cccccc" w:space="0" w:sz="5" w:val="single"/>
+              <w:bottom w:color="1fffff" w:space="0" w:sz="5" w:val="single"/>
+              <w:right w:color="cccccc" w:space="0" w:sz="5" w:val="single"/>
             </w:tcBorders>
+            <w:shd w:fill="ffffff" w:val="clear"/>
             <w:tcMar>
-              <w:top w:w="160.0" w:type="dxa"/>
-              <w:left w:w="0.0" w:type="dxa"/>
-              <w:bottom w:w="160.0" w:type="dxa"/>
-              <w:right w:w="240.0" w:type="dxa"/>
+              <w:top w:w="40.0" w:type="dxa"/>
+              <w:left w:w="40.0" w:type="dxa"/>
+              <w:bottom w:w="40.0" w:type="dxa"/>
+              <w:right w:w="40.0" w:type="dxa"/>
             </w:tcMar>
-            <w:vAlign w:val="top"/>
+            <w:vAlign w:val="bottom"/>
           </w:tcPr>
           <w:p>
             <w:pPr>
-              <w:spacing w:line="391.30434782608694" w:lineRule="auto"/>
-              <w:ind w:left="0" w:firstLine="0"/>
-              <w:rPr>
-                <w:b w:val="0"/>
-                <w:bCs w:val="0"/>
-                <w:color w:val="0f1115"/>
-              </w:rPr>
-            </w:pPr>
-            <w:r>
-              <w:rPr>
-                <w:b w:val="0"/>
-                <w:bCs w:val="0"/>
-                <w:color w:val="0f1115"/>
+              <w:widowControl w:val="0"/>
+              <w:ind w:left="0" w:firstLine="0"/>
+              <w:jc w:val="right"/>
+              <w:rPr>
+                <w:b w:val="0"/>
+                <w:bCs w:val="0"/>
+              </w:rPr>
+            </w:pPr>
+            <w:r>
+              <w:rPr>
+                <w:b w:val="0"/>
+                <w:bCs w:val="0"/>
                 <w:rtl w:val="0"/>
               </w:rPr>
               <w:t xml:space="preserve">2</w:t>
@@ -4378,75 +3780,54 @@
         <w:tc>
           <w:tcPr>
             <w:tcBorders>
-              <w:top w:color="0f1115" w:space="0" w:sz="4" w:val="single"/>
-              <w:left w:color="0f1115" w:space="0" w:sz="4" w:val="single"/>
-              <w:bottom w:color="000000" w:space="0" w:sz="4" w:val="single"/>
-              <w:right w:color="0f1115" w:space="0" w:sz="4" w:val="single"/>
+              <w:top w:color="cccccc" w:space="0" w:sz="5" w:val="single"/>
+              <w:left w:color="cccccc" w:space="0" w:sz="5" w:val="single"/>
+              <w:bottom w:color="1fffff" w:space="0" w:sz="5" w:val="single"/>
+              <w:right w:color="cccccc" w:space="0" w:sz="5" w:val="single"/>
             </w:tcBorders>
+            <w:shd w:fill="ffffff" w:val="clear"/>
             <w:tcMar>
-              <w:top w:w="160.0" w:type="dxa"/>
-              <w:left w:w="240.0" w:type="dxa"/>
-              <w:bottom w:w="160.0" w:type="dxa"/>
-              <w:right w:w="240.0" w:type="dxa"/>
+              <w:top w:w="40.0" w:type="dxa"/>
+              <w:left w:w="40.0" w:type="dxa"/>
+              <w:bottom w:w="40.0" w:type="dxa"/>
+              <w:right w:w="40.0" w:type="dxa"/>
             </w:tcMar>
-            <w:vAlign w:val="top"/>
+            <w:vAlign w:val="bottom"/>
           </w:tcPr>
           <w:p>
             <w:pPr>
-              <w:spacing w:line="391.30434782608694" w:lineRule="auto"/>
-              <w:ind w:left="0" w:firstLine="0"/>
-              <w:rPr>
-                <w:b w:val="0"/>
-                <w:bCs w:val="0"/>
-                <w:color w:val="0f1115"/>
-              </w:rPr>
-            </w:pPr>
-            <w:r>
-              <w:rPr>
-                <w:b w:val="0"/>
-                <w:bCs w:val="0"/>
-                <w:color w:val="0f1115"/>
-                <w:rtl w:val="0"/>
-              </w:rPr>
-              <w:t xml:space="preserve">Restaurar el último backup completo de </w:t>
-            </w:r>
-            <w:r>
-              <w:rPr>
-                <w:b w:val="0"/>
-                <w:bCs w:val="0"/>
-                <w:color w:val="0f1115"/>
-                <w:shd w:fill="ebeef2" w:val="clear"/>
-                <w:rtl w:val="0"/>
-              </w:rPr>
-              <w:t xml:space="preserve">sistema_comercial</w:t>
-            </w:r>
-            <w:r>
-              <w:rPr>
-                <w:b w:val="0"/>
-                <w:bCs w:val="0"/>
-                <w:color w:val="0f1115"/>
-                <w:rtl w:val="0"/>
-              </w:rPr>
-              <w:t xml:space="preserve"> (descifrar, descomprimir y ejecutar </w:t>
-            </w:r>
-            <w:r>
-              <w:rPr>
-                <w:b w:val="0"/>
-                <w:bCs w:val="0"/>
-                <w:color w:val="0f1115"/>
-                <w:shd w:fill="ebeef2" w:val="clear"/>
-                <w:rtl w:val="0"/>
-              </w:rPr>
-              <w:t xml:space="preserve">mysql &lt; dump.sql</w:t>
-            </w:r>
-            <w:r>
-              <w:rPr>
-                <w:b w:val="0"/>
-                <w:bCs w:val="0"/>
-                <w:color w:val="0f1115"/>
-                <w:rtl w:val="0"/>
-              </w:rPr>
-              <w:t xml:space="preserve">).</w:t>
+              <w:widowControl w:val="0"/>
+              <w:ind w:left="0" w:firstLine="0"/>
+              <w:rPr>
+                <w:b w:val="0"/>
+                <w:bCs w:val="0"/>
+              </w:rPr>
+            </w:pPr>
+            <w:r>
+              <w:rPr>
+                <w:b w:val="0"/>
+                <w:bCs w:val="0"/>
+                <w:rtl w:val="0"/>
+              </w:rPr>
+              <w:t xml:space="preserve">Restaurar la BD desde el último backup: descifrar, descomprimir y ejecutar el cliente de XAMPP:</w:t>
+            </w:r>
+          </w:p>
+          <w:p>
+            <w:pPr>
+              <w:widowControl w:val="0"/>
+              <w:ind w:left="0" w:firstLine="0"/>
+              <w:rPr>
+                <w:b w:val="0"/>
+                <w:bCs w:val="0"/>
+              </w:rPr>
+            </w:pPr>
+            <w:r>
+              <w:rPr>
+                <w:b w:val="0"/>
+                <w:bCs w:val="0"/>
+                <w:rtl w:val="0"/>
+              </w:rPr>
+              <w:t xml:space="preserve">C:\xampp\mysql\bin\mysql.exe -u root -p sistema_comercial &lt; dump.sql</w:t>
             </w:r>
             <w:r>
               <w:rPr>
@@ -4458,34 +3839,33 @@
         <w:tc>
           <w:tcPr>
             <w:tcBorders>
-              <w:top w:color="0f1115" w:space="0" w:sz="4" w:val="single"/>
-              <w:left w:color="0f1115" w:space="0" w:sz="4" w:val="single"/>
-              <w:bottom w:color="000000" w:space="0" w:sz="4" w:val="single"/>
-              <w:right w:color="0f1115" w:space="0" w:sz="4" w:val="single"/>
+              <w:top w:color="cccccc" w:space="0" w:sz="5" w:val="single"/>
+              <w:left w:color="cccccc" w:space="0" w:sz="5" w:val="single"/>
+              <w:bottom w:color="1fffff" w:space="0" w:sz="5" w:val="single"/>
+              <w:right w:color="cccccc" w:space="0" w:sz="5" w:val="single"/>
             </w:tcBorders>
+            <w:shd w:fill="ffffff" w:val="clear"/>
             <w:tcMar>
-              <w:top w:w="160.0" w:type="dxa"/>
-              <w:left w:w="240.0" w:type="dxa"/>
-              <w:bottom w:w="160.0" w:type="dxa"/>
-              <w:right w:w="0.0" w:type="dxa"/>
+              <w:top w:w="40.0" w:type="dxa"/>
+              <w:left w:w="40.0" w:type="dxa"/>
+              <w:bottom w:w="40.0" w:type="dxa"/>
+              <w:right w:w="40.0" w:type="dxa"/>
             </w:tcMar>
-            <w:vAlign w:val="top"/>
+            <w:vAlign w:val="bottom"/>
           </w:tcPr>
           <w:p>
             <w:pPr>
-              <w:spacing w:line="391.30434782608694" w:lineRule="auto"/>
-              <w:ind w:left="0" w:firstLine="0"/>
-              <w:rPr>
-                <w:b w:val="0"/>
-                <w:bCs w:val="0"/>
-                <w:color w:val="0f1115"/>
-              </w:rPr>
-            </w:pPr>
-            <w:r>
-              <w:rPr>
-                <w:b w:val="0"/>
-                <w:bCs w:val="0"/>
-                <w:color w:val="0f1115"/>
+              <w:widowControl w:val="0"/>
+              <w:ind w:left="0" w:firstLine="0"/>
+              <w:rPr>
+                <w:b w:val="0"/>
+                <w:bCs w:val="0"/>
+              </w:rPr>
+            </w:pPr>
+            <w:r>
+              <w:rPr>
+                <w:b w:val="0"/>
+                <w:bCs w:val="0"/>
                 <w:rtl w:val="0"/>
               </w:rPr>
               <w:t xml:space="preserve">15 – 25 min</w:t>
@@ -4507,34 +3887,34 @@
         <w:tc>
           <w:tcPr>
             <w:tcBorders>
-              <w:top w:color="0f1115" w:space="0" w:sz="4" w:val="single"/>
-              <w:left w:color="0f1115" w:space="0" w:sz="4" w:val="single"/>
-              <w:bottom w:color="000000" w:space="0" w:sz="4" w:val="single"/>
-              <w:right w:color="0f1115" w:space="0" w:sz="4" w:val="single"/>
+              <w:top w:color="cccccc" w:space="0" w:sz="5" w:val="single"/>
+              <w:left w:color="cccccc" w:space="0" w:sz="5" w:val="single"/>
+              <w:bottom w:color="1fffff" w:space="0" w:sz="5" w:val="single"/>
+              <w:right w:color="cccccc" w:space="0" w:sz="5" w:val="single"/>
             </w:tcBorders>
+            <w:shd w:fill="ffffff" w:val="clear"/>
             <w:tcMar>
-              <w:top w:w="160.0" w:type="dxa"/>
-              <w:left w:w="0.0" w:type="dxa"/>
-              <w:bottom w:w="160.0" w:type="dxa"/>
-              <w:right w:w="240.0" w:type="dxa"/>
+              <w:top w:w="40.0" w:type="dxa"/>
+              <w:left w:w="40.0" w:type="dxa"/>
+              <w:bottom w:w="40.0" w:type="dxa"/>
+              <w:right w:w="40.0" w:type="dxa"/>
             </w:tcMar>
-            <w:vAlign w:val="top"/>
+            <w:vAlign w:val="bottom"/>
           </w:tcPr>
           <w:p>
             <w:pPr>
-              <w:spacing w:line="391.30434782608694" w:lineRule="auto"/>
-              <w:ind w:left="0" w:firstLine="0"/>
-              <w:rPr>
-                <w:b w:val="0"/>
-                <w:bCs w:val="0"/>
-                <w:color w:val="0f1115"/>
-              </w:rPr>
-            </w:pPr>
-            <w:r>
-              <w:rPr>
-                <w:b w:val="0"/>
-                <w:bCs w:val="0"/>
-                <w:color w:val="0f1115"/>
+              <w:widowControl w:val="0"/>
+              <w:ind w:left="0" w:firstLine="0"/>
+              <w:jc w:val="right"/>
+              <w:rPr>
+                <w:b w:val="0"/>
+                <w:bCs w:val="0"/>
+              </w:rPr>
+            </w:pPr>
+            <w:r>
+              <w:rPr>
+                <w:b w:val="0"/>
+                <w:bCs w:val="0"/>
                 <w:rtl w:val="0"/>
               </w:rPr>
               <w:t xml:space="preserve">3</w:t>
@@ -4549,34 +3929,33 @@
         <w:tc>
           <w:tcPr>
             <w:tcBorders>
-              <w:top w:color="0f1115" w:space="0" w:sz="4" w:val="single"/>
-              <w:left w:color="0f1115" w:space="0" w:sz="4" w:val="single"/>
-              <w:bottom w:color="000000" w:space="0" w:sz="4" w:val="single"/>
-              <w:right w:color="0f1115" w:space="0" w:sz="4" w:val="single"/>
+              <w:top w:color="cccccc" w:space="0" w:sz="5" w:val="single"/>
+              <w:left w:color="cccccc" w:space="0" w:sz="5" w:val="single"/>
+              <w:bottom w:color="1fffff" w:space="0" w:sz="5" w:val="single"/>
+              <w:right w:color="cccccc" w:space="0" w:sz="5" w:val="single"/>
             </w:tcBorders>
+            <w:shd w:fill="ffffff" w:val="clear"/>
             <w:tcMar>
-              <w:top w:w="160.0" w:type="dxa"/>
-              <w:left w:w="240.0" w:type="dxa"/>
-              <w:bottom w:w="160.0" w:type="dxa"/>
-              <w:right w:w="240.0" w:type="dxa"/>
+              <w:top w:w="40.0" w:type="dxa"/>
+              <w:left w:w="40.0" w:type="dxa"/>
+              <w:bottom w:w="40.0" w:type="dxa"/>
+              <w:right w:w="40.0" w:type="dxa"/>
             </w:tcMar>
-            <w:vAlign w:val="top"/>
+            <w:vAlign w:val="bottom"/>
           </w:tcPr>
           <w:p>
             <w:pPr>
-              <w:spacing w:line="391.30434782608694" w:lineRule="auto"/>
-              <w:ind w:left="0" w:firstLine="0"/>
-              <w:rPr>
-                <w:b w:val="0"/>
-                <w:bCs w:val="0"/>
-                <w:color w:val="0f1115"/>
-              </w:rPr>
-            </w:pPr>
-            <w:r>
-              <w:rPr>
-                <w:b w:val="0"/>
-                <w:bCs w:val="0"/>
-                <w:color w:val="0f1115"/>
+              <w:widowControl w:val="0"/>
+              <w:ind w:left="0" w:firstLine="0"/>
+              <w:rPr>
+                <w:b w:val="0"/>
+                <w:bCs w:val="0"/>
+              </w:rPr>
+            </w:pPr>
+            <w:r>
+              <w:rPr>
+                <w:b w:val="0"/>
+                <w:bCs w:val="0"/>
                 <w:rtl w:val="0"/>
               </w:rPr>
               <w:t xml:space="preserve">Restaurar el código fuente (Backend y Frontend) desde el último backup semanal (opcional, si no se puede acceder a GitHub).</w:t>
@@ -4591,34 +3970,33 @@
         <w:tc>
           <w:tcPr>
             <w:tcBorders>
-              <w:top w:color="0f1115" w:space="0" w:sz="4" w:val="single"/>
-              <w:left w:color="0f1115" w:space="0" w:sz="4" w:val="single"/>
-              <w:bottom w:color="000000" w:space="0" w:sz="4" w:val="single"/>
-              <w:right w:color="0f1115" w:space="0" w:sz="4" w:val="single"/>
+              <w:top w:color="cccccc" w:space="0" w:sz="5" w:val="single"/>
+              <w:left w:color="cccccc" w:space="0" w:sz="5" w:val="single"/>
+              <w:bottom w:color="1fffff" w:space="0" w:sz="5" w:val="single"/>
+              <w:right w:color="cccccc" w:space="0" w:sz="5" w:val="single"/>
             </w:tcBorders>
+            <w:shd w:fill="ffffff" w:val="clear"/>
             <w:tcMar>
-              <w:top w:w="160.0" w:type="dxa"/>
-              <w:left w:w="240.0" w:type="dxa"/>
-              <w:bottom w:w="160.0" w:type="dxa"/>
-              <w:right w:w="0.0" w:type="dxa"/>
+              <w:top w:w="40.0" w:type="dxa"/>
+              <w:left w:w="40.0" w:type="dxa"/>
+              <w:bottom w:w="40.0" w:type="dxa"/>
+              <w:right w:w="40.0" w:type="dxa"/>
             </w:tcMar>
-            <w:vAlign w:val="top"/>
+            <w:vAlign w:val="bottom"/>
           </w:tcPr>
           <w:p>
             <w:pPr>
-              <w:spacing w:line="391.30434782608694" w:lineRule="auto"/>
-              <w:ind w:left="0" w:firstLine="0"/>
-              <w:rPr>
-                <w:b w:val="0"/>
-                <w:bCs w:val="0"/>
-                <w:color w:val="0f1115"/>
-              </w:rPr>
-            </w:pPr>
-            <w:r>
-              <w:rPr>
-                <w:b w:val="0"/>
-                <w:bCs w:val="0"/>
-                <w:color w:val="0f1115"/>
+              <w:widowControl w:val="0"/>
+              <w:ind w:left="0" w:firstLine="0"/>
+              <w:rPr>
+                <w:b w:val="0"/>
+                <w:bCs w:val="0"/>
+              </w:rPr>
+            </w:pPr>
+            <w:r>
+              <w:rPr>
+                <w:b w:val="0"/>
+                <w:bCs w:val="0"/>
                 <w:rtl w:val="0"/>
               </w:rPr>
               <w:t xml:space="preserve">5 – 10 min</w:t>
@@ -4640,34 +4018,34 @@
         <w:tc>
           <w:tcPr>
             <w:tcBorders>
-              <w:top w:color="0f1115" w:space="0" w:sz="4" w:val="single"/>
-              <w:left w:color="0f1115" w:space="0" w:sz="4" w:val="single"/>
-              <w:bottom w:color="000000" w:space="0" w:sz="4" w:val="single"/>
-              <w:right w:color="0f1115" w:space="0" w:sz="4" w:val="single"/>
+              <w:top w:color="cccccc" w:space="0" w:sz="5" w:val="single"/>
+              <w:left w:color="cccccc" w:space="0" w:sz="5" w:val="single"/>
+              <w:bottom w:color="1fffff" w:space="0" w:sz="5" w:val="single"/>
+              <w:right w:color="cccccc" w:space="0" w:sz="5" w:val="single"/>
             </w:tcBorders>
+            <w:shd w:fill="ffffff" w:val="clear"/>
             <w:tcMar>
-              <w:top w:w="160.0" w:type="dxa"/>
-              <w:left w:w="0.0" w:type="dxa"/>
-              <w:bottom w:w="160.0" w:type="dxa"/>
-              <w:right w:w="240.0" w:type="dxa"/>
+              <w:top w:w="40.0" w:type="dxa"/>
+              <w:left w:w="40.0" w:type="dxa"/>
+              <w:bottom w:w="40.0" w:type="dxa"/>
+              <w:right w:w="40.0" w:type="dxa"/>
             </w:tcMar>
-            <w:vAlign w:val="top"/>
+            <w:vAlign w:val="bottom"/>
           </w:tcPr>
           <w:p>
             <w:pPr>
-              <w:spacing w:line="391.30434782608694" w:lineRule="auto"/>
-              <w:ind w:left="0" w:firstLine="0"/>
-              <w:rPr>
-                <w:b w:val="0"/>
-                <w:bCs w:val="0"/>
-                <w:color w:val="0f1115"/>
-              </w:rPr>
-            </w:pPr>
-            <w:r>
-              <w:rPr>
-                <w:b w:val="0"/>
-                <w:bCs w:val="0"/>
-                <w:color w:val="0f1115"/>
+              <w:widowControl w:val="0"/>
+              <w:ind w:left="0" w:firstLine="0"/>
+              <w:jc w:val="right"/>
+              <w:rPr>
+                <w:b w:val="0"/>
+                <w:bCs w:val="0"/>
+              </w:rPr>
+            </w:pPr>
+            <w:r>
+              <w:rPr>
+                <w:b w:val="0"/>
+                <w:bCs w:val="0"/>
                 <w:rtl w:val="0"/>
               </w:rPr>
               <w:t xml:space="preserve">4</w:t>
@@ -4682,56 +4060,36 @@
         <w:tc>
           <w:tcPr>
             <w:tcBorders>
-              <w:top w:color="0f1115" w:space="0" w:sz="4" w:val="single"/>
-              <w:left w:color="0f1115" w:space="0" w:sz="4" w:val="single"/>
-              <w:bottom w:color="000000" w:space="0" w:sz="4" w:val="single"/>
-              <w:right w:color="0f1115" w:space="0" w:sz="4" w:val="single"/>
+              <w:top w:color="cccccc" w:space="0" w:sz="5" w:val="single"/>
+              <w:left w:color="cccccc" w:space="0" w:sz="5" w:val="single"/>
+              <w:bottom w:color="1fffff" w:space="0" w:sz="5" w:val="single"/>
+              <w:right w:color="cccccc" w:space="0" w:sz="5" w:val="single"/>
             </w:tcBorders>
+            <w:shd w:fill="ffffff" w:val="clear"/>
             <w:tcMar>
-              <w:top w:w="160.0" w:type="dxa"/>
-              <w:left w:w="240.0" w:type="dxa"/>
-              <w:bottom w:w="160.0" w:type="dxa"/>
-              <w:right w:w="240.0" w:type="dxa"/>
+              <w:top w:w="40.0" w:type="dxa"/>
+              <w:left w:w="40.0" w:type="dxa"/>
+              <w:bottom w:w="40.0" w:type="dxa"/>
+              <w:right w:w="40.0" w:type="dxa"/>
             </w:tcMar>
-            <w:vAlign w:val="top"/>
+            <w:vAlign w:val="bottom"/>
           </w:tcPr>
           <w:p>
             <w:pPr>
-              <w:spacing w:line="391.30434782608694" w:lineRule="auto"/>
-              <w:ind w:left="0" w:firstLine="0"/>
-              <w:rPr>
-                <w:b w:val="0"/>
-                <w:bCs w:val="0"/>
-                <w:color w:val="0f1115"/>
-              </w:rPr>
-            </w:pPr>
-            <w:r>
-              <w:rPr>
-                <w:b w:val="0"/>
-                <w:bCs w:val="0"/>
-                <w:color w:val="0f1115"/>
-                <w:rtl w:val="0"/>
-              </w:rPr>
-              <w:t xml:space="preserve">Restaurar los archivos </w:t>
-            </w:r>
-            <w:r>
-              <w:rPr>
-                <w:b w:val="0"/>
-                <w:bCs w:val="0"/>
-                <w:color w:val="0f1115"/>
-                <w:shd w:fill="ebeef2" w:val="clear"/>
-                <w:rtl w:val="0"/>
-              </w:rPr>
-              <w:t xml:space="preserve">.env</w:t>
-            </w:r>
-            <w:r>
-              <w:rPr>
-                <w:b w:val="0"/>
-                <w:bCs w:val="0"/>
-                <w:color w:val="0f1115"/>
-                <w:rtl w:val="0"/>
-              </w:rPr>
-              <w:t xml:space="preserve"> desde el último backup mensual cifrado.</w:t>
+              <w:widowControl w:val="0"/>
+              <w:ind w:left="0" w:firstLine="0"/>
+              <w:rPr>
+                <w:b w:val="0"/>
+                <w:bCs w:val="0"/>
+              </w:rPr>
+            </w:pPr>
+            <w:r>
+              <w:rPr>
+                <w:b w:val="0"/>
+                <w:bCs w:val="0"/>
+                <w:rtl w:val="0"/>
+              </w:rPr>
+              <w:t xml:space="preserve">Restaurar los archivos .env desde el último backup mensual cifrado.</w:t>
             </w:r>
             <w:r>
               <w:rPr>
@@ -4743,34 +4101,33 @@
         <w:tc>
           <w:tcPr>
             <w:tcBorders>
-              <w:top w:color="0f1115" w:space="0" w:sz="4" w:val="single"/>
-              <w:left w:color="0f1115" w:space="0" w:sz="4" w:val="single"/>
-              <w:bottom w:color="000000" w:space="0" w:sz="4" w:val="single"/>
-              <w:right w:color="0f1115" w:space="0" w:sz="4" w:val="single"/>
+              <w:top w:color="cccccc" w:space="0" w:sz="5" w:val="single"/>
+              <w:left w:color="cccccc" w:space="0" w:sz="5" w:val="single"/>
+              <w:bottom w:color="1fffff" w:space="0" w:sz="5" w:val="single"/>
+              <w:right w:color="cccccc" w:space="0" w:sz="5" w:val="single"/>
             </w:tcBorders>
+            <w:shd w:fill="ffffff" w:val="clear"/>
             <w:tcMar>
-              <w:top w:w="160.0" w:type="dxa"/>
-              <w:left w:w="240.0" w:type="dxa"/>
-              <w:bottom w:w="160.0" w:type="dxa"/>
-              <w:right w:w="0.0" w:type="dxa"/>
+              <w:top w:w="40.0" w:type="dxa"/>
+              <w:left w:w="40.0" w:type="dxa"/>
+              <w:bottom w:w="40.0" w:type="dxa"/>
+              <w:right w:w="40.0" w:type="dxa"/>
             </w:tcMar>
-            <w:vAlign w:val="top"/>
+            <w:vAlign w:val="bottom"/>
           </w:tcPr>
           <w:p>
             <w:pPr>
-              <w:spacing w:line="391.30434782608694" w:lineRule="auto"/>
-              <w:ind w:left="0" w:firstLine="0"/>
-              <w:rPr>
-                <w:b w:val="0"/>
-                <w:bCs w:val="0"/>
-                <w:color w:val="0f1115"/>
-              </w:rPr>
-            </w:pPr>
-            <w:r>
-              <w:rPr>
-                <w:b w:val="0"/>
-                <w:bCs w:val="0"/>
-                <w:color w:val="0f1115"/>
+              <w:widowControl w:val="0"/>
+              <w:ind w:left="0" w:firstLine="0"/>
+              <w:rPr>
+                <w:b w:val="0"/>
+                <w:bCs w:val="0"/>
+              </w:rPr>
+            </w:pPr>
+            <w:r>
+              <w:rPr>
+                <w:b w:val="0"/>
+                <w:bCs w:val="0"/>
                 <w:rtl w:val="0"/>
               </w:rPr>
               <w:t xml:space="preserve">5 min</w:t>
@@ -4792,34 +4149,34 @@
         <w:tc>
           <w:tcPr>
             <w:tcBorders>
-              <w:top w:color="0f1115" w:space="0" w:sz="4" w:val="single"/>
-              <w:left w:color="0f1115" w:space="0" w:sz="4" w:val="single"/>
-              <w:bottom w:color="000000" w:space="0" w:sz="4" w:val="single"/>
-              <w:right w:color="0f1115" w:space="0" w:sz="4" w:val="single"/>
+              <w:top w:color="cccccc" w:space="0" w:sz="5" w:val="single"/>
+              <w:left w:color="cccccc" w:space="0" w:sz="5" w:val="single"/>
+              <w:bottom w:color="1fffff" w:space="0" w:sz="5" w:val="single"/>
+              <w:right w:color="cccccc" w:space="0" w:sz="5" w:val="single"/>
             </w:tcBorders>
+            <w:shd w:fill="ffffff" w:val="clear"/>
             <w:tcMar>
-              <w:top w:w="160.0" w:type="dxa"/>
-              <w:left w:w="0.0" w:type="dxa"/>
-              <w:bottom w:w="160.0" w:type="dxa"/>
-              <w:right w:w="240.0" w:type="dxa"/>
+              <w:top w:w="40.0" w:type="dxa"/>
+              <w:left w:w="40.0" w:type="dxa"/>
+              <w:bottom w:w="40.0" w:type="dxa"/>
+              <w:right w:w="40.0" w:type="dxa"/>
             </w:tcMar>
-            <w:vAlign w:val="top"/>
+            <w:vAlign w:val="bottom"/>
           </w:tcPr>
           <w:p>
             <w:pPr>
-              <w:spacing w:line="391.30434782608694" w:lineRule="auto"/>
-              <w:ind w:left="0" w:firstLine="0"/>
-              <w:rPr>
-                <w:b w:val="0"/>
-                <w:bCs w:val="0"/>
-                <w:color w:val="0f1115"/>
-              </w:rPr>
-            </w:pPr>
-            <w:r>
-              <w:rPr>
-                <w:b w:val="0"/>
-                <w:bCs w:val="0"/>
-                <w:color w:val="0f1115"/>
+              <w:widowControl w:val="0"/>
+              <w:ind w:left="0" w:firstLine="0"/>
+              <w:jc w:val="right"/>
+              <w:rPr>
+                <w:b w:val="0"/>
+                <w:bCs w:val="0"/>
+              </w:rPr>
+            </w:pPr>
+            <w:r>
+              <w:rPr>
+                <w:b w:val="0"/>
+                <w:bCs w:val="0"/>
                 <w:rtl w:val="0"/>
               </w:rPr>
               <w:t xml:space="preserve">5</w:t>
@@ -4834,56 +4191,36 @@
         <w:tc>
           <w:tcPr>
             <w:tcBorders>
-              <w:top w:color="0f1115" w:space="0" w:sz="4" w:val="single"/>
-              <w:left w:color="0f1115" w:space="0" w:sz="4" w:val="single"/>
-              <w:bottom w:color="000000" w:space="0" w:sz="4" w:val="single"/>
-              <w:right w:color="0f1115" w:space="0" w:sz="4" w:val="single"/>
+              <w:top w:color="cccccc" w:space="0" w:sz="5" w:val="single"/>
+              <w:left w:color="cccccc" w:space="0" w:sz="5" w:val="single"/>
+              <w:bottom w:color="1fffff" w:space="0" w:sz="5" w:val="single"/>
+              <w:right w:color="cccccc" w:space="0" w:sz="5" w:val="single"/>
             </w:tcBorders>
+            <w:shd w:fill="ffffff" w:val="clear"/>
             <w:tcMar>
-              <w:top w:w="160.0" w:type="dxa"/>
-              <w:left w:w="240.0" w:type="dxa"/>
-              <w:bottom w:w="160.0" w:type="dxa"/>
-              <w:right w:w="240.0" w:type="dxa"/>
+              <w:top w:w="40.0" w:type="dxa"/>
+              <w:left w:w="40.0" w:type="dxa"/>
+              <w:bottom w:w="40.0" w:type="dxa"/>
+              <w:right w:w="40.0" w:type="dxa"/>
             </w:tcMar>
-            <w:vAlign w:val="top"/>
+            <w:vAlign w:val="bottom"/>
           </w:tcPr>
           <w:p>
             <w:pPr>
-              <w:spacing w:line="391.30434782608694" w:lineRule="auto"/>
-              <w:ind w:left="0" w:firstLine="0"/>
-              <w:rPr>
-                <w:b w:val="0"/>
-                <w:bCs w:val="0"/>
-                <w:color w:val="0f1115"/>
-              </w:rPr>
-            </w:pPr>
-            <w:r>
-              <w:rPr>
-                <w:b w:val="0"/>
-                <w:bCs w:val="0"/>
-                <w:color w:val="0f1115"/>
-                <w:rtl w:val="0"/>
-              </w:rPr>
-              <w:t xml:space="preserve">Verificar integridad de la BD (</w:t>
-            </w:r>
-            <w:r>
-              <w:rPr>
-                <w:b w:val="0"/>
-                <w:bCs w:val="0"/>
-                <w:color w:val="0f1115"/>
-                <w:shd w:fill="ebeef2" w:val="clear"/>
-                <w:rtl w:val="0"/>
-              </w:rPr>
-              <w:t xml:space="preserve">CHECK TABLE</w:t>
-            </w:r>
-            <w:r>
-              <w:rPr>
-                <w:b w:val="0"/>
-                <w:bCs w:val="0"/>
-                <w:color w:val="0f1115"/>
-                <w:rtl w:val="0"/>
-              </w:rPr>
-              <w:t xml:space="preserve">, conteos de registros, triggers).</w:t>
+              <w:widowControl w:val="0"/>
+              <w:ind w:left="0" w:firstLine="0"/>
+              <w:rPr>
+                <w:b w:val="0"/>
+                <w:bCs w:val="0"/>
+              </w:rPr>
+            </w:pPr>
+            <w:r>
+              <w:rPr>
+                <w:b w:val="0"/>
+                <w:bCs w:val="0"/>
+                <w:rtl w:val="0"/>
+              </w:rPr>
+              <w:t xml:space="preserve">Verificar integridad de la BD (CHECK TABLE, conteos de registros, triggers) usando el cliente mysql.exe de XAMPP.</w:t>
             </w:r>
             <w:r>
               <w:rPr>
@@ -4895,34 +4232,33 @@
         <w:tc>
           <w:tcPr>
             <w:tcBorders>
-              <w:top w:color="0f1115" w:space="0" w:sz="4" w:val="single"/>
-              <w:left w:color="0f1115" w:space="0" w:sz="4" w:val="single"/>
-              <w:bottom w:color="000000" w:space="0" w:sz="4" w:val="single"/>
-              <w:right w:color="0f1115" w:space="0" w:sz="4" w:val="single"/>
+              <w:top w:color="cccccc" w:space="0" w:sz="5" w:val="single"/>
+              <w:left w:color="cccccc" w:space="0" w:sz="5" w:val="single"/>
+              <w:bottom w:color="1fffff" w:space="0" w:sz="5" w:val="single"/>
+              <w:right w:color="cccccc" w:space="0" w:sz="5" w:val="single"/>
             </w:tcBorders>
+            <w:shd w:fill="ffffff" w:val="clear"/>
             <w:tcMar>
-              <w:top w:w="160.0" w:type="dxa"/>
-              <w:left w:w="240.0" w:type="dxa"/>
-              <w:bottom w:w="160.0" w:type="dxa"/>
-              <w:right w:w="0.0" w:type="dxa"/>
+              <w:top w:w="40.0" w:type="dxa"/>
+              <w:left w:w="40.0" w:type="dxa"/>
+              <w:bottom w:w="40.0" w:type="dxa"/>
+              <w:right w:w="40.0" w:type="dxa"/>
             </w:tcMar>
-            <w:vAlign w:val="top"/>
+            <w:vAlign w:val="bottom"/>
           </w:tcPr>
           <w:p>
             <w:pPr>
-              <w:spacing w:line="391.30434782608694" w:lineRule="auto"/>
-              <w:ind w:left="0" w:firstLine="0"/>
-              <w:rPr>
-                <w:b w:val="0"/>
-                <w:bCs w:val="0"/>
-                <w:color w:val="0f1115"/>
-              </w:rPr>
-            </w:pPr>
-            <w:r>
-              <w:rPr>
-                <w:b w:val="0"/>
-                <w:bCs w:val="0"/>
-                <w:color w:val="0f1115"/>
+              <w:widowControl w:val="0"/>
+              <w:ind w:left="0" w:firstLine="0"/>
+              <w:rPr>
+                <w:b w:val="0"/>
+                <w:bCs w:val="0"/>
+              </w:rPr>
+            </w:pPr>
+            <w:r>
+              <w:rPr>
+                <w:b w:val="0"/>
+                <w:bCs w:val="0"/>
                 <w:rtl w:val="0"/>
               </w:rPr>
               <w:t xml:space="preserve">10 – 15 min</w:t>
@@ -4944,34 +4280,34 @@
         <w:tc>
           <w:tcPr>
             <w:tcBorders>
-              <w:top w:color="0f1115" w:space="0" w:sz="4" w:val="single"/>
-              <w:left w:color="0f1115" w:space="0" w:sz="4" w:val="single"/>
-              <w:bottom w:color="000000" w:space="0" w:sz="4" w:val="single"/>
-              <w:right w:color="0f1115" w:space="0" w:sz="4" w:val="single"/>
+              <w:top w:color="cccccc" w:space="0" w:sz="5" w:val="single"/>
+              <w:left w:color="cccccc" w:space="0" w:sz="5" w:val="single"/>
+              <w:bottom w:color="1fffff" w:space="0" w:sz="5" w:val="single"/>
+              <w:right w:color="cccccc" w:space="0" w:sz="5" w:val="single"/>
             </w:tcBorders>
+            <w:shd w:fill="ffffff" w:val="clear"/>
             <w:tcMar>
-              <w:top w:w="160.0" w:type="dxa"/>
-              <w:left w:w="0.0" w:type="dxa"/>
-              <w:bottom w:w="160.0" w:type="dxa"/>
-              <w:right w:w="240.0" w:type="dxa"/>
+              <w:top w:w="40.0" w:type="dxa"/>
+              <w:left w:w="40.0" w:type="dxa"/>
+              <w:bottom w:w="40.0" w:type="dxa"/>
+              <w:right w:w="40.0" w:type="dxa"/>
             </w:tcMar>
-            <w:vAlign w:val="top"/>
+            <w:vAlign w:val="bottom"/>
           </w:tcPr>
           <w:p>
             <w:pPr>
-              <w:spacing w:line="391.30434782608694" w:lineRule="auto"/>
-              <w:ind w:left="0" w:firstLine="0"/>
-              <w:rPr>
-                <w:b w:val="0"/>
-                <w:bCs w:val="0"/>
-                <w:color w:val="0f1115"/>
-              </w:rPr>
-            </w:pPr>
-            <w:r>
-              <w:rPr>
-                <w:b w:val="0"/>
-                <w:bCs w:val="0"/>
-                <w:color w:val="0f1115"/>
+              <w:widowControl w:val="0"/>
+              <w:ind w:left="0" w:firstLine="0"/>
+              <w:jc w:val="right"/>
+              <w:rPr>
+                <w:b w:val="0"/>
+                <w:bCs w:val="0"/>
+              </w:rPr>
+            </w:pPr>
+            <w:r>
+              <w:rPr>
+                <w:b w:val="0"/>
+                <w:bCs w:val="0"/>
                 <w:rtl w:val="0"/>
               </w:rPr>
               <w:t xml:space="preserve">6</w:t>
@@ -4986,37 +4322,36 @@
         <w:tc>
           <w:tcPr>
             <w:tcBorders>
-              <w:top w:color="0f1115" w:space="0" w:sz="4" w:val="single"/>
-              <w:left w:color="0f1115" w:space="0" w:sz="4" w:val="single"/>
-              <w:bottom w:color="000000" w:space="0" w:sz="4" w:val="single"/>
-              <w:right w:color="0f1115" w:space="0" w:sz="4" w:val="single"/>
+              <w:top w:color="cccccc" w:space="0" w:sz="5" w:val="single"/>
+              <w:left w:color="cccccc" w:space="0" w:sz="5" w:val="single"/>
+              <w:bottom w:color="1fffff" w:space="0" w:sz="5" w:val="single"/>
+              <w:right w:color="cccccc" w:space="0" w:sz="5" w:val="single"/>
             </w:tcBorders>
+            <w:shd w:fill="ffffff" w:val="clear"/>
             <w:tcMar>
-              <w:top w:w="160.0" w:type="dxa"/>
-              <w:left w:w="240.0" w:type="dxa"/>
-              <w:bottom w:w="160.0" w:type="dxa"/>
-              <w:right w:w="240.0" w:type="dxa"/>
+              <w:top w:w="40.0" w:type="dxa"/>
+              <w:left w:w="40.0" w:type="dxa"/>
+              <w:bottom w:w="40.0" w:type="dxa"/>
+              <w:right w:w="40.0" w:type="dxa"/>
             </w:tcMar>
-            <w:vAlign w:val="top"/>
+            <w:vAlign w:val="bottom"/>
           </w:tcPr>
           <w:p>
             <w:pPr>
-              <w:spacing w:line="391.30434782608694" w:lineRule="auto"/>
-              <w:ind w:left="0" w:firstLine="0"/>
-              <w:rPr>
-                <w:b w:val="0"/>
-                <w:bCs w:val="0"/>
-                <w:color w:val="0f1115"/>
-              </w:rPr>
-            </w:pPr>
-            <w:r>
-              <w:rPr>
-                <w:b w:val="0"/>
-                <w:bCs w:val="0"/>
-                <w:color w:val="0f1115"/>
-                <w:rtl w:val="0"/>
-              </w:rPr>
-              <w:t xml:space="preserve">Reiniciar servicios y realizar pruebas de humo (login, consulta de productos, creación de pedido de prueba).</w:t>
+              <w:widowControl w:val="0"/>
+              <w:ind w:left="0" w:firstLine="0"/>
+              <w:rPr>
+                <w:b w:val="0"/>
+                <w:bCs w:val="0"/>
+              </w:rPr>
+            </w:pPr>
+            <w:r>
+              <w:rPr>
+                <w:b w:val="0"/>
+                <w:bCs w:val="0"/>
+                <w:rtl w:val="0"/>
+              </w:rPr>
+              <w:t xml:space="preserve">Reiniciar servicios (desde el Panel de Control de XAMPP o con comandos) y realizar pruebas de humo (login, consulta de productos, creación de pedido de prueba).</w:t>
             </w:r>
             <w:r>
               <w:rPr>
@@ -5028,34 +4363,33 @@
         <w:tc>
           <w:tcPr>
             <w:tcBorders>
-              <w:top w:color="0f1115" w:space="0" w:sz="4" w:val="single"/>
-              <w:left w:color="0f1115" w:space="0" w:sz="4" w:val="single"/>
-              <w:bottom w:color="000000" w:space="0" w:sz="4" w:val="single"/>
-              <w:right w:color="0f1115" w:space="0" w:sz="4" w:val="single"/>
+              <w:top w:color="cccccc" w:space="0" w:sz="5" w:val="single"/>
+              <w:left w:color="cccccc" w:space="0" w:sz="5" w:val="single"/>
+              <w:bottom w:color="1fffff" w:space="0" w:sz="5" w:val="single"/>
+              <w:right w:color="cccccc" w:space="0" w:sz="5" w:val="single"/>
             </w:tcBorders>
+            <w:shd w:fill="ffffff" w:val="clear"/>
             <w:tcMar>
-              <w:top w:w="160.0" w:type="dxa"/>
-              <w:left w:w="240.0" w:type="dxa"/>
-              <w:bottom w:w="160.0" w:type="dxa"/>
-              <w:right w:w="0.0" w:type="dxa"/>
+              <w:top w:w="40.0" w:type="dxa"/>
+              <w:left w:w="40.0" w:type="dxa"/>
+              <w:bottom w:w="40.0" w:type="dxa"/>
+              <w:right w:w="40.0" w:type="dxa"/>
             </w:tcMar>
-            <w:vAlign w:val="top"/>
+            <w:vAlign w:val="bottom"/>
           </w:tcPr>
           <w:p>
             <w:pPr>
-              <w:spacing w:line="391.30434782608694" w:lineRule="auto"/>
-              <w:ind w:left="0" w:firstLine="0"/>
-              <w:rPr>
-                <w:b w:val="0"/>
-                <w:bCs w:val="0"/>
-                <w:color w:val="0f1115"/>
-              </w:rPr>
-            </w:pPr>
-            <w:r>
-              <w:rPr>
-                <w:b w:val="0"/>
-                <w:bCs w:val="0"/>
-                <w:color w:val="0f1115"/>
+              <w:widowControl w:val="0"/>
+              <w:ind w:left="0" w:firstLine="0"/>
+              <w:rPr>
+                <w:b w:val="0"/>
+                <w:bCs w:val="0"/>
+              </w:rPr>
+            </w:pPr>
+            <w:r>
+              <w:rPr>
+                <w:b w:val="0"/>
+                <w:bCs w:val="0"/>
                 <w:rtl w:val="0"/>
               </w:rPr>
               <w:t xml:space="preserve">10 min</w:t>
@@ -5077,27 +4411,27 @@
         <w:tc>
           <w:tcPr>
             <w:tcBorders>
-              <w:top w:color="0f1115" w:space="0" w:sz="4" w:val="single"/>
-              <w:left w:color="0f1115" w:space="0" w:sz="4" w:val="single"/>
-              <w:bottom w:color="000000" w:space="0" w:sz="4" w:val="single"/>
-              <w:right w:color="0f1115" w:space="0" w:sz="4" w:val="single"/>
+              <w:top w:color="cccccc" w:space="0" w:sz="5" w:val="single"/>
+              <w:left w:color="cccccc" w:space="0" w:sz="5" w:val="single"/>
+              <w:bottom w:color="1fffff" w:space="0" w:sz="5" w:val="single"/>
+              <w:right w:color="cccccc" w:space="0" w:sz="5" w:val="single"/>
             </w:tcBorders>
+            <w:shd w:fill="ffffff" w:val="clear"/>
             <w:tcMar>
-              <w:top w:w="160.0" w:type="dxa"/>
-              <w:left w:w="0.0" w:type="dxa"/>
-              <w:bottom w:w="160.0" w:type="dxa"/>
-              <w:right w:w="240.0" w:type="dxa"/>
+              <w:top w:w="40.0" w:type="dxa"/>
+              <w:left w:w="40.0" w:type="dxa"/>
+              <w:bottom w:w="40.0" w:type="dxa"/>
+              <w:right w:w="40.0" w:type="dxa"/>
             </w:tcMar>
-            <w:vAlign w:val="top"/>
+            <w:vAlign w:val="bottom"/>
           </w:tcPr>
           <w:p>
             <w:pPr>
-              <w:spacing w:line="391.30434782608694" w:lineRule="auto"/>
-              <w:ind w:left="0" w:firstLine="0"/>
-              <w:rPr>
-                <w:b w:val="0"/>
-                <w:bCs w:val="0"/>
-                <w:color w:val="0f1115"/>
+              <w:widowControl w:val="0"/>
+              <w:ind w:left="0" w:firstLine="0"/>
+              <w:rPr>
+                <w:b w:val="0"/>
+                <w:bCs w:val="0"/>
               </w:rPr>
             </w:pPr>
             <w:r>
@@ -5110,34 +4444,33 @@
         <w:tc>
           <w:tcPr>
             <w:tcBorders>
-              <w:top w:color="0f1115" w:space="0" w:sz="4" w:val="single"/>
-              <w:left w:color="0f1115" w:space="0" w:sz="4" w:val="single"/>
-              <w:bottom w:color="000000" w:space="0" w:sz="4" w:val="single"/>
-              <w:right w:color="0f1115" w:space="0" w:sz="4" w:val="single"/>
+              <w:top w:color="cccccc" w:space="0" w:sz="5" w:val="single"/>
+              <w:left w:color="cccccc" w:space="0" w:sz="5" w:val="single"/>
+              <w:bottom w:color="1fffff" w:space="0" w:sz="5" w:val="single"/>
+              <w:right w:color="cccccc" w:space="0" w:sz="5" w:val="single"/>
             </w:tcBorders>
+            <w:shd w:fill="ffffff" w:val="clear"/>
             <w:tcMar>
-              <w:top w:w="160.0" w:type="dxa"/>
-              <w:left w:w="240.0" w:type="dxa"/>
-              <w:bottom w:w="160.0" w:type="dxa"/>
-              <w:right w:w="240.0" w:type="dxa"/>
+              <w:top w:w="40.0" w:type="dxa"/>
+              <w:left w:w="40.0" w:type="dxa"/>
+              <w:bottom w:w="40.0" w:type="dxa"/>
+              <w:right w:w="40.0" w:type="dxa"/>
             </w:tcMar>
-            <w:vAlign w:val="top"/>
+            <w:vAlign w:val="bottom"/>
           </w:tcPr>
           <w:p>
             <w:pPr>
-              <w:spacing w:line="391.30434782608694" w:lineRule="auto"/>
-              <w:ind w:left="0" w:firstLine="0"/>
-              <w:rPr>
-                <w:b w:val="0"/>
-                <w:bCs w:val="0"/>
-                <w:color w:val="0f1115"/>
-              </w:rPr>
-            </w:pPr>
-            <w:r>
-              <w:rPr>
-                <w:b w:val="0"/>
-                <w:bCs w:val="0"/>
-                <w:color w:val="0f1115"/>
+              <w:widowControl w:val="0"/>
+              <w:ind w:left="0" w:firstLine="0"/>
+              <w:rPr>
+                <w:b w:val="0"/>
+                <w:bCs w:val="0"/>
+              </w:rPr>
+            </w:pPr>
+            <w:r>
+              <w:rPr>
+                <w:b w:val="0"/>
+                <w:bCs w:val="0"/>
                 <w:rtl w:val="0"/>
               </w:rPr>
               <w:t xml:space="preserve">Total estimado</w:t>
@@ -5152,34 +4485,33 @@
         <w:tc>
           <w:tcPr>
             <w:tcBorders>
-              <w:top w:color="0f1115" w:space="0" w:sz="4" w:val="single"/>
-              <w:left w:color="0f1115" w:space="0" w:sz="4" w:val="single"/>
-              <w:bottom w:color="000000" w:space="0" w:sz="4" w:val="single"/>
-              <w:right w:color="0f1115" w:space="0" w:sz="4" w:val="single"/>
+              <w:top w:color="cccccc" w:space="0" w:sz="5" w:val="single"/>
+              <w:left w:color="cccccc" w:space="0" w:sz="5" w:val="single"/>
+              <w:bottom w:color="1fffff" w:space="0" w:sz="5" w:val="single"/>
+              <w:right w:color="cccccc" w:space="0" w:sz="5" w:val="single"/>
             </w:tcBorders>
+            <w:shd w:fill="ffffff" w:val="clear"/>
             <w:tcMar>
-              <w:top w:w="160.0" w:type="dxa"/>
-              <w:left w:w="240.0" w:type="dxa"/>
-              <w:bottom w:w="160.0" w:type="dxa"/>
-              <w:right w:w="0.0" w:type="dxa"/>
+              <w:top w:w="40.0" w:type="dxa"/>
+              <w:left w:w="40.0" w:type="dxa"/>
+              <w:bottom w:w="40.0" w:type="dxa"/>
+              <w:right w:w="40.0" w:type="dxa"/>
             </w:tcMar>
-            <w:vAlign w:val="top"/>
+            <w:vAlign w:val="bottom"/>
           </w:tcPr>
           <w:p>
             <w:pPr>
-              <w:spacing w:line="391.30434782608694" w:lineRule="auto"/>
-              <w:ind w:left="0" w:firstLine="0"/>
-              <w:rPr>
-                <w:b w:val="0"/>
-                <w:bCs w:val="0"/>
-                <w:color w:val="0f1115"/>
-              </w:rPr>
-            </w:pPr>
-            <w:r>
-              <w:rPr>
-                <w:b w:val="0"/>
-                <w:bCs w:val="0"/>
-                <w:color w:val="0f1115"/>
+              <w:widowControl w:val="0"/>
+              <w:ind w:left="0" w:firstLine="0"/>
+              <w:rPr>
+                <w:b w:val="0"/>
+                <w:bCs w:val="0"/>
+              </w:rPr>
+            </w:pPr>
+            <w:r>
+              <w:rPr>
+                <w:b w:val="0"/>
+                <w:bCs w:val="0"/>
                 <w:rtl w:val="0"/>
               </w:rPr>
               <w:t xml:space="preserve">50 – 70 min</w:t>
@@ -5237,8 +4569,8 @@
         <w:ind w:left="0" w:firstLine="0"/>
         <w:rPr/>
       </w:pPr>
-      <w:bookmarkStart w:colFirst="0" w:colLast="0" w:name="_m2e4z9xmcrb3" w:id="15"/>
-      <w:bookmarkEnd w:id="15"/>
+      <w:bookmarkStart w:colFirst="0" w:colLast="0" w:name="_m2e4z9xmcrb3" w:id="14"/>
+      <w:bookmarkEnd w:id="14"/>
       <w:r>
         <w:rPr>
           <w:rtl w:val="0"/>
@@ -5320,8 +4652,8 @@
         <w:ind w:left="0" w:firstLine="0"/>
         <w:rPr/>
       </w:pPr>
-      <w:bookmarkStart w:colFirst="0" w:colLast="0" w:name="_o38dhjh418wb" w:id="16"/>
-      <w:bookmarkEnd w:id="16"/>
+      <w:bookmarkStart w:colFirst="0" w:colLast="0" w:name="_o38dhjh418wb" w:id="15"/>
+      <w:bookmarkEnd w:id="15"/>
       <w:r>
         <w:rPr>
           <w:rtl w:val="0"/>
@@ -5550,8 +4882,8 @@
         <w:pStyle w:val="Title"/>
         <w:rPr/>
       </w:pPr>
-      <w:bookmarkStart w:colFirst="0" w:colLast="0" w:name="_3khklchm6hvt" w:id="17"/>
-      <w:bookmarkEnd w:id="17"/>
+      <w:bookmarkStart w:colFirst="0" w:colLast="0" w:name="_3khklchm6hvt" w:id="16"/>
+      <w:bookmarkEnd w:id="16"/>
       <w:r>
         <w:rPr>
           <w:rtl w:val="0"/>
@@ -5607,34 +4939,31 @@
         <w:tc>
           <w:tcPr>
             <w:tcBorders>
-              <w:top w:color="0f1115" w:space="0" w:sz="4" w:val="single"/>
-              <w:left w:color="0f1115" w:space="0" w:sz="4" w:val="single"/>
-              <w:bottom w:color="000000" w:space="0" w:sz="4" w:val="single"/>
-              <w:right w:color="0f1115" w:space="0" w:sz="4" w:val="single"/>
+              <w:top w:color="cccccc" w:space="0" w:sz="5" w:val="single"/>
+              <w:left w:color="cccccc" w:space="0" w:sz="5" w:val="single"/>
+              <w:bottom w:color="29ffff" w:space="0" w:sz="5" w:val="single"/>
+              <w:right w:color="cccccc" w:space="0" w:sz="5" w:val="single"/>
             </w:tcBorders>
+            <w:shd w:fill="ffffff" w:val="clear"/>
             <w:tcMar>
-              <w:top w:w="160.0" w:type="dxa"/>
-              <w:left w:w="0.0" w:type="dxa"/>
-              <w:bottom w:w="160.0" w:type="dxa"/>
-              <w:right w:w="240.0" w:type="dxa"/>
+              <w:top w:w="40.0" w:type="dxa"/>
+              <w:left w:w="40.0" w:type="dxa"/>
+              <w:bottom w:w="40.0" w:type="dxa"/>
+              <w:right w:w="40.0" w:type="dxa"/>
             </w:tcMar>
-            <w:vAlign w:val="top"/>
+            <w:vAlign w:val="bottom"/>
           </w:tcPr>
           <w:p>
             <w:pPr>
-              <w:spacing w:line="391.30434782608694" w:lineRule="auto"/>
-              <w:ind w:left="0" w:firstLine="0"/>
-              <w:rPr>
-                <w:b w:val="0"/>
-                <w:bCs w:val="0"/>
-                <w:color w:val="0f1115"/>
-              </w:rPr>
-            </w:pPr>
-            <w:r>
-              <w:rPr>
-                <w:b w:val="0"/>
-                <w:bCs w:val="0"/>
-                <w:color w:val="0f1115"/>
+              <w:widowControl w:val="0"/>
+              <w:ind w:left="0" w:firstLine="0"/>
+              <w:rPr>
+                <w:b w:val="0"/>
+                <w:bCs w:val="0"/>
+              </w:rPr>
+            </w:pPr>
+            <w:r>
+              <w:rPr>
                 <w:rtl w:val="0"/>
               </w:rPr>
               <w:t xml:space="preserve">Rol</w:t>
@@ -5649,34 +4978,31 @@
         <w:tc>
           <w:tcPr>
             <w:tcBorders>
-              <w:top w:color="0f1115" w:space="0" w:sz="4" w:val="single"/>
-              <w:left w:color="0f1115" w:space="0" w:sz="4" w:val="single"/>
-              <w:bottom w:color="000000" w:space="0" w:sz="4" w:val="single"/>
-              <w:right w:color="0f1115" w:space="0" w:sz="4" w:val="single"/>
+              <w:top w:color="cccccc" w:space="0" w:sz="5" w:val="single"/>
+              <w:left w:color="cccccc" w:space="0" w:sz="5" w:val="single"/>
+              <w:bottom w:color="29ffff" w:space="0" w:sz="5" w:val="single"/>
+              <w:right w:color="cccccc" w:space="0" w:sz="5" w:val="single"/>
             </w:tcBorders>
+            <w:shd w:fill="ffffff" w:val="clear"/>
             <w:tcMar>
-              <w:top w:w="160.0" w:type="dxa"/>
-              <w:left w:w="240.0" w:type="dxa"/>
-              <w:bottom w:w="160.0" w:type="dxa"/>
-              <w:right w:w="240.0" w:type="dxa"/>
+              <w:top w:w="40.0" w:type="dxa"/>
+              <w:left w:w="40.0" w:type="dxa"/>
+              <w:bottom w:w="40.0" w:type="dxa"/>
+              <w:right w:w="40.0" w:type="dxa"/>
             </w:tcMar>
-            <w:vAlign w:val="top"/>
+            <w:vAlign w:val="bottom"/>
           </w:tcPr>
           <w:p>
             <w:pPr>
-              <w:spacing w:line="391.30434782608694" w:lineRule="auto"/>
-              <w:ind w:left="0" w:firstLine="0"/>
-              <w:rPr>
-                <w:b w:val="0"/>
-                <w:bCs w:val="0"/>
-                <w:color w:val="0f1115"/>
-              </w:rPr>
-            </w:pPr>
-            <w:r>
-              <w:rPr>
-                <w:b w:val="0"/>
-                <w:bCs w:val="0"/>
-                <w:color w:val="0f1115"/>
+              <w:widowControl w:val="0"/>
+              <w:ind w:left="0" w:firstLine="0"/>
+              <w:rPr>
+                <w:b w:val="0"/>
+                <w:bCs w:val="0"/>
+              </w:rPr>
+            </w:pPr>
+            <w:r>
+              <w:rPr>
                 <w:rtl w:val="0"/>
               </w:rPr>
               <w:t xml:space="preserve">Responsabilidades principales</w:t>
@@ -5691,34 +5017,28 @@
         <w:tc>
           <w:tcPr>
             <w:tcBorders>
-              <w:top w:color="0f1115" w:space="0" w:sz="4" w:val="single"/>
-              <w:left w:color="0f1115" w:space="0" w:sz="4" w:val="single"/>
-              <w:bottom w:color="000000" w:space="0" w:sz="4" w:val="single"/>
-              <w:right w:color="0f1115" w:space="0" w:sz="4" w:val="single"/>
+              <w:top w:color="cccccc" w:space="0" w:sz="5" w:val="single"/>
+              <w:left w:color="cccccc" w:space="0" w:sz="5" w:val="single"/>
+              <w:bottom w:color="29ffff" w:space="0" w:sz="5" w:val="single"/>
+              <w:right w:color="000000" w:space="0" w:sz="5" w:val="single"/>
             </w:tcBorders>
+            <w:shd w:fill="ffffff" w:val="clear"/>
             <w:tcMar>
-              <w:top w:w="160.0" w:type="dxa"/>
-              <w:left w:w="240.0" w:type="dxa"/>
-              <w:bottom w:w="160.0" w:type="dxa"/>
-              <w:right w:w="240.0" w:type="dxa"/>
+              <w:top w:w="40.0" w:type="dxa"/>
+              <w:left w:w="0.0" w:type="dxa"/>
+              <w:bottom w:w="40.0" w:type="dxa"/>
+              <w:right w:w="0.0" w:type="dxa"/>
             </w:tcMar>
-            <w:vAlign w:val="top"/>
+            <w:vAlign w:val="bottom"/>
           </w:tcPr>
           <w:p>
             <w:pPr>
-              <w:spacing w:line="391.30434782608694" w:lineRule="auto"/>
-              <w:ind w:left="0" w:firstLine="0"/>
-              <w:rPr>
-                <w:b w:val="0"/>
-                <w:bCs w:val="0"/>
-                <w:color w:val="0f1115"/>
-              </w:rPr>
-            </w:pPr>
-            <w:r>
-              <w:rPr>
-                <w:b w:val="0"/>
-                <w:bCs w:val="0"/>
-                <w:color w:val="0f1115"/>
+              <w:widowControl w:val="0"/>
+              <w:ind w:left="0" w:firstLine="0"/>
+              <w:rPr/>
+            </w:pPr>
+            <w:r>
+              <w:rPr>
                 <w:rtl w:val="0"/>
               </w:rPr>
               <w:t xml:space="preserve">Contacto de respaldo</w:t>
@@ -5740,34 +5060,33 @@
         <w:tc>
           <w:tcPr>
             <w:tcBorders>
-              <w:top w:color="0f1115" w:space="0" w:sz="4" w:val="single"/>
-              <w:left w:color="0f1115" w:space="0" w:sz="4" w:val="single"/>
-              <w:bottom w:color="000000" w:space="0" w:sz="4" w:val="single"/>
-              <w:right w:color="0f1115" w:space="0" w:sz="4" w:val="single"/>
+              <w:top w:color="cccccc" w:space="0" w:sz="5" w:val="single"/>
+              <w:left w:color="cccccc" w:space="0" w:sz="5" w:val="single"/>
+              <w:bottom w:color="1fffff" w:space="0" w:sz="5" w:val="single"/>
+              <w:right w:color="cccccc" w:space="0" w:sz="5" w:val="single"/>
             </w:tcBorders>
+            <w:shd w:fill="ffffff" w:val="clear"/>
             <w:tcMar>
-              <w:top w:w="160.0" w:type="dxa"/>
-              <w:left w:w="0.0" w:type="dxa"/>
-              <w:bottom w:w="160.0" w:type="dxa"/>
-              <w:right w:w="240.0" w:type="dxa"/>
+              <w:top w:w="40.0" w:type="dxa"/>
+              <w:left w:w="40.0" w:type="dxa"/>
+              <w:bottom w:w="40.0" w:type="dxa"/>
+              <w:right w:w="40.0" w:type="dxa"/>
             </w:tcMar>
-            <w:vAlign w:val="top"/>
+            <w:vAlign w:val="bottom"/>
           </w:tcPr>
           <w:p>
             <w:pPr>
-              <w:spacing w:line="391.30434782608694" w:lineRule="auto"/>
-              <w:ind w:left="0" w:firstLine="0"/>
-              <w:rPr>
-                <w:b w:val="0"/>
-                <w:bCs w:val="0"/>
-                <w:color w:val="0f1115"/>
-              </w:rPr>
-            </w:pPr>
-            <w:r>
-              <w:rPr>
-                <w:b w:val="0"/>
-                <w:bCs w:val="0"/>
-                <w:color w:val="0f1115"/>
+              <w:widowControl w:val="0"/>
+              <w:ind w:left="0" w:firstLine="0"/>
+              <w:rPr>
+                <w:b w:val="0"/>
+                <w:bCs w:val="0"/>
+              </w:rPr>
+            </w:pPr>
+            <w:r>
+              <w:rPr>
+                <w:b w:val="0"/>
+                <w:bCs w:val="0"/>
                 <w:rtl w:val="0"/>
               </w:rPr>
               <w:t xml:space="preserve">Desarrollador Backend</w:t>
@@ -5782,37 +5101,36 @@
         <w:tc>
           <w:tcPr>
             <w:tcBorders>
-              <w:top w:color="0f1115" w:space="0" w:sz="4" w:val="single"/>
-              <w:left w:color="0f1115" w:space="0" w:sz="4" w:val="single"/>
-              <w:bottom w:color="000000" w:space="0" w:sz="4" w:val="single"/>
-              <w:right w:color="0f1115" w:space="0" w:sz="4" w:val="single"/>
+              <w:top w:color="cccccc" w:space="0" w:sz="5" w:val="single"/>
+              <w:left w:color="cccccc" w:space="0" w:sz="5" w:val="single"/>
+              <w:bottom w:color="1fffff" w:space="0" w:sz="5" w:val="single"/>
+              <w:right w:color="cccccc" w:space="0" w:sz="5" w:val="single"/>
             </w:tcBorders>
+            <w:shd w:fill="ffffff" w:val="clear"/>
             <w:tcMar>
-              <w:top w:w="160.0" w:type="dxa"/>
-              <w:left w:w="240.0" w:type="dxa"/>
-              <w:bottom w:w="160.0" w:type="dxa"/>
-              <w:right w:w="240.0" w:type="dxa"/>
+              <w:top w:w="40.0" w:type="dxa"/>
+              <w:left w:w="40.0" w:type="dxa"/>
+              <w:bottom w:w="40.0" w:type="dxa"/>
+              <w:right w:w="40.0" w:type="dxa"/>
             </w:tcMar>
-            <w:vAlign w:val="top"/>
+            <w:vAlign w:val="bottom"/>
           </w:tcPr>
           <w:p>
             <w:pPr>
-              <w:spacing w:line="391.30434782608694" w:lineRule="auto"/>
-              <w:ind w:left="0" w:firstLine="0"/>
-              <w:rPr>
-                <w:b w:val="0"/>
-                <w:bCs w:val="0"/>
-                <w:color w:val="0f1115"/>
-              </w:rPr>
-            </w:pPr>
-            <w:r>
-              <w:rPr>
-                <w:b w:val="0"/>
-                <w:bCs w:val="0"/>
-                <w:color w:val="0f1115"/>
-                <w:rtl w:val="0"/>
-              </w:rPr>
-              <w:t xml:space="preserve">Ejecutar y verificar respaldos de base de datos; mantener el script de automatización; participar en pruebas de restauración mensuales.</w:t>
+              <w:widowControl w:val="0"/>
+              <w:ind w:left="0" w:firstLine="0"/>
+              <w:rPr>
+                <w:b w:val="0"/>
+                <w:bCs w:val="0"/>
+              </w:rPr>
+            </w:pPr>
+            <w:r>
+              <w:rPr>
+                <w:b w:val="0"/>
+                <w:bCs w:val="0"/>
+                <w:rtl w:val="0"/>
+              </w:rPr>
+              <w:t xml:space="preserve">Ejecutar y verificar respaldos de BD; mantener el script PowerShell con rutas XAMPP; participar en pruebas de restauración mensuales.</w:t>
             </w:r>
             <w:r>
               <w:rPr>
@@ -5824,34 +5142,33 @@
         <w:tc>
           <w:tcPr>
             <w:tcBorders>
-              <w:top w:color="0f1115" w:space="0" w:sz="4" w:val="single"/>
-              <w:left w:color="0f1115" w:space="0" w:sz="4" w:val="single"/>
-              <w:bottom w:color="000000" w:space="0" w:sz="4" w:val="single"/>
-              <w:right w:color="0f1115" w:space="0" w:sz="4" w:val="single"/>
+              <w:top w:color="cccccc" w:space="0" w:sz="5" w:val="single"/>
+              <w:left w:color="cccccc" w:space="0" w:sz="5" w:val="single"/>
+              <w:bottom w:color="1fffff" w:space="0" w:sz="5" w:val="single"/>
+              <w:right w:color="000000" w:space="0" w:sz="5" w:val="single"/>
             </w:tcBorders>
+            <w:shd w:fill="ffffff" w:val="clear"/>
             <w:tcMar>
-              <w:top w:w="160.0" w:type="dxa"/>
-              <w:left w:w="240.0" w:type="dxa"/>
-              <w:bottom w:w="160.0" w:type="dxa"/>
+              <w:top w:w="40.0" w:type="dxa"/>
+              <w:left w:w="0.0" w:type="dxa"/>
+              <w:bottom w:w="40.0" w:type="dxa"/>
               <w:right w:w="0.0" w:type="dxa"/>
             </w:tcMar>
-            <w:vAlign w:val="top"/>
+            <w:vAlign w:val="bottom"/>
           </w:tcPr>
           <w:p>
             <w:pPr>
-              <w:spacing w:line="391.30434782608694" w:lineRule="auto"/>
-              <w:ind w:left="0" w:firstLine="0"/>
-              <w:rPr>
-                <w:b w:val="0"/>
-                <w:bCs w:val="0"/>
-                <w:color w:val="0f1115"/>
-              </w:rPr>
-            </w:pPr>
-            <w:r>
-              <w:rPr>
-                <w:b w:val="0"/>
-                <w:bCs w:val="0"/>
-                <w:color w:val="0f1115"/>
+              <w:widowControl w:val="0"/>
+              <w:ind w:left="0" w:firstLine="0"/>
+              <w:rPr>
+                <w:b w:val="0"/>
+                <w:bCs w:val="0"/>
+              </w:rPr>
+            </w:pPr>
+            <w:r>
+              <w:rPr>
+                <w:b w:val="0"/>
+                <w:bCs w:val="0"/>
                 <w:rtl w:val="0"/>
               </w:rPr>
               <w:t xml:space="preserve">Desarrollador Backend secundario / Lead técnico</w:t>
@@ -5873,34 +5190,33 @@
         <w:tc>
           <w:tcPr>
             <w:tcBorders>
-              <w:top w:color="0f1115" w:space="0" w:sz="4" w:val="single"/>
-              <w:left w:color="0f1115" w:space="0" w:sz="4" w:val="single"/>
-              <w:bottom w:color="000000" w:space="0" w:sz="4" w:val="single"/>
-              <w:right w:color="0f1115" w:space="0" w:sz="4" w:val="single"/>
+              <w:top w:color="cccccc" w:space="0" w:sz="5" w:val="single"/>
+              <w:left w:color="cccccc" w:space="0" w:sz="5" w:val="single"/>
+              <w:bottom w:color="1fffff" w:space="0" w:sz="5" w:val="single"/>
+              <w:right w:color="cccccc" w:space="0" w:sz="5" w:val="single"/>
             </w:tcBorders>
+            <w:shd w:fill="ffffff" w:val="clear"/>
             <w:tcMar>
-              <w:top w:w="160.0" w:type="dxa"/>
-              <w:left w:w="0.0" w:type="dxa"/>
-              <w:bottom w:w="160.0" w:type="dxa"/>
-              <w:right w:w="240.0" w:type="dxa"/>
+              <w:top w:w="40.0" w:type="dxa"/>
+              <w:left w:w="40.0" w:type="dxa"/>
+              <w:bottom w:w="40.0" w:type="dxa"/>
+              <w:right w:w="40.0" w:type="dxa"/>
             </w:tcMar>
-            <w:vAlign w:val="top"/>
+            <w:vAlign w:val="bottom"/>
           </w:tcPr>
           <w:p>
             <w:pPr>
-              <w:spacing w:line="391.30434782608694" w:lineRule="auto"/>
-              <w:ind w:left="0" w:firstLine="0"/>
-              <w:rPr>
-                <w:b w:val="0"/>
-                <w:bCs w:val="0"/>
-                <w:color w:val="0f1115"/>
-              </w:rPr>
-            </w:pPr>
-            <w:r>
-              <w:rPr>
-                <w:b w:val="0"/>
-                <w:bCs w:val="0"/>
-                <w:color w:val="0f1115"/>
+              <w:widowControl w:val="0"/>
+              <w:ind w:left="0" w:firstLine="0"/>
+              <w:rPr>
+                <w:b w:val="0"/>
+                <w:bCs w:val="0"/>
+              </w:rPr>
+            </w:pPr>
+            <w:r>
+              <w:rPr>
+                <w:b w:val="0"/>
+                <w:bCs w:val="0"/>
                 <w:rtl w:val="0"/>
               </w:rPr>
               <w:t xml:space="preserve">Administrador de Sistemas</w:t>
@@ -5915,37 +5231,36 @@
         <w:tc>
           <w:tcPr>
             <w:tcBorders>
-              <w:top w:color="0f1115" w:space="0" w:sz="4" w:val="single"/>
-              <w:left w:color="0f1115" w:space="0" w:sz="4" w:val="single"/>
-              <w:bottom w:color="000000" w:space="0" w:sz="4" w:val="single"/>
-              <w:right w:color="0f1115" w:space="0" w:sz="4" w:val="single"/>
+              <w:top w:color="cccccc" w:space="0" w:sz="5" w:val="single"/>
+              <w:left w:color="cccccc" w:space="0" w:sz="5" w:val="single"/>
+              <w:bottom w:color="1fffff" w:space="0" w:sz="5" w:val="single"/>
+              <w:right w:color="cccccc" w:space="0" w:sz="5" w:val="single"/>
             </w:tcBorders>
+            <w:shd w:fill="ffffff" w:val="clear"/>
             <w:tcMar>
-              <w:top w:w="160.0" w:type="dxa"/>
-              <w:left w:w="240.0" w:type="dxa"/>
-              <w:bottom w:w="160.0" w:type="dxa"/>
-              <w:right w:w="240.0" w:type="dxa"/>
+              <w:top w:w="40.0" w:type="dxa"/>
+              <w:left w:w="40.0" w:type="dxa"/>
+              <w:bottom w:w="40.0" w:type="dxa"/>
+              <w:right w:w="40.0" w:type="dxa"/>
             </w:tcMar>
-            <w:vAlign w:val="top"/>
+            <w:vAlign w:val="bottom"/>
           </w:tcPr>
           <w:p>
             <w:pPr>
-              <w:spacing w:line="391.30434782608694" w:lineRule="auto"/>
-              <w:ind w:left="0" w:firstLine="0"/>
-              <w:rPr>
-                <w:b w:val="0"/>
-                <w:bCs w:val="0"/>
-                <w:color w:val="0f1115"/>
-              </w:rPr>
-            </w:pPr>
-            <w:r>
-              <w:rPr>
-                <w:b w:val="0"/>
-                <w:bCs w:val="0"/>
-                <w:color w:val="0f1115"/>
-                <w:rtl w:val="0"/>
-              </w:rPr>
-              <w:t xml:space="preserve">Monitorear la ejecución de tareas programadas, espacio en disco, alertas de fallo; gestionar permisos, cifrado y supervisar la sincronización con Google Drive.</w:t>
+              <w:widowControl w:val="0"/>
+              <w:ind w:left="0" w:firstLine="0"/>
+              <w:rPr>
+                <w:b w:val="0"/>
+                <w:bCs w:val="0"/>
+              </w:rPr>
+            </w:pPr>
+            <w:r>
+              <w:rPr>
+                <w:b w:val="0"/>
+                <w:bCs w:val="0"/>
+                <w:rtl w:val="0"/>
+              </w:rPr>
+              <w:t xml:space="preserve">Monitorear la ejecución de tareas programadas, espacio en disco, alertas de fallo; asegurar que el servicio MySQL de XAMPP esté operativo; gestionar permisos, cifrado y sincronización con Google Drive.</w:t>
             </w:r>
             <w:r>
               <w:rPr>
@@ -5957,34 +5272,33 @@
         <w:tc>
           <w:tcPr>
             <w:tcBorders>
-              <w:top w:color="0f1115" w:space="0" w:sz="4" w:val="single"/>
-              <w:left w:color="0f1115" w:space="0" w:sz="4" w:val="single"/>
-              <w:bottom w:color="000000" w:space="0" w:sz="4" w:val="single"/>
-              <w:right w:color="0f1115" w:space="0" w:sz="4" w:val="single"/>
+              <w:top w:color="cccccc" w:space="0" w:sz="5" w:val="single"/>
+              <w:left w:color="cccccc" w:space="0" w:sz="5" w:val="single"/>
+              <w:bottom w:color="1fffff" w:space="0" w:sz="5" w:val="single"/>
+              <w:right w:color="000000" w:space="0" w:sz="5" w:val="single"/>
             </w:tcBorders>
+            <w:shd w:fill="ffffff" w:val="clear"/>
             <w:tcMar>
-              <w:top w:w="160.0" w:type="dxa"/>
-              <w:left w:w="240.0" w:type="dxa"/>
-              <w:bottom w:w="160.0" w:type="dxa"/>
+              <w:top w:w="40.0" w:type="dxa"/>
+              <w:left w:w="0.0" w:type="dxa"/>
+              <w:bottom w:w="40.0" w:type="dxa"/>
               <w:right w:w="0.0" w:type="dxa"/>
             </w:tcMar>
-            <w:vAlign w:val="top"/>
+            <w:vAlign w:val="bottom"/>
           </w:tcPr>
           <w:p>
             <w:pPr>
-              <w:spacing w:line="391.30434782608694" w:lineRule="auto"/>
-              <w:ind w:left="0" w:firstLine="0"/>
-              <w:rPr>
-                <w:b w:val="0"/>
-                <w:bCs w:val="0"/>
-                <w:color w:val="0f1115"/>
-              </w:rPr>
-            </w:pPr>
-            <w:r>
-              <w:rPr>
-                <w:b w:val="0"/>
-                <w:bCs w:val="0"/>
-                <w:color w:val="0f1115"/>
+              <w:widowControl w:val="0"/>
+              <w:ind w:left="0" w:firstLine="0"/>
+              <w:rPr>
+                <w:b w:val="0"/>
+                <w:bCs w:val="0"/>
+              </w:rPr>
+            </w:pPr>
+            <w:r>
+              <w:rPr>
+                <w:b w:val="0"/>
+                <w:bCs w:val="0"/>
                 <w:rtl w:val="0"/>
               </w:rPr>
               <w:t xml:space="preserve">Administrador de Sistemas secundario / DevOps</w:t>
@@ -6006,34 +5320,33 @@
         <w:tc>
           <w:tcPr>
             <w:tcBorders>
-              <w:top w:color="0f1115" w:space="0" w:sz="4" w:val="single"/>
-              <w:left w:color="0f1115" w:space="0" w:sz="4" w:val="single"/>
-              <w:bottom w:color="000000" w:space="0" w:sz="4" w:val="single"/>
-              <w:right w:color="0f1115" w:space="0" w:sz="4" w:val="single"/>
+              <w:top w:color="cccccc" w:space="0" w:sz="5" w:val="single"/>
+              <w:left w:color="cccccc" w:space="0" w:sz="5" w:val="single"/>
+              <w:bottom w:color="1fffff" w:space="0" w:sz="5" w:val="single"/>
+              <w:right w:color="cccccc" w:space="0" w:sz="5" w:val="single"/>
             </w:tcBorders>
+            <w:shd w:fill="ffffff" w:val="clear"/>
             <w:tcMar>
-              <w:top w:w="160.0" w:type="dxa"/>
-              <w:left w:w="0.0" w:type="dxa"/>
-              <w:bottom w:w="160.0" w:type="dxa"/>
-              <w:right w:w="240.0" w:type="dxa"/>
+              <w:top w:w="40.0" w:type="dxa"/>
+              <w:left w:w="40.0" w:type="dxa"/>
+              <w:bottom w:w="40.0" w:type="dxa"/>
+              <w:right w:w="40.0" w:type="dxa"/>
             </w:tcMar>
-            <w:vAlign w:val="top"/>
+            <w:vAlign w:val="bottom"/>
           </w:tcPr>
           <w:p>
             <w:pPr>
-              <w:spacing w:line="391.30434782608694" w:lineRule="auto"/>
-              <w:ind w:left="0" w:firstLine="0"/>
-              <w:rPr>
-                <w:b w:val="0"/>
-                <w:bCs w:val="0"/>
-                <w:color w:val="0f1115"/>
-              </w:rPr>
-            </w:pPr>
-            <w:r>
-              <w:rPr>
-                <w:b w:val="0"/>
-                <w:bCs w:val="0"/>
-                <w:color w:val="0f1115"/>
+              <w:widowControl w:val="0"/>
+              <w:ind w:left="0" w:firstLine="0"/>
+              <w:rPr>
+                <w:b w:val="0"/>
+                <w:bCs w:val="0"/>
+              </w:rPr>
+            </w:pPr>
+            <w:r>
+              <w:rPr>
+                <w:b w:val="0"/>
+                <w:bCs w:val="0"/>
                 <w:rtl w:val="0"/>
               </w:rPr>
               <w:t xml:space="preserve">Equipo de Desarrollo</w:t>
@@ -6048,75 +5361,36 @@
         <w:tc>
           <w:tcPr>
             <w:tcBorders>
-              <w:top w:color="0f1115" w:space="0" w:sz="4" w:val="single"/>
-              <w:left w:color="0f1115" w:space="0" w:sz="4" w:val="single"/>
-              <w:bottom w:color="000000" w:space="0" w:sz="4" w:val="single"/>
-              <w:right w:color="0f1115" w:space="0" w:sz="4" w:val="single"/>
+              <w:top w:color="cccccc" w:space="0" w:sz="5" w:val="single"/>
+              <w:left w:color="cccccc" w:space="0" w:sz="5" w:val="single"/>
+              <w:bottom w:color="1fffff" w:space="0" w:sz="5" w:val="single"/>
+              <w:right w:color="cccccc" w:space="0" w:sz="5" w:val="single"/>
             </w:tcBorders>
+            <w:shd w:fill="ffffff" w:val="clear"/>
             <w:tcMar>
-              <w:top w:w="160.0" w:type="dxa"/>
-              <w:left w:w="240.0" w:type="dxa"/>
-              <w:bottom w:w="160.0" w:type="dxa"/>
-              <w:right w:w="240.0" w:type="dxa"/>
+              <w:top w:w="40.0" w:type="dxa"/>
+              <w:left w:w="40.0" w:type="dxa"/>
+              <w:bottom w:w="40.0" w:type="dxa"/>
+              <w:right w:w="40.0" w:type="dxa"/>
             </w:tcMar>
-            <w:vAlign w:val="top"/>
+            <w:vAlign w:val="bottom"/>
           </w:tcPr>
           <w:p>
             <w:pPr>
-              <w:spacing w:line="391.30434782608694" w:lineRule="auto"/>
-              <w:ind w:left="0" w:firstLine="0"/>
-              <w:rPr>
-                <w:b w:val="0"/>
-                <w:bCs w:val="0"/>
-                <w:color w:val="0f1115"/>
-              </w:rPr>
-            </w:pPr>
-            <w:r>
-              <w:rPr>
-                <w:b w:val="0"/>
-                <w:bCs w:val="0"/>
-                <w:color w:val="0f1115"/>
-                <w:rtl w:val="0"/>
-              </w:rPr>
-              <w:t xml:space="preserve">Mantener repositorios Git actualizados; asegurar que los archivos </w:t>
-            </w:r>
-            <w:r>
-              <w:rPr>
-                <w:b w:val="0"/>
-                <w:bCs w:val="0"/>
-                <w:color w:val="0f1115"/>
-                <w:shd w:fill="ebeef2" w:val="clear"/>
-                <w:rtl w:val="0"/>
-              </w:rPr>
-              <w:t xml:space="preserve">.env</w:t>
-            </w:r>
-            <w:r>
-              <w:rPr>
-                <w:b w:val="0"/>
-                <w:bCs w:val="0"/>
-                <w:color w:val="0f1115"/>
-                <w:rtl w:val="0"/>
-              </w:rPr>
-              <w:t xml:space="preserve"> de desarrollo y producción estén correctamente versionados (</w:t>
-            </w:r>
-            <w:r>
-              <w:rPr>
-                <w:b w:val="0"/>
-                <w:bCs w:val="0"/>
-                <w:color w:val="0f1115"/>
-                <w:shd w:fill="ebeef2" w:val="clear"/>
-                <w:rtl w:val="0"/>
-              </w:rPr>
-              <w:t xml:space="preserve">.env.example</w:t>
-            </w:r>
-            <w:r>
-              <w:rPr>
-                <w:b w:val="0"/>
-                <w:bCs w:val="0"/>
-                <w:color w:val="0f1115"/>
-                <w:rtl w:val="0"/>
-              </w:rPr>
-              <w:t xml:space="preserve">) y respaldados.</w:t>
+              <w:widowControl w:val="0"/>
+              <w:ind w:left="0" w:firstLine="0"/>
+              <w:rPr>
+                <w:b w:val="0"/>
+                <w:bCs w:val="0"/>
+              </w:rPr>
+            </w:pPr>
+            <w:r>
+              <w:rPr>
+                <w:b w:val="0"/>
+                <w:bCs w:val="0"/>
+                <w:rtl w:val="0"/>
+              </w:rPr>
+              <w:t xml:space="preserve">Mantener repositorios Git actualizados; asegurar que los archivos .env de desarrollo y producción estén correctamente versionados (.env.example) y respaldados.</w:t>
             </w:r>
             <w:r>
               <w:rPr>
@@ -6128,34 +5402,33 @@
         <w:tc>
           <w:tcPr>
             <w:tcBorders>
-              <w:top w:color="0f1115" w:space="0" w:sz="4" w:val="single"/>
-              <w:left w:color="0f1115" w:space="0" w:sz="4" w:val="single"/>
-              <w:bottom w:color="000000" w:space="0" w:sz="4" w:val="single"/>
-              <w:right w:color="0f1115" w:space="0" w:sz="4" w:val="single"/>
+              <w:top w:color="cccccc" w:space="0" w:sz="5" w:val="single"/>
+              <w:left w:color="cccccc" w:space="0" w:sz="5" w:val="single"/>
+              <w:bottom w:color="1fffff" w:space="0" w:sz="5" w:val="single"/>
+              <w:right w:color="000000" w:space="0" w:sz="5" w:val="single"/>
             </w:tcBorders>
+            <w:shd w:fill="ffffff" w:val="clear"/>
             <w:tcMar>
-              <w:top w:w="160.0" w:type="dxa"/>
-              <w:left w:w="240.0" w:type="dxa"/>
-              <w:bottom w:w="160.0" w:type="dxa"/>
+              <w:top w:w="40.0" w:type="dxa"/>
+              <w:left w:w="0.0" w:type="dxa"/>
+              <w:bottom w:w="40.0" w:type="dxa"/>
               <w:right w:w="0.0" w:type="dxa"/>
             </w:tcMar>
-            <w:vAlign w:val="top"/>
+            <w:vAlign w:val="bottom"/>
           </w:tcPr>
           <w:p>
             <w:pPr>
-              <w:spacing w:line="391.30434782608694" w:lineRule="auto"/>
-              <w:ind w:left="0" w:firstLine="0"/>
-              <w:rPr>
-                <w:b w:val="0"/>
-                <w:bCs w:val="0"/>
-                <w:color w:val="0f1115"/>
-              </w:rPr>
-            </w:pPr>
-            <w:r>
-              <w:rPr>
-                <w:b w:val="0"/>
-                <w:bCs w:val="0"/>
-                <w:color w:val="0f1115"/>
+              <w:widowControl w:val="0"/>
+              <w:ind w:left="0" w:firstLine="0"/>
+              <w:rPr>
+                <w:b w:val="0"/>
+                <w:bCs w:val="0"/>
+              </w:rPr>
+            </w:pPr>
+            <w:r>
+              <w:rPr>
+                <w:b w:val="0"/>
+                <w:bCs w:val="0"/>
                 <w:rtl w:val="0"/>
               </w:rPr>
               <w:t xml:space="preserve">Tech Lead del equipo</w:t>
@@ -6200,8 +5473,8 @@
         <w:ind w:left="0" w:firstLine="0"/>
         <w:rPr/>
       </w:pPr>
-      <w:bookmarkStart w:colFirst="0" w:colLast="0" w:name="_iijb3397wvbm" w:id="18"/>
-      <w:bookmarkEnd w:id="18"/>
+      <w:bookmarkStart w:colFirst="0" w:colLast="0" w:name="_iijb3397wvbm" w:id="17"/>
+      <w:bookmarkEnd w:id="17"/>
       <w:r>
         <w:rPr>
           <w:rtl w:val="0"/>
@@ -7001,125 +6274,6 @@
     </w:lvl>
   </w:abstractNum>
   <w:abstractNum w:abstractNumId="6">
-    <w:lvl w:ilvl="0">
-      <w:start w:val="1"/>
-      <w:numFmt w:val="decimal"/>
-      <w:lvlText w:val="%1."/>
-      <w:lvlJc w:val="left"/>
-      <w:pPr>
-        <w:ind w:left="720" w:hanging="360"/>
-      </w:pPr>
-      <w:rPr>
-        <w:rFonts w:ascii="Roboto" w:cs="Roboto" w:eastAsia="Roboto" w:hAnsi="Roboto"/>
-        <w:b w:val="0"/>
-        <w:bCs w:val="0"/>
-        <w:i w:val="0"/>
-        <w:iCs w:val="0"/>
-        <w:smallCaps w:val="0"/>
-        <w:color w:val="0f1115"/>
-        <w:sz w:val="24"/>
-        <w:szCs w:val="24"/>
-        <w:u w:val="none"/>
-      </w:rPr>
-    </w:lvl>
-    <w:lvl w:ilvl="1">
-      <w:start w:val="1"/>
-      <w:numFmt w:val="lowerLetter"/>
-      <w:lvlText w:val="%2."/>
-      <w:lvlJc w:val="left"/>
-      <w:pPr>
-        <w:ind w:left="1440" w:hanging="360"/>
-      </w:pPr>
-      <w:rPr>
-        <w:u w:val="none"/>
-      </w:rPr>
-    </w:lvl>
-    <w:lvl w:ilvl="2">
-      <w:start w:val="1"/>
-      <w:numFmt w:val="lowerRoman"/>
-      <w:lvlText w:val="%3."/>
-      <w:lvlJc w:val="left"/>
-      <w:pPr>
-        <w:ind w:left="2160" w:hanging="360"/>
-      </w:pPr>
-      <w:rPr>
-        <w:u w:val="none"/>
-      </w:rPr>
-    </w:lvl>
-    <w:lvl w:ilvl="3">
-      <w:start w:val="1"/>
-      <w:numFmt w:val="decimal"/>
-      <w:lvlText w:val="%4."/>
-      <w:lvlJc w:val="left"/>
-      <w:pPr>
-        <w:ind w:left="2880" w:hanging="360"/>
-      </w:pPr>
-      <w:rPr>
-        <w:u w:val="none"/>
-      </w:rPr>
-    </w:lvl>
-    <w:lvl w:ilvl="4">
-      <w:start w:val="1"/>
-      <w:numFmt w:val="lowerLetter"/>
-      <w:lvlText w:val="%5."/>
-      <w:lvlJc w:val="left"/>
-      <w:pPr>
-        <w:ind w:left="3600" w:hanging="360"/>
-      </w:pPr>
-      <w:rPr>
-        <w:u w:val="none"/>
-      </w:rPr>
-    </w:lvl>
-    <w:lvl w:ilvl="5">
-      <w:start w:val="1"/>
-      <w:numFmt w:val="lowerRoman"/>
-      <w:lvlText w:val="%6."/>
-      <w:lvlJc w:val="left"/>
-      <w:pPr>
-        <w:ind w:left="4320" w:hanging="360"/>
-      </w:pPr>
-      <w:rPr>
-        <w:u w:val="none"/>
-      </w:rPr>
-    </w:lvl>
-    <w:lvl w:ilvl="6">
-      <w:start w:val="1"/>
-      <w:numFmt w:val="decimal"/>
-      <w:lvlText w:val="%7."/>
-      <w:lvlJc w:val="left"/>
-      <w:pPr>
-        <w:ind w:left="5040" w:hanging="360"/>
-      </w:pPr>
-      <w:rPr>
-        <w:u w:val="none"/>
-      </w:rPr>
-    </w:lvl>
-    <w:lvl w:ilvl="7">
-      <w:start w:val="1"/>
-      <w:numFmt w:val="lowerLetter"/>
-      <w:lvlText w:val="%8."/>
-      <w:lvlJc w:val="left"/>
-      <w:pPr>
-        <w:ind w:left="5760" w:hanging="360"/>
-      </w:pPr>
-      <w:rPr>
-        <w:u w:val="none"/>
-      </w:rPr>
-    </w:lvl>
-    <w:lvl w:ilvl="8">
-      <w:start w:val="1"/>
-      <w:numFmt w:val="lowerRoman"/>
-      <w:lvlText w:val="%9."/>
-      <w:lvlJc w:val="left"/>
-      <w:pPr>
-        <w:ind w:left="6480" w:hanging="360"/>
-      </w:pPr>
-      <w:rPr>
-        <w:u w:val="none"/>
-      </w:rPr>
-    </w:lvl>
-  </w:abstractNum>
-  <w:abstractNum w:abstractNumId="7">
     <w:lvl w:ilvl="0">
       <w:start w:val="1"/>
       <w:numFmt w:val="bullet"/>
@@ -7256,9 +6410,6 @@
   <w:num w:numId="6">
     <w:abstractNumId w:val="6"/>
   </w:num>
-  <w:num w:numId="7">
-    <w:abstractNumId w:val="7"/>
-  </w:num>
 </w:numbering>
 </file>
 
@@ -7270,6 +6421,7 @@
         <w:rFonts w:ascii="Arial" w:cs="Arial" w:eastAsia="Arial" w:hAnsi="Arial"/>
         <w:b w:val="1"/>
         <w:bCs w:val="1"/>
+        <w:color w:val="0f1115"/>
         <w:sz w:val="22"/>
         <w:szCs w:val="22"/>
         <w:lang w:val="en"/>
@@ -7277,8 +6429,8 @@
     </w:rPrDefault>
     <w:pPrDefault>
       <w:pPr>
-        <w:spacing w:line="276" w:lineRule="auto"/>
-        <w:ind w:left="1440" w:hanging="360"/>
+        <w:shd w:fill="ffffff" w:val="clear"/>
+        <w:spacing w:after="240" w:before="480" w:line="349.09090909090907" w:lineRule="auto"/>
       </w:pPr>
     </w:pPrDefault>
   </w:docDefaults>
